--- a/IPL-TeSP-PSI-MDS-2526-Template_Projeto.docx
+++ b/IPL-TeSP-PSI-MDS-2526-Template_Projeto.docx
@@ -4,7 +4,7 @@
   <w:body>
     <w:tbl>
       <w:tblPr>
-        <w:tblStyle w:val="TableGrid"/>
+        <w:tblStyle w:val="TabelacomGrelha"/>
         <w:tblW w:w="9644" w:type="dxa"/>
         <w:tblInd w:w="-5" w:type="dxa"/>
         <w:tblLook w:val="04A0" w:firstRow="1" w:lastRow="0" w:firstColumn="1" w:lastColumn="0" w:noHBand="0" w:noVBand="1"/>
@@ -29,7 +29,7 @@
           </w:tcPr>
           <w:p>
             <w:pPr>
-              <w:pStyle w:val="NoSpacing"/>
+              <w:pStyle w:val="SemEspaamento"/>
             </w:pPr>
             <w:r>
               <w:rPr>
@@ -52,7 +52,7 @@
                           <pic:cNvPicPr/>
                         </pic:nvPicPr>
                         <pic:blipFill>
-                          <a:blip r:embed="rId8">
+                          <a:blip r:embed="rId11">
                             <a:extLst>
                               <a:ext uri="{28A0092B-C50C-407E-A947-70E740481C1C}">
                                 <a14:useLocalDpi xmlns:a14="http://schemas.microsoft.com/office/drawing/2010/main" val="0"/>
@@ -93,19 +93,11 @@
           </w:tcPr>
           <w:p>
             <w:pPr>
-              <w:pStyle w:val="NoSpacing"/>
+              <w:pStyle w:val="SemEspaamento"/>
               <w:jc w:val="center"/>
             </w:pPr>
             <w:r>
-              <w:t xml:space="preserve">Curso de </w:t>
-            </w:r>
-            <w:proofErr w:type="spellStart"/>
-            <w:r>
-              <w:t>TeSP</w:t>
-            </w:r>
-            <w:proofErr w:type="spellEnd"/>
-            <w:r>
-              <w:t xml:space="preserve"> em </w:t>
+              <w:t xml:space="preserve">Curso de TeSP em </w:t>
             </w:r>
             <w:r>
               <w:br/>
@@ -114,7 +106,7 @@
           </w:p>
           <w:p>
             <w:pPr>
-              <w:pStyle w:val="NoSpacing"/>
+              <w:pStyle w:val="SemEspaamento"/>
               <w:ind w:left="-336" w:right="-532"/>
               <w:jc w:val="center"/>
               <w:rPr>
@@ -130,7 +122,7 @@
           </w:p>
           <w:p>
             <w:pPr>
-              <w:pStyle w:val="NoSpacing"/>
+              <w:pStyle w:val="SemEspaamento"/>
               <w:ind w:left="-336" w:right="-532"/>
               <w:jc w:val="center"/>
               <w:rPr>
@@ -426,7 +418,7 @@
           <w:rFonts w:ascii="Times New Roman" w:eastAsia="Times New Roman" w:hAnsi="Times New Roman" w:cs="Times New Roman"/>
           <w:sz w:val="24"/>
           <w:szCs w:val="24"/>
-          <w:lang w:val="en-PT" w:eastAsia="en-GB"/>
+          <w:lang w:eastAsia="en-GB"/>
         </w:rPr>
       </w:pPr>
       <w:r>
@@ -434,7 +426,7 @@
           <w:rFonts w:ascii="Times New Roman" w:eastAsia="Times New Roman" w:hAnsi="Times New Roman" w:cs="Times New Roman"/>
           <w:sz w:val="24"/>
           <w:szCs w:val="24"/>
-          <w:lang w:val="en-PT" w:eastAsia="en-GB"/>
+          <w:lang w:eastAsia="en-GB"/>
         </w:rPr>
         <w:t xml:space="preserve"> </w:t>
       </w:r>
@@ -443,7 +435,7 @@
           <w:rFonts w:ascii="Times New Roman" w:eastAsia="Times New Roman" w:hAnsi="Times New Roman" w:cs="Times New Roman"/>
           <w:sz w:val="24"/>
           <w:szCs w:val="24"/>
-          <w:lang w:val="en-PT" w:eastAsia="en-GB"/>
+          <w:lang w:eastAsia="en-GB"/>
         </w:rPr>
         <w:fldChar w:fldCharType="begin"/>
       </w:r>
@@ -452,7 +444,7 @@
           <w:rFonts w:ascii="Times New Roman" w:eastAsia="Times New Roman" w:hAnsi="Times New Roman" w:cs="Times New Roman"/>
           <w:sz w:val="24"/>
           <w:szCs w:val="24"/>
-          <w:lang w:val="en-PT" w:eastAsia="en-GB"/>
+          <w:lang w:eastAsia="en-GB"/>
         </w:rPr>
         <w:instrText xml:space="preserve"> INCLUDEPICTURE "/var/folders/p5/16ycn1kn68zffy2hpwfxsrpr0000gn/T/com.microsoft.Word/WebArchiveCopyPasteTempFiles/microsoft-project-e-gerenciamento-de-portfolio.master.png" \* MERGEFORMATINET </w:instrText>
       </w:r>
@@ -461,7 +453,7 @@
           <w:rFonts w:ascii="Times New Roman" w:eastAsia="Times New Roman" w:hAnsi="Times New Roman" w:cs="Times New Roman"/>
           <w:sz w:val="24"/>
           <w:szCs w:val="24"/>
-          <w:lang w:val="en-PT" w:eastAsia="en-GB"/>
+          <w:lang w:eastAsia="en-GB"/>
         </w:rPr>
         <w:fldChar w:fldCharType="end"/>
       </w:r>
@@ -507,7 +499,7 @@
                     <pic:cNvPicPr/>
                   </pic:nvPicPr>
                   <pic:blipFill>
-                    <a:blip r:embed="rId9"/>
+                    <a:blip r:embed="rId12"/>
                     <a:stretch>
                       <a:fillRect/>
                     </a:stretch>
@@ -612,7 +604,7 @@
     </w:p>
     <w:tbl>
       <w:tblPr>
-        <w:tblStyle w:val="TableGrid"/>
+        <w:tblStyle w:val="TabelacomGrelha"/>
         <w:tblW w:w="9644" w:type="dxa"/>
         <w:tblInd w:w="-5" w:type="dxa"/>
         <w:tblLook w:val="04A0" w:firstRow="1" w:lastRow="0" w:firstColumn="1" w:lastColumn="0" w:noHBand="0" w:noVBand="1"/>
@@ -969,7 +961,7 @@
     <w:p>
       <w:pPr>
         <w:sectPr>
-          <w:footerReference w:type="default" r:id="rId10"/>
+          <w:footerReference w:type="default" r:id="rId13"/>
           <w:type w:val="continuous"/>
           <w:pgSz w:w="11906" w:h="16838"/>
           <w:pgMar w:top="1134" w:right="1134" w:bottom="1418" w:left="1134" w:header="709" w:footer="692" w:gutter="0"/>
@@ -1003,7 +995,7 @@
       <w:sdtContent>
         <w:p>
           <w:pPr>
-            <w:pStyle w:val="TOCHeading"/>
+            <w:pStyle w:val="Cabealhodondice"/>
           </w:pPr>
           <w:r>
             <w:t>ÍNDICE</w:t>
@@ -1011,7 +1003,7 @@
         </w:p>
         <w:p>
           <w:pPr>
-            <w:pStyle w:val="TOC1"/>
+            <w:pStyle w:val="ndice1"/>
             <w:tabs>
               <w:tab w:val="right" w:leader="dot" w:pos="9628"/>
             </w:tabs>
@@ -1025,7 +1017,7 @@
               <w:sz w:val="24"/>
               <w:szCs w:val="24"/>
               <w:u w:val="none"/>
-              <w:lang w:val="en-PT" w:eastAsia="en-GB"/>
+              <w:lang w:eastAsia="en-GB"/>
               <w14:ligatures w14:val="standardContextual"/>
             </w:rPr>
           </w:pPr>
@@ -1049,15 +1041,15 @@
           <w:hyperlink w:anchor="_Toc227748413" w:history="1">
             <w:r>
               <w:rPr>
-                <w:rStyle w:val="Hyperlink"/>
-                <w:noProof/>
-                <w:lang w:val="en-PT"/>
+                <w:rStyle w:val="Hiperligao"/>
+                <w:noProof/>
+                <w:lang/>
               </w:rPr>
               <w:t>Í</w:t>
             </w:r>
             <w:r>
               <w:rPr>
-                <w:rStyle w:val="Hyperlink"/>
+                <w:rStyle w:val="Hiperligao"/>
                 <w:noProof/>
               </w:rPr>
               <w:t>ndice de Figuras</w:t>
@@ -1114,7 +1106,7 @@
         </w:p>
         <w:p>
           <w:pPr>
-            <w:pStyle w:val="TOC1"/>
+            <w:pStyle w:val="ndice1"/>
             <w:tabs>
               <w:tab w:val="right" w:leader="dot" w:pos="9628"/>
             </w:tabs>
@@ -1128,14 +1120,14 @@
               <w:sz w:val="24"/>
               <w:szCs w:val="24"/>
               <w:u w:val="none"/>
-              <w:lang w:val="en-PT" w:eastAsia="en-GB"/>
+              <w:lang w:eastAsia="en-GB"/>
               <w14:ligatures w14:val="standardContextual"/>
             </w:rPr>
           </w:pPr>
           <w:hyperlink w:anchor="_Toc227748414" w:history="1">
             <w:r>
               <w:rPr>
-                <w:rStyle w:val="Hyperlink"/>
+                <w:rStyle w:val="Hiperligao"/>
                 <w:noProof/>
               </w:rPr>
               <w:t>Índice de Tabelas</w:t>
@@ -1192,7 +1184,7 @@
         </w:p>
         <w:p>
           <w:pPr>
-            <w:pStyle w:val="TOC1"/>
+            <w:pStyle w:val="ndice1"/>
             <w:tabs>
               <w:tab w:val="left" w:pos="352"/>
               <w:tab w:val="right" w:leader="dot" w:pos="9628"/>
@@ -1207,14 +1199,14 @@
               <w:sz w:val="24"/>
               <w:szCs w:val="24"/>
               <w:u w:val="none"/>
-              <w:lang w:val="en-PT" w:eastAsia="en-GB"/>
+              <w:lang w:eastAsia="en-GB"/>
               <w14:ligatures w14:val="standardContextual"/>
             </w:rPr>
           </w:pPr>
           <w:hyperlink w:anchor="_Toc227748415" w:history="1">
             <w:r>
               <w:rPr>
-                <w:rStyle w:val="Hyperlink"/>
+                <w:rStyle w:val="Hiperligao"/>
                 <w:noProof/>
               </w:rPr>
               <w:t>1</w:t>
@@ -1230,14 +1222,14 @@
                 <w:sz w:val="24"/>
                 <w:szCs w:val="24"/>
                 <w:u w:val="none"/>
-                <w:lang w:val="en-PT" w:eastAsia="en-GB"/>
+                <w:lang w:eastAsia="en-GB"/>
                 <w14:ligatures w14:val="standardContextual"/>
               </w:rPr>
               <w:tab/>
             </w:r>
             <w:r>
               <w:rPr>
-                <w:rStyle w:val="Hyperlink"/>
+                <w:rStyle w:val="Hiperligao"/>
                 <w:noProof/>
               </w:rPr>
               <w:t>Introdução</w:t>
@@ -1294,7 +1286,7 @@
         </w:p>
         <w:p>
           <w:pPr>
-            <w:pStyle w:val="TOC2"/>
+            <w:pStyle w:val="ndice2"/>
             <w:tabs>
               <w:tab w:val="left" w:pos="522"/>
               <w:tab w:val="right" w:leader="dot" w:pos="9628"/>
@@ -1308,14 +1300,14 @@
               <w:kern w:val="2"/>
               <w:sz w:val="24"/>
               <w:szCs w:val="24"/>
-              <w:lang w:val="en-PT" w:eastAsia="en-GB"/>
+              <w:lang w:eastAsia="en-GB"/>
               <w14:ligatures w14:val="standardContextual"/>
             </w:rPr>
           </w:pPr>
           <w:hyperlink w:anchor="_Toc227748416" w:history="1">
             <w:r>
               <w:rPr>
-                <w:rStyle w:val="Hyperlink"/>
+                <w:rStyle w:val="Hiperligao"/>
                 <w:noProof/>
               </w:rPr>
               <w:t>1.1</w:t>
@@ -1330,14 +1322,14 @@
                 <w:kern w:val="2"/>
                 <w:sz w:val="24"/>
                 <w:szCs w:val="24"/>
-                <w:lang w:val="en-PT" w:eastAsia="en-GB"/>
+                <w:lang w:eastAsia="en-GB"/>
                 <w14:ligatures w14:val="standardContextual"/>
               </w:rPr>
               <w:tab/>
             </w:r>
             <w:r>
               <w:rPr>
-                <w:rStyle w:val="Hyperlink"/>
+                <w:rStyle w:val="Hiperligao"/>
                 <w:noProof/>
               </w:rPr>
               <w:t>Sumário executivo</w:t>
@@ -1394,7 +1386,7 @@
         </w:p>
         <w:p>
           <w:pPr>
-            <w:pStyle w:val="TOC1"/>
+            <w:pStyle w:val="ndice1"/>
             <w:tabs>
               <w:tab w:val="left" w:pos="352"/>
               <w:tab w:val="right" w:leader="dot" w:pos="9628"/>
@@ -1409,14 +1401,14 @@
               <w:sz w:val="24"/>
               <w:szCs w:val="24"/>
               <w:u w:val="none"/>
-              <w:lang w:val="en-PT" w:eastAsia="en-GB"/>
+              <w:lang w:eastAsia="en-GB"/>
               <w14:ligatures w14:val="standardContextual"/>
             </w:rPr>
           </w:pPr>
           <w:hyperlink w:anchor="_Toc227748417" w:history="1">
             <w:r>
               <w:rPr>
-                <w:rStyle w:val="Hyperlink"/>
+                <w:rStyle w:val="Hiperligao"/>
                 <w:noProof/>
               </w:rPr>
               <w:t>2</w:t>
@@ -1432,14 +1424,14 @@
                 <w:sz w:val="24"/>
                 <w:szCs w:val="24"/>
                 <w:u w:val="none"/>
-                <w:lang w:val="en-PT" w:eastAsia="en-GB"/>
+                <w:lang w:eastAsia="en-GB"/>
                 <w14:ligatures w14:val="standardContextual"/>
               </w:rPr>
               <w:tab/>
             </w:r>
             <w:r>
               <w:rPr>
-                <w:rStyle w:val="Hyperlink"/>
+                <w:rStyle w:val="Hiperligao"/>
                 <w:noProof/>
               </w:rPr>
               <w:t>Especificação do Sistema</w:t>
@@ -1496,7 +1488,7 @@
         </w:p>
         <w:p>
           <w:pPr>
-            <w:pStyle w:val="TOC2"/>
+            <w:pStyle w:val="ndice2"/>
             <w:tabs>
               <w:tab w:val="left" w:pos="522"/>
               <w:tab w:val="right" w:leader="dot" w:pos="9628"/>
@@ -1510,14 +1502,14 @@
               <w:kern w:val="2"/>
               <w:sz w:val="24"/>
               <w:szCs w:val="24"/>
-              <w:lang w:val="en-PT" w:eastAsia="en-GB"/>
+              <w:lang w:eastAsia="en-GB"/>
               <w14:ligatures w14:val="standardContextual"/>
             </w:rPr>
           </w:pPr>
           <w:hyperlink w:anchor="_Toc227748418" w:history="1">
             <w:r>
               <w:rPr>
-                <w:rStyle w:val="Hyperlink"/>
+                <w:rStyle w:val="Hiperligao"/>
                 <w:noProof/>
               </w:rPr>
               <w:t>2.1</w:t>
@@ -1532,14 +1524,14 @@
                 <w:kern w:val="2"/>
                 <w:sz w:val="24"/>
                 <w:szCs w:val="24"/>
-                <w:lang w:val="en-PT" w:eastAsia="en-GB"/>
+                <w:lang w:eastAsia="en-GB"/>
                 <w14:ligatures w14:val="standardContextual"/>
               </w:rPr>
               <w:tab/>
             </w:r>
             <w:r>
               <w:rPr>
-                <w:rStyle w:val="Hyperlink"/>
+                <w:rStyle w:val="Hiperligao"/>
                 <w:noProof/>
               </w:rPr>
               <w:t>Análise Concorrencial</w:t>
@@ -1596,7 +1588,7 @@
         </w:p>
         <w:p>
           <w:pPr>
-            <w:pStyle w:val="TOC3"/>
+            <w:pStyle w:val="ndice3"/>
             <w:tabs>
               <w:tab w:val="left" w:pos="686"/>
               <w:tab w:val="right" w:leader="dot" w:pos="9628"/>
@@ -1608,14 +1600,14 @@
               <w:kern w:val="2"/>
               <w:sz w:val="24"/>
               <w:szCs w:val="24"/>
-              <w:lang w:val="en-PT" w:eastAsia="en-GB"/>
+              <w:lang w:eastAsia="en-GB"/>
               <w14:ligatures w14:val="standardContextual"/>
             </w:rPr>
           </w:pPr>
           <w:hyperlink w:anchor="_Toc227748419" w:history="1">
             <w:r>
               <w:rPr>
-                <w:rStyle w:val="Hyperlink"/>
+                <w:rStyle w:val="Hiperligao"/>
                 <w:noProof/>
               </w:rPr>
               <w:t>2.1.1</w:t>
@@ -1628,14 +1620,14 @@
                 <w:kern w:val="2"/>
                 <w:sz w:val="24"/>
                 <w:szCs w:val="24"/>
-                <w:lang w:val="en-PT" w:eastAsia="en-GB"/>
+                <w:lang w:eastAsia="en-GB"/>
                 <w14:ligatures w14:val="standardContextual"/>
               </w:rPr>
               <w:tab/>
             </w:r>
             <w:r>
               <w:rPr>
-                <w:rStyle w:val="Hyperlink"/>
+                <w:rStyle w:val="Hiperligao"/>
                 <w:noProof/>
                 <w:highlight w:val="yellow"/>
               </w:rPr>
@@ -1693,7 +1685,7 @@
         </w:p>
         <w:p>
           <w:pPr>
-            <w:pStyle w:val="TOC3"/>
+            <w:pStyle w:val="ndice3"/>
             <w:tabs>
               <w:tab w:val="left" w:pos="686"/>
               <w:tab w:val="right" w:leader="dot" w:pos="9628"/>
@@ -1705,14 +1697,14 @@
               <w:kern w:val="2"/>
               <w:sz w:val="24"/>
               <w:szCs w:val="24"/>
-              <w:lang w:val="en-PT" w:eastAsia="en-GB"/>
+              <w:lang w:eastAsia="en-GB"/>
               <w14:ligatures w14:val="standardContextual"/>
             </w:rPr>
           </w:pPr>
           <w:hyperlink w:anchor="_Toc227748420" w:history="1">
             <w:r>
               <w:rPr>
-                <w:rStyle w:val="Hyperlink"/>
+                <w:rStyle w:val="Hiperligao"/>
                 <w:noProof/>
               </w:rPr>
               <w:t>2.1.2</w:t>
@@ -1725,14 +1717,14 @@
                 <w:kern w:val="2"/>
                 <w:sz w:val="24"/>
                 <w:szCs w:val="24"/>
-                <w:lang w:val="en-PT" w:eastAsia="en-GB"/>
+                <w:lang w:eastAsia="en-GB"/>
                 <w14:ligatures w14:val="standardContextual"/>
               </w:rPr>
               <w:tab/>
             </w:r>
             <w:r>
               <w:rPr>
-                <w:rStyle w:val="Hyperlink"/>
+                <w:rStyle w:val="Hiperligao"/>
                 <w:noProof/>
                 <w:highlight w:val="yellow"/>
               </w:rPr>
@@ -1790,7 +1782,7 @@
         </w:p>
         <w:p>
           <w:pPr>
-            <w:pStyle w:val="TOC3"/>
+            <w:pStyle w:val="ndice3"/>
             <w:tabs>
               <w:tab w:val="left" w:pos="686"/>
               <w:tab w:val="right" w:leader="dot" w:pos="9628"/>
@@ -1802,14 +1794,14 @@
               <w:kern w:val="2"/>
               <w:sz w:val="24"/>
               <w:szCs w:val="24"/>
-              <w:lang w:val="en-PT" w:eastAsia="en-GB"/>
+              <w:lang w:eastAsia="en-GB"/>
               <w14:ligatures w14:val="standardContextual"/>
             </w:rPr>
           </w:pPr>
           <w:hyperlink w:anchor="_Toc227748421" w:history="1">
             <w:r>
               <w:rPr>
-                <w:rStyle w:val="Hyperlink"/>
+                <w:rStyle w:val="Hiperligao"/>
                 <w:noProof/>
               </w:rPr>
               <w:t>2.1.3</w:t>
@@ -1822,14 +1814,14 @@
                 <w:kern w:val="2"/>
                 <w:sz w:val="24"/>
                 <w:szCs w:val="24"/>
-                <w:lang w:val="en-PT" w:eastAsia="en-GB"/>
+                <w:lang w:eastAsia="en-GB"/>
                 <w14:ligatures w14:val="standardContextual"/>
               </w:rPr>
               <w:tab/>
             </w:r>
             <w:r>
               <w:rPr>
-                <w:rStyle w:val="Hyperlink"/>
+                <w:rStyle w:val="Hiperligao"/>
                 <w:noProof/>
                 <w:highlight w:val="yellow"/>
               </w:rPr>
@@ -1887,7 +1879,7 @@
         </w:p>
         <w:p>
           <w:pPr>
-            <w:pStyle w:val="TOC3"/>
+            <w:pStyle w:val="ndice3"/>
             <w:tabs>
               <w:tab w:val="left" w:pos="686"/>
               <w:tab w:val="right" w:leader="dot" w:pos="9628"/>
@@ -1899,14 +1891,14 @@
               <w:kern w:val="2"/>
               <w:sz w:val="24"/>
               <w:szCs w:val="24"/>
-              <w:lang w:val="en-PT" w:eastAsia="en-GB"/>
+              <w:lang w:eastAsia="en-GB"/>
               <w14:ligatures w14:val="standardContextual"/>
             </w:rPr>
           </w:pPr>
           <w:hyperlink w:anchor="_Toc227748422" w:history="1">
             <w:r>
               <w:rPr>
-                <w:rStyle w:val="Hyperlink"/>
+                <w:rStyle w:val="Hiperligao"/>
                 <w:noProof/>
               </w:rPr>
               <w:t>2.1.4</w:t>
@@ -1919,14 +1911,14 @@
                 <w:kern w:val="2"/>
                 <w:sz w:val="24"/>
                 <w:szCs w:val="24"/>
-                <w:lang w:val="en-PT" w:eastAsia="en-GB"/>
+                <w:lang w:eastAsia="en-GB"/>
                 <w14:ligatures w14:val="standardContextual"/>
               </w:rPr>
               <w:tab/>
             </w:r>
             <w:r>
               <w:rPr>
-                <w:rStyle w:val="Hyperlink"/>
+                <w:rStyle w:val="Hiperligao"/>
                 <w:noProof/>
               </w:rPr>
               <w:t>Comparação dos Sistemas</w:t>
@@ -1983,7 +1975,7 @@
         </w:p>
         <w:p>
           <w:pPr>
-            <w:pStyle w:val="TOC3"/>
+            <w:pStyle w:val="ndice3"/>
             <w:tabs>
               <w:tab w:val="left" w:pos="686"/>
               <w:tab w:val="right" w:leader="dot" w:pos="9628"/>
@@ -1995,14 +1987,14 @@
               <w:kern w:val="2"/>
               <w:sz w:val="24"/>
               <w:szCs w:val="24"/>
-              <w:lang w:val="en-PT" w:eastAsia="en-GB"/>
+              <w:lang w:eastAsia="en-GB"/>
               <w14:ligatures w14:val="standardContextual"/>
             </w:rPr>
           </w:pPr>
           <w:hyperlink w:anchor="_Toc227748423" w:history="1">
             <w:r>
               <w:rPr>
-                <w:rStyle w:val="Hyperlink"/>
+                <w:rStyle w:val="Hiperligao"/>
                 <w:noProof/>
               </w:rPr>
               <w:t>2.1.5</w:t>
@@ -2015,14 +2007,14 @@
                 <w:kern w:val="2"/>
                 <w:sz w:val="24"/>
                 <w:szCs w:val="24"/>
-                <w:lang w:val="en-PT" w:eastAsia="en-GB"/>
+                <w:lang w:eastAsia="en-GB"/>
                 <w14:ligatures w14:val="standardContextual"/>
               </w:rPr>
               <w:tab/>
             </w:r>
             <w:r>
               <w:rPr>
-                <w:rStyle w:val="Hyperlink"/>
+                <w:rStyle w:val="Hiperligao"/>
                 <w:noProof/>
               </w:rPr>
               <w:t>Enquadramento da análise concorrencial no SI</w:t>
@@ -2079,7 +2071,7 @@
         </w:p>
         <w:p>
           <w:pPr>
-            <w:pStyle w:val="TOC2"/>
+            <w:pStyle w:val="ndice2"/>
             <w:tabs>
               <w:tab w:val="left" w:pos="522"/>
               <w:tab w:val="right" w:leader="dot" w:pos="9628"/>
@@ -2093,14 +2085,14 @@
               <w:kern w:val="2"/>
               <w:sz w:val="24"/>
               <w:szCs w:val="24"/>
-              <w:lang w:val="en-PT" w:eastAsia="en-GB"/>
+              <w:lang w:eastAsia="en-GB"/>
               <w14:ligatures w14:val="standardContextual"/>
             </w:rPr>
           </w:pPr>
           <w:hyperlink w:anchor="_Toc227748424" w:history="1">
             <w:r>
               <w:rPr>
-                <w:rStyle w:val="Hyperlink"/>
+                <w:rStyle w:val="Hiperligao"/>
                 <w:noProof/>
               </w:rPr>
               <w:t>2.2</w:t>
@@ -2115,14 +2107,14 @@
                 <w:kern w:val="2"/>
                 <w:sz w:val="24"/>
                 <w:szCs w:val="24"/>
-                <w:lang w:val="en-PT" w:eastAsia="en-GB"/>
+                <w:lang w:eastAsia="en-GB"/>
                 <w14:ligatures w14:val="standardContextual"/>
               </w:rPr>
               <w:tab/>
             </w:r>
             <w:r>
               <w:rPr>
-                <w:rStyle w:val="Hyperlink"/>
+                <w:rStyle w:val="Hiperligao"/>
                 <w:noProof/>
               </w:rPr>
               <w:t>Wireframes/Mockups</w:t>
@@ -2179,7 +2171,7 @@
         </w:p>
         <w:p>
           <w:pPr>
-            <w:pStyle w:val="TOC2"/>
+            <w:pStyle w:val="ndice2"/>
             <w:tabs>
               <w:tab w:val="left" w:pos="522"/>
               <w:tab w:val="right" w:leader="dot" w:pos="9628"/>
@@ -2193,14 +2185,14 @@
               <w:kern w:val="2"/>
               <w:sz w:val="24"/>
               <w:szCs w:val="24"/>
-              <w:lang w:val="en-PT" w:eastAsia="en-GB"/>
+              <w:lang w:eastAsia="en-GB"/>
               <w14:ligatures w14:val="standardContextual"/>
             </w:rPr>
           </w:pPr>
           <w:hyperlink w:anchor="_Toc227748425" w:history="1">
             <w:r>
               <w:rPr>
-                <w:rStyle w:val="Hyperlink"/>
+                <w:rStyle w:val="Hiperligao"/>
                 <w:noProof/>
               </w:rPr>
               <w:t>2.3</w:t>
@@ -2215,14 +2207,14 @@
                 <w:kern w:val="2"/>
                 <w:sz w:val="24"/>
                 <w:szCs w:val="24"/>
-                <w:lang w:val="en-PT" w:eastAsia="en-GB"/>
+                <w:lang w:eastAsia="en-GB"/>
                 <w14:ligatures w14:val="standardContextual"/>
               </w:rPr>
               <w:tab/>
             </w:r>
             <w:r>
               <w:rPr>
-                <w:rStyle w:val="Hyperlink"/>
+                <w:rStyle w:val="Hiperligao"/>
                 <w:noProof/>
               </w:rPr>
               <w:t>Diagrama de Classes</w:t>
@@ -2279,7 +2271,7 @@
         </w:p>
         <w:p>
           <w:pPr>
-            <w:pStyle w:val="TOC1"/>
+            <w:pStyle w:val="ndice1"/>
             <w:tabs>
               <w:tab w:val="left" w:pos="352"/>
               <w:tab w:val="right" w:leader="dot" w:pos="9628"/>
@@ -2294,14 +2286,14 @@
               <w:sz w:val="24"/>
               <w:szCs w:val="24"/>
               <w:u w:val="none"/>
-              <w:lang w:val="en-PT" w:eastAsia="en-GB"/>
+              <w:lang w:eastAsia="en-GB"/>
               <w14:ligatures w14:val="standardContextual"/>
             </w:rPr>
           </w:pPr>
           <w:hyperlink w:anchor="_Toc227748426" w:history="1">
             <w:r>
               <w:rPr>
-                <w:rStyle w:val="Hyperlink"/>
+                <w:rStyle w:val="Hiperligao"/>
                 <w:noProof/>
               </w:rPr>
               <w:t>3</w:t>
@@ -2317,14 +2309,14 @@
                 <w:sz w:val="24"/>
                 <w:szCs w:val="24"/>
                 <w:u w:val="none"/>
-                <w:lang w:val="en-PT" w:eastAsia="en-GB"/>
+                <w:lang w:eastAsia="en-GB"/>
                 <w14:ligatures w14:val="standardContextual"/>
               </w:rPr>
               <w:tab/>
             </w:r>
             <w:r>
               <w:rPr>
-                <w:rStyle w:val="Hyperlink"/>
+                <w:rStyle w:val="Hiperligao"/>
                 <w:noProof/>
               </w:rPr>
               <w:t>Scrum</w:t>
@@ -2381,7 +2373,7 @@
         </w:p>
         <w:p>
           <w:pPr>
-            <w:pStyle w:val="TOC2"/>
+            <w:pStyle w:val="ndice2"/>
             <w:tabs>
               <w:tab w:val="left" w:pos="522"/>
               <w:tab w:val="right" w:leader="dot" w:pos="9628"/>
@@ -2395,14 +2387,14 @@
               <w:kern w:val="2"/>
               <w:sz w:val="24"/>
               <w:szCs w:val="24"/>
-              <w:lang w:val="en-PT" w:eastAsia="en-GB"/>
+              <w:lang w:eastAsia="en-GB"/>
               <w14:ligatures w14:val="standardContextual"/>
             </w:rPr>
           </w:pPr>
           <w:hyperlink w:anchor="_Toc227748427" w:history="1">
             <w:r>
               <w:rPr>
-                <w:rStyle w:val="Hyperlink"/>
+                <w:rStyle w:val="Hiperligao"/>
                 <w:noProof/>
               </w:rPr>
               <w:t>3.1</w:t>
@@ -2417,14 +2409,14 @@
                 <w:kern w:val="2"/>
                 <w:sz w:val="24"/>
                 <w:szCs w:val="24"/>
-                <w:lang w:val="en-PT" w:eastAsia="en-GB"/>
+                <w:lang w:eastAsia="en-GB"/>
                 <w14:ligatures w14:val="standardContextual"/>
               </w:rPr>
               <w:tab/>
             </w:r>
             <w:r>
               <w:rPr>
-                <w:rStyle w:val="Hyperlink"/>
+                <w:rStyle w:val="Hiperligao"/>
                 <w:noProof/>
               </w:rPr>
               <w:t>Aplicação do Scrum ao Projeto</w:t>
@@ -2481,7 +2473,7 @@
         </w:p>
         <w:p>
           <w:pPr>
-            <w:pStyle w:val="TOC2"/>
+            <w:pStyle w:val="ndice2"/>
             <w:tabs>
               <w:tab w:val="left" w:pos="522"/>
               <w:tab w:val="right" w:leader="dot" w:pos="9628"/>
@@ -2495,14 +2487,14 @@
               <w:kern w:val="2"/>
               <w:sz w:val="24"/>
               <w:szCs w:val="24"/>
-              <w:lang w:val="en-PT" w:eastAsia="en-GB"/>
+              <w:lang w:eastAsia="en-GB"/>
               <w14:ligatures w14:val="standardContextual"/>
             </w:rPr>
           </w:pPr>
           <w:hyperlink w:anchor="_Toc227748428" w:history="1">
             <w:r>
               <w:rPr>
-                <w:rStyle w:val="Hyperlink"/>
+                <w:rStyle w:val="Hiperligao"/>
                 <w:noProof/>
               </w:rPr>
               <w:t>3.2</w:t>
@@ -2517,14 +2509,14 @@
                 <w:kern w:val="2"/>
                 <w:sz w:val="24"/>
                 <w:szCs w:val="24"/>
-                <w:lang w:val="en-PT" w:eastAsia="en-GB"/>
+                <w:lang w:eastAsia="en-GB"/>
                 <w14:ligatures w14:val="standardContextual"/>
               </w:rPr>
               <w:tab/>
             </w:r>
             <w:r>
               <w:rPr>
-                <w:rStyle w:val="Hyperlink"/>
+                <w:rStyle w:val="Hiperligao"/>
                 <w:noProof/>
               </w:rPr>
               <w:t>Stakeholders e Scrum Team</w:t>
@@ -2581,7 +2573,7 @@
         </w:p>
         <w:p>
           <w:pPr>
-            <w:pStyle w:val="TOC2"/>
+            <w:pStyle w:val="ndice2"/>
             <w:tabs>
               <w:tab w:val="left" w:pos="522"/>
               <w:tab w:val="right" w:leader="dot" w:pos="9628"/>
@@ -2595,14 +2587,14 @@
               <w:kern w:val="2"/>
               <w:sz w:val="24"/>
               <w:szCs w:val="24"/>
-              <w:lang w:val="en-PT" w:eastAsia="en-GB"/>
+              <w:lang w:eastAsia="en-GB"/>
               <w14:ligatures w14:val="standardContextual"/>
             </w:rPr>
           </w:pPr>
           <w:hyperlink w:anchor="_Toc227748429" w:history="1">
             <w:r>
               <w:rPr>
-                <w:rStyle w:val="Hyperlink"/>
+                <w:rStyle w:val="Hiperligao"/>
                 <w:noProof/>
               </w:rPr>
               <w:t>3.3</w:t>
@@ -2617,14 +2609,14 @@
                 <w:kern w:val="2"/>
                 <w:sz w:val="24"/>
                 <w:szCs w:val="24"/>
-                <w:lang w:val="en-PT" w:eastAsia="en-GB"/>
+                <w:lang w:eastAsia="en-GB"/>
                 <w14:ligatures w14:val="standardContextual"/>
               </w:rPr>
               <w:tab/>
             </w:r>
             <w:r>
               <w:rPr>
-                <w:rStyle w:val="Hyperlink"/>
+                <w:rStyle w:val="Hiperligao"/>
                 <w:noProof/>
               </w:rPr>
               <w:t>User Stories</w:t>
@@ -2681,7 +2673,7 @@
         </w:p>
         <w:p>
           <w:pPr>
-            <w:pStyle w:val="TOC2"/>
+            <w:pStyle w:val="ndice2"/>
             <w:tabs>
               <w:tab w:val="left" w:pos="522"/>
               <w:tab w:val="right" w:leader="dot" w:pos="9628"/>
@@ -2695,14 +2687,14 @@
               <w:kern w:val="2"/>
               <w:sz w:val="24"/>
               <w:szCs w:val="24"/>
-              <w:lang w:val="en-PT" w:eastAsia="en-GB"/>
+              <w:lang w:eastAsia="en-GB"/>
               <w14:ligatures w14:val="standardContextual"/>
             </w:rPr>
           </w:pPr>
           <w:hyperlink w:anchor="_Toc227748430" w:history="1">
             <w:r>
               <w:rPr>
-                <w:rStyle w:val="Hyperlink"/>
+                <w:rStyle w:val="Hiperligao"/>
                 <w:noProof/>
               </w:rPr>
               <w:t>3.4</w:t>
@@ -2717,14 +2709,14 @@
                 <w:kern w:val="2"/>
                 <w:sz w:val="24"/>
                 <w:szCs w:val="24"/>
-                <w:lang w:val="en-PT" w:eastAsia="en-GB"/>
+                <w:lang w:eastAsia="en-GB"/>
                 <w14:ligatures w14:val="standardContextual"/>
               </w:rPr>
               <w:tab/>
             </w:r>
             <w:r>
               <w:rPr>
-                <w:rStyle w:val="Hyperlink"/>
+                <w:rStyle w:val="Hiperligao"/>
                 <w:noProof/>
               </w:rPr>
               <w:t>Execução do projeto</w:t>
@@ -2781,7 +2773,7 @@
         </w:p>
         <w:p>
           <w:pPr>
-            <w:pStyle w:val="TOC3"/>
+            <w:pStyle w:val="ndice3"/>
             <w:tabs>
               <w:tab w:val="left" w:pos="686"/>
               <w:tab w:val="right" w:leader="dot" w:pos="9628"/>
@@ -2793,14 +2785,14 @@
               <w:kern w:val="2"/>
               <w:sz w:val="24"/>
               <w:szCs w:val="24"/>
-              <w:lang w:val="en-PT" w:eastAsia="en-GB"/>
+              <w:lang w:eastAsia="en-GB"/>
               <w14:ligatures w14:val="standardContextual"/>
             </w:rPr>
           </w:pPr>
           <w:hyperlink w:anchor="_Toc227748431" w:history="1">
             <w:r>
               <w:rPr>
-                <w:rStyle w:val="Hyperlink"/>
+                <w:rStyle w:val="Hiperligao"/>
                 <w:noProof/>
               </w:rPr>
               <w:t>3.4.1</w:t>
@@ -2813,21 +2805,21 @@
                 <w:kern w:val="2"/>
                 <w:sz w:val="24"/>
                 <w:szCs w:val="24"/>
-                <w:lang w:val="en-PT" w:eastAsia="en-GB"/>
+                <w:lang w:eastAsia="en-GB"/>
                 <w14:ligatures w14:val="standardContextual"/>
               </w:rPr>
               <w:tab/>
             </w:r>
             <w:r>
               <w:rPr>
-                <w:rStyle w:val="Hyperlink"/>
+                <w:rStyle w:val="Hiperligao"/>
                 <w:noProof/>
               </w:rPr>
               <w:t>Sprint 1 (</w:t>
             </w:r>
             <w:r>
               <w:rPr>
-                <w:rStyle w:val="Hyperlink"/>
+                <w:rStyle w:val="Hiperligao"/>
                 <w:noProof/>
                 <w:highlight w:val="yellow"/>
               </w:rPr>
@@ -2835,7 +2827,7 @@
             </w:r>
             <w:r>
               <w:rPr>
-                <w:rStyle w:val="Hyperlink"/>
+                <w:rStyle w:val="Hiperligao"/>
                 <w:noProof/>
               </w:rPr>
               <w:t>)</w:t>
@@ -2892,7 +2884,7 @@
         </w:p>
         <w:p>
           <w:pPr>
-            <w:pStyle w:val="TOC3"/>
+            <w:pStyle w:val="ndice3"/>
             <w:tabs>
               <w:tab w:val="left" w:pos="686"/>
               <w:tab w:val="right" w:leader="dot" w:pos="9628"/>
@@ -2904,14 +2896,14 @@
               <w:kern w:val="2"/>
               <w:sz w:val="24"/>
               <w:szCs w:val="24"/>
-              <w:lang w:val="en-PT" w:eastAsia="en-GB"/>
+              <w:lang w:eastAsia="en-GB"/>
               <w14:ligatures w14:val="standardContextual"/>
             </w:rPr>
           </w:pPr>
           <w:hyperlink w:anchor="_Toc227748432" w:history="1">
             <w:r>
               <w:rPr>
-                <w:rStyle w:val="Hyperlink"/>
+                <w:rStyle w:val="Hiperligao"/>
                 <w:noProof/>
               </w:rPr>
               <w:t>3.4.2</w:t>
@@ -2924,21 +2916,21 @@
                 <w:kern w:val="2"/>
                 <w:sz w:val="24"/>
                 <w:szCs w:val="24"/>
-                <w:lang w:val="en-PT" w:eastAsia="en-GB"/>
+                <w:lang w:eastAsia="en-GB"/>
                 <w14:ligatures w14:val="standardContextual"/>
               </w:rPr>
               <w:tab/>
             </w:r>
             <w:r>
               <w:rPr>
-                <w:rStyle w:val="Hyperlink"/>
+                <w:rStyle w:val="Hiperligao"/>
                 <w:noProof/>
               </w:rPr>
               <w:t>Sprint 2 (</w:t>
             </w:r>
             <w:r>
               <w:rPr>
-                <w:rStyle w:val="Hyperlink"/>
+                <w:rStyle w:val="Hiperligao"/>
                 <w:noProof/>
                 <w:highlight w:val="yellow"/>
               </w:rPr>
@@ -2946,7 +2938,7 @@
             </w:r>
             <w:r>
               <w:rPr>
-                <w:rStyle w:val="Hyperlink"/>
+                <w:rStyle w:val="Hiperligao"/>
                 <w:noProof/>
               </w:rPr>
               <w:t>)</w:t>
@@ -3003,7 +2995,7 @@
         </w:p>
         <w:p>
           <w:pPr>
-            <w:pStyle w:val="TOC3"/>
+            <w:pStyle w:val="ndice3"/>
             <w:tabs>
               <w:tab w:val="left" w:pos="686"/>
               <w:tab w:val="right" w:leader="dot" w:pos="9628"/>
@@ -3015,14 +3007,14 @@
               <w:kern w:val="2"/>
               <w:sz w:val="24"/>
               <w:szCs w:val="24"/>
-              <w:lang w:val="en-PT" w:eastAsia="en-GB"/>
+              <w:lang w:eastAsia="en-GB"/>
               <w14:ligatures w14:val="standardContextual"/>
             </w:rPr>
           </w:pPr>
           <w:hyperlink w:anchor="_Toc227748433" w:history="1">
             <w:r>
               <w:rPr>
-                <w:rStyle w:val="Hyperlink"/>
+                <w:rStyle w:val="Hiperligao"/>
                 <w:noProof/>
               </w:rPr>
               <w:t>3.4.3</w:t>
@@ -3035,21 +3027,21 @@
                 <w:kern w:val="2"/>
                 <w:sz w:val="24"/>
                 <w:szCs w:val="24"/>
-                <w:lang w:val="en-PT" w:eastAsia="en-GB"/>
+                <w:lang w:eastAsia="en-GB"/>
                 <w14:ligatures w14:val="standardContextual"/>
               </w:rPr>
               <w:tab/>
             </w:r>
             <w:r>
               <w:rPr>
-                <w:rStyle w:val="Hyperlink"/>
+                <w:rStyle w:val="Hiperligao"/>
                 <w:noProof/>
               </w:rPr>
               <w:t>Sprint 3 (</w:t>
             </w:r>
             <w:r>
               <w:rPr>
-                <w:rStyle w:val="Hyperlink"/>
+                <w:rStyle w:val="Hiperligao"/>
                 <w:noProof/>
                 <w:highlight w:val="yellow"/>
               </w:rPr>
@@ -3057,7 +3049,7 @@
             </w:r>
             <w:r>
               <w:rPr>
-                <w:rStyle w:val="Hyperlink"/>
+                <w:rStyle w:val="Hiperligao"/>
                 <w:noProof/>
               </w:rPr>
               <w:t>)</w:t>
@@ -3114,7 +3106,7 @@
         </w:p>
         <w:p>
           <w:pPr>
-            <w:pStyle w:val="TOC2"/>
+            <w:pStyle w:val="ndice2"/>
             <w:tabs>
               <w:tab w:val="left" w:pos="522"/>
               <w:tab w:val="right" w:leader="dot" w:pos="9628"/>
@@ -3128,14 +3120,14 @@
               <w:kern w:val="2"/>
               <w:sz w:val="24"/>
               <w:szCs w:val="24"/>
-              <w:lang w:val="en-PT" w:eastAsia="en-GB"/>
+              <w:lang w:eastAsia="en-GB"/>
               <w14:ligatures w14:val="standardContextual"/>
             </w:rPr>
           </w:pPr>
           <w:hyperlink w:anchor="_Toc227748434" w:history="1">
             <w:r>
               <w:rPr>
-                <w:rStyle w:val="Hyperlink"/>
+                <w:rStyle w:val="Hiperligao"/>
                 <w:noProof/>
               </w:rPr>
               <w:t>3.5</w:t>
@@ -3150,14 +3142,14 @@
                 <w:kern w:val="2"/>
                 <w:sz w:val="24"/>
                 <w:szCs w:val="24"/>
-                <w:lang w:val="en-PT" w:eastAsia="en-GB"/>
+                <w:lang w:eastAsia="en-GB"/>
                 <w14:ligatures w14:val="standardContextual"/>
               </w:rPr>
               <w:tab/>
             </w:r>
             <w:r>
               <w:rPr>
-                <w:rStyle w:val="Hyperlink"/>
+                <w:rStyle w:val="Hiperligao"/>
                 <w:i/>
                 <w:iCs/>
                 <w:noProof/>
@@ -3166,7 +3158,7 @@
             </w:r>
             <w:r>
               <w:rPr>
-                <w:rStyle w:val="Hyperlink"/>
+                <w:rStyle w:val="Hiperligao"/>
                 <w:noProof/>
               </w:rPr>
               <w:t xml:space="preserve"> do Projeto</w:t>
@@ -3223,7 +3215,7 @@
         </w:p>
         <w:p>
           <w:pPr>
-            <w:pStyle w:val="TOC1"/>
+            <w:pStyle w:val="ndice1"/>
             <w:tabs>
               <w:tab w:val="left" w:pos="352"/>
               <w:tab w:val="right" w:leader="dot" w:pos="9628"/>
@@ -3238,14 +3230,14 @@
               <w:sz w:val="24"/>
               <w:szCs w:val="24"/>
               <w:u w:val="none"/>
-              <w:lang w:val="en-PT" w:eastAsia="en-GB"/>
+              <w:lang w:eastAsia="en-GB"/>
               <w14:ligatures w14:val="standardContextual"/>
             </w:rPr>
           </w:pPr>
           <w:hyperlink w:anchor="_Toc227748435" w:history="1">
             <w:r>
               <w:rPr>
-                <w:rStyle w:val="Hyperlink"/>
+                <w:rStyle w:val="Hiperligao"/>
                 <w:noProof/>
               </w:rPr>
               <w:t>4</w:t>
@@ -3261,14 +3253,14 @@
                 <w:sz w:val="24"/>
                 <w:szCs w:val="24"/>
                 <w:u w:val="none"/>
-                <w:lang w:val="en-PT" w:eastAsia="en-GB"/>
+                <w:lang w:eastAsia="en-GB"/>
                 <w14:ligatures w14:val="standardContextual"/>
               </w:rPr>
               <w:tab/>
             </w:r>
             <w:r>
               <w:rPr>
-                <w:rStyle w:val="Hyperlink"/>
+                <w:rStyle w:val="Hiperligao"/>
                 <w:noProof/>
               </w:rPr>
               <w:t>Conclusão</w:t>
@@ -3346,20 +3338,20 @@
       <w:pPr>
         <w:rPr>
           <w:noProof/>
-          <w:lang w:val="en-PT"/>
+          <w:lang/>
         </w:rPr>
       </w:pPr>
       <w:r>
         <w:rPr>
           <w:noProof/>
-          <w:lang w:val="en-PT"/>
+          <w:lang/>
         </w:rPr>
         <w:br w:type="page"/>
       </w:r>
     </w:p>
     <w:p>
       <w:pPr>
-        <w:pStyle w:val="Heading1"/>
+        <w:pStyle w:val="Ttulo1"/>
         <w:numPr>
           <w:ilvl w:val="0"/>
           <w:numId w:val="0"/>
@@ -3367,14 +3359,14 @@
         <w:ind w:left="432" w:hanging="432"/>
         <w:rPr>
           <w:noProof/>
-          <w:lang w:val="en-PT"/>
+          <w:lang/>
         </w:rPr>
       </w:pPr>
       <w:bookmarkStart w:id="0" w:name="_Toc227748413"/>
       <w:r>
         <w:rPr>
           <w:noProof/>
-          <w:lang w:val="en-PT"/>
+          <w:lang/>
         </w:rPr>
         <w:lastRenderedPageBreak/>
         <w:t>Í</w:t>
@@ -3390,7 +3382,7 @@
     <w:p/>
     <w:p>
       <w:pPr>
-        <w:pStyle w:val="TableofFigures"/>
+        <w:pStyle w:val="ndicedeilustraes"/>
         <w:tabs>
           <w:tab w:val="right" w:leader="dot" w:pos="9628"/>
         </w:tabs>
@@ -3400,7 +3392,7 @@
           <w:kern w:val="2"/>
           <w:sz w:val="24"/>
           <w:szCs w:val="24"/>
-          <w:lang w:val="en-PT" w:eastAsia="en-GB"/>
+          <w:lang w:eastAsia="en-GB"/>
           <w14:ligatures w14:val="standardContextual"/>
         </w:rPr>
       </w:pPr>
@@ -3416,14 +3408,14 @@
       <w:hyperlink w:anchor="_Toc227746380" w:history="1">
         <w:r>
           <w:rPr>
-            <w:rStyle w:val="Hyperlink"/>
+            <w:rStyle w:val="Hiperligao"/>
             <w:noProof/>
           </w:rPr>
           <w:t xml:space="preserve">Figura 1 – Wireframe/Mockup do ecrã principal </w:t>
         </w:r>
         <w:r>
           <w:rPr>
-            <w:rStyle w:val="Hyperlink"/>
+            <w:rStyle w:val="Hiperligao"/>
             <w:noProof/>
             <w:highlight w:val="yellow"/>
           </w:rPr>
@@ -3481,7 +3473,7 @@
     </w:p>
     <w:p>
       <w:pPr>
-        <w:pStyle w:val="TableofFigures"/>
+        <w:pStyle w:val="ndicedeilustraes"/>
         <w:tabs>
           <w:tab w:val="right" w:leader="dot" w:pos="9628"/>
         </w:tabs>
@@ -3491,21 +3483,21 @@
           <w:kern w:val="2"/>
           <w:sz w:val="24"/>
           <w:szCs w:val="24"/>
-          <w:lang w:val="en-PT" w:eastAsia="en-GB"/>
+          <w:lang w:eastAsia="en-GB"/>
           <w14:ligatures w14:val="standardContextual"/>
         </w:rPr>
       </w:pPr>
       <w:hyperlink w:anchor="_Toc227746381" w:history="1">
         <w:r>
           <w:rPr>
-            <w:rStyle w:val="Hyperlink"/>
+            <w:rStyle w:val="Hiperligao"/>
             <w:noProof/>
           </w:rPr>
           <w:t xml:space="preserve">Figura 2 – Diagrama de classes </w:t>
         </w:r>
         <w:r>
           <w:rPr>
-            <w:rStyle w:val="Hyperlink"/>
+            <w:rStyle w:val="Hiperligao"/>
             <w:noProof/>
             <w:highlight w:val="yellow"/>
           </w:rPr>
@@ -3574,7 +3566,7 @@
     </w:p>
     <w:p>
       <w:pPr>
-        <w:pStyle w:val="Heading1"/>
+        <w:pStyle w:val="Ttulo1"/>
         <w:numPr>
           <w:ilvl w:val="0"/>
           <w:numId w:val="0"/>
@@ -3591,7 +3583,7 @@
     <w:p/>
     <w:p>
       <w:pPr>
-        <w:pStyle w:val="TableofFigures"/>
+        <w:pStyle w:val="ndicedeilustraes"/>
         <w:tabs>
           <w:tab w:val="right" w:leader="dot" w:pos="9628"/>
         </w:tabs>
@@ -3601,7 +3593,7 @@
           <w:kern w:val="2"/>
           <w:sz w:val="24"/>
           <w:szCs w:val="24"/>
-          <w:lang w:val="en-PT" w:eastAsia="en-GB"/>
+          <w:lang w:eastAsia="en-GB"/>
           <w14:ligatures w14:val="standardContextual"/>
         </w:rPr>
       </w:pPr>
@@ -3617,14 +3609,14 @@
       <w:hyperlink w:anchor="_Toc227746391" w:history="1">
         <w:r>
           <w:rPr>
-            <w:rStyle w:val="Hyperlink"/>
+            <w:rStyle w:val="Hiperligao"/>
             <w:noProof/>
           </w:rPr>
           <w:t xml:space="preserve">Tabela 1 – Descrição do </w:t>
         </w:r>
         <w:r>
           <w:rPr>
-            <w:rStyle w:val="Hyperlink"/>
+            <w:rStyle w:val="Hiperligao"/>
             <w:noProof/>
             <w:highlight w:val="yellow"/>
           </w:rPr>
@@ -3682,7 +3674,7 @@
     </w:p>
     <w:p>
       <w:pPr>
-        <w:pStyle w:val="TableofFigures"/>
+        <w:pStyle w:val="ndicedeilustraes"/>
         <w:tabs>
           <w:tab w:val="right" w:leader="dot" w:pos="9628"/>
         </w:tabs>
@@ -3692,21 +3684,21 @@
           <w:kern w:val="2"/>
           <w:sz w:val="24"/>
           <w:szCs w:val="24"/>
-          <w:lang w:val="en-PT" w:eastAsia="en-GB"/>
+          <w:lang w:eastAsia="en-GB"/>
           <w14:ligatures w14:val="standardContextual"/>
         </w:rPr>
       </w:pPr>
       <w:hyperlink w:anchor="_Toc227746392" w:history="1">
         <w:r>
           <w:rPr>
-            <w:rStyle w:val="Hyperlink"/>
+            <w:rStyle w:val="Hiperligao"/>
             <w:noProof/>
           </w:rPr>
           <w:t xml:space="preserve">Tabela 2 – Descrição do </w:t>
         </w:r>
         <w:r>
           <w:rPr>
-            <w:rStyle w:val="Hyperlink"/>
+            <w:rStyle w:val="Hiperligao"/>
             <w:noProof/>
             <w:highlight w:val="yellow"/>
           </w:rPr>
@@ -3764,7 +3756,7 @@
     </w:p>
     <w:p>
       <w:pPr>
-        <w:pStyle w:val="TableofFigures"/>
+        <w:pStyle w:val="ndicedeilustraes"/>
         <w:tabs>
           <w:tab w:val="right" w:leader="dot" w:pos="9628"/>
         </w:tabs>
@@ -3774,21 +3766,21 @@
           <w:kern w:val="2"/>
           <w:sz w:val="24"/>
           <w:szCs w:val="24"/>
-          <w:lang w:val="en-PT" w:eastAsia="en-GB"/>
+          <w:lang w:eastAsia="en-GB"/>
           <w14:ligatures w14:val="standardContextual"/>
         </w:rPr>
       </w:pPr>
       <w:hyperlink w:anchor="_Toc227746393" w:history="1">
         <w:r>
           <w:rPr>
-            <w:rStyle w:val="Hyperlink"/>
+            <w:rStyle w:val="Hiperligao"/>
             <w:noProof/>
           </w:rPr>
           <w:t xml:space="preserve">Tabela 3 – Descrição do </w:t>
         </w:r>
         <w:r>
           <w:rPr>
-            <w:rStyle w:val="Hyperlink"/>
+            <w:rStyle w:val="Hiperligao"/>
             <w:noProof/>
             <w:highlight w:val="yellow"/>
           </w:rPr>
@@ -3846,7 +3838,7 @@
     </w:p>
     <w:p>
       <w:pPr>
-        <w:pStyle w:val="TableofFigures"/>
+        <w:pStyle w:val="ndicedeilustraes"/>
         <w:tabs>
           <w:tab w:val="right" w:leader="dot" w:pos="9628"/>
         </w:tabs>
@@ -3856,14 +3848,14 @@
           <w:kern w:val="2"/>
           <w:sz w:val="24"/>
           <w:szCs w:val="24"/>
-          <w:lang w:val="en-PT" w:eastAsia="en-GB"/>
+          <w:lang w:eastAsia="en-GB"/>
           <w14:ligatures w14:val="standardContextual"/>
         </w:rPr>
       </w:pPr>
       <w:hyperlink w:anchor="_Toc227746394" w:history="1">
         <w:r>
           <w:rPr>
-            <w:rStyle w:val="Hyperlink"/>
+            <w:rStyle w:val="Hiperligao"/>
             <w:noProof/>
           </w:rPr>
           <w:t>Tabela 4 – Resumo das características dos Sistemas concorrenciais</w:t>
@@ -3920,7 +3912,7 @@
     </w:p>
     <w:p>
       <w:pPr>
-        <w:pStyle w:val="TableofFigures"/>
+        <w:pStyle w:val="ndicedeilustraes"/>
         <w:tabs>
           <w:tab w:val="right" w:leader="dot" w:pos="9628"/>
         </w:tabs>
@@ -3930,14 +3922,14 @@
           <w:kern w:val="2"/>
           <w:sz w:val="24"/>
           <w:szCs w:val="24"/>
-          <w:lang w:val="en-PT" w:eastAsia="en-GB"/>
+          <w:lang w:eastAsia="en-GB"/>
           <w14:ligatures w14:val="standardContextual"/>
         </w:rPr>
       </w:pPr>
       <w:hyperlink w:anchor="_Toc227746395" w:history="1">
         <w:r>
           <w:rPr>
-            <w:rStyle w:val="Hyperlink"/>
+            <w:rStyle w:val="Hiperligao"/>
             <w:noProof/>
           </w:rPr>
           <w:t>Tabela 5 – Identificação e funções dos Stakeholders e Scrum Team</w:t>
@@ -4004,7 +3996,7 @@
     </w:p>
     <w:p>
       <w:pPr>
-        <w:pStyle w:val="Heading1"/>
+        <w:pStyle w:val="Ttulo1"/>
       </w:pPr>
       <w:bookmarkStart w:id="2" w:name="_Toc227748415"/>
       <w:r>
@@ -4015,165 +4007,1919 @@
     </w:p>
     <w:p>
       <w:pPr>
+        <w:pStyle w:val="Ttulo2"/>
         <w:rPr>
           <w:noProof/>
-          <w:highlight w:val="yellow"/>
-        </w:rPr>
-      </w:pPr>
+        </w:rPr>
+      </w:pPr>
+      <w:bookmarkStart w:id="3" w:name="_Toc227748416"/>
       <w:r>
         <w:rPr>
           <w:noProof/>
-          <w:highlight w:val="yellow"/>
-        </w:rPr>
-        <w:t>&lt;Contextualizar o projeto a implementar, indicando</w:t>
-      </w:r>
-      <w:r>
-        <w:rPr>
-          <w:noProof/>
-          <w:highlight w:val="yellow"/>
-        </w:rPr>
-        <w:t>:</w:t>
+        </w:rPr>
+        <w:t>Contextualização do projeto</w:t>
       </w:r>
     </w:p>
     <w:p>
       <w:pPr>
-        <w:pStyle w:val="ListParagraph"/>
+        <w:pStyle w:val="Ttulo2"/>
         <w:numPr>
           <w:ilvl w:val="0"/>
-          <w:numId w:val="22"/>
+          <w:numId w:val="0"/>
         </w:numPr>
         <w:rPr>
+          <w:rFonts w:ascii="Arial" w:hAnsi="Arial" w:cs="Arial"/>
+          <w:b w:val="0"/>
           <w:noProof/>
-          <w:highlight w:val="yellow"/>
-        </w:rPr>
-      </w:pPr>
-      <w:r>
-        <w:rPr>
+          <w:color w:val="auto"/>
+          <w:sz w:val="24"/>
+          <w:szCs w:val="24"/>
+        </w:rPr>
+      </w:pPr>
+      <w:r>
+        <w:rPr>
+          <w:rFonts w:ascii="Arial" w:hAnsi="Arial" w:cs="Arial"/>
+          <w:b w:val="0"/>
           <w:noProof/>
-          <w:highlight w:val="yellow"/>
-        </w:rPr>
-        <w:t>Objetivo do relatório</w:t>
+          <w:color w:val="auto"/>
+          <w:sz w:val="24"/>
+          <w:szCs w:val="24"/>
+        </w:rPr>
+        <w:t>V</w:t>
+      </w:r>
+      <w:r>
+        <w:rPr>
+          <w:rFonts w:ascii="Arial" w:hAnsi="Arial" w:cs="Arial"/>
+          <w:b w:val="0"/>
+          <w:noProof/>
+          <w:color w:val="auto"/>
+          <w:sz w:val="24"/>
+          <w:szCs w:val="24"/>
+        </w:rPr>
+        <w:t>amos desenvolver</w:t>
+      </w:r>
+      <w:r>
+        <w:rPr>
+          <w:rFonts w:ascii="Arial" w:hAnsi="Arial" w:cs="Arial"/>
+          <w:b w:val="0"/>
+          <w:noProof/>
+          <w:color w:val="auto"/>
+          <w:sz w:val="24"/>
+          <w:szCs w:val="24"/>
+        </w:rPr>
+        <w:t xml:space="preserve"> um projeto com o nome</w:t>
+      </w:r>
+      <w:r>
+        <w:rPr>
+          <w:rFonts w:ascii="Arial" w:hAnsi="Arial" w:cs="Arial"/>
+          <w:b w:val="0"/>
+          <w:noProof/>
+          <w:color w:val="auto"/>
+          <w:sz w:val="24"/>
+          <w:szCs w:val="24"/>
+        </w:rPr>
+        <w:t xml:space="preserve"> iShopping e tem o objetivo</w:t>
+      </w:r>
+      <w:r>
+        <w:rPr>
+          <w:rFonts w:ascii="Arial" w:hAnsi="Arial" w:cs="Arial"/>
+          <w:b w:val="0"/>
+          <w:noProof/>
+          <w:color w:val="auto"/>
+          <w:sz w:val="24"/>
+          <w:szCs w:val="24"/>
+        </w:rPr>
+        <w:t xml:space="preserve"> de</w:t>
+      </w:r>
+      <w:r>
+        <w:rPr>
+          <w:rFonts w:ascii="Arial" w:hAnsi="Arial" w:cs="Arial"/>
+          <w:b w:val="0"/>
+          <w:noProof/>
+          <w:color w:val="auto"/>
+          <w:sz w:val="24"/>
+          <w:szCs w:val="24"/>
+        </w:rPr>
+        <w:t xml:space="preserve"> criar uma aplicação para ajudar uma família a gerir compras domésticas, orçamento mensal e listas de compras. </w:t>
       </w:r>
     </w:p>
     <w:p>
       <w:pPr>
-        <w:pStyle w:val="ListParagraph"/>
+        <w:pStyle w:val="Ttulo2"/>
         <w:numPr>
           <w:ilvl w:val="0"/>
-          <w:numId w:val="22"/>
+          <w:numId w:val="0"/>
         </w:numPr>
         <w:rPr>
+          <w:rFonts w:ascii="Arial" w:hAnsi="Arial" w:cs="Arial"/>
+          <w:b w:val="0"/>
           <w:noProof/>
-          <w:highlight w:val="yellow"/>
-        </w:rPr>
-      </w:pPr>
-      <w:r>
-        <w:rPr>
+          <w:color w:val="auto"/>
+          <w:sz w:val="24"/>
+          <w:szCs w:val="24"/>
+        </w:rPr>
+      </w:pPr>
+      <w:r>
+        <w:rPr>
+          <w:rFonts w:ascii="Arial" w:hAnsi="Arial" w:cs="Arial"/>
+          <w:b w:val="0"/>
           <w:noProof/>
-          <w:highlight w:val="yellow"/>
-        </w:rPr>
-        <w:t>Descrição breve do projeto</w:t>
-      </w:r>
-      <w:r>
-        <w:rPr>
+          <w:color w:val="auto"/>
+          <w:sz w:val="24"/>
+          <w:szCs w:val="24"/>
+        </w:rPr>
+        <w:t xml:space="preserve">Queremos </w:t>
+      </w:r>
+      <w:r>
+        <w:rPr>
+          <w:rFonts w:ascii="Arial" w:hAnsi="Arial" w:cs="Arial"/>
+          <w:b w:val="0"/>
           <w:noProof/>
-          <w:highlight w:val="yellow"/>
-        </w:rPr>
-        <w:t xml:space="preserve"> (incluindo </w:t>
-      </w:r>
-      <w:r>
-        <w:rPr>
+          <w:color w:val="auto"/>
+          <w:sz w:val="24"/>
+          <w:szCs w:val="24"/>
+        </w:rPr>
+        <w:t xml:space="preserve">ter um sistema simples, mas útil, </w:t>
+      </w:r>
+      <w:r>
+        <w:rPr>
+          <w:rFonts w:ascii="Arial" w:hAnsi="Arial" w:cs="Arial"/>
+          <w:b w:val="0"/>
           <w:noProof/>
-          <w:highlight w:val="yellow"/>
-        </w:rPr>
-        <w:t>ligação entre DA e MDS</w:t>
-      </w:r>
-      <w:r>
-        <w:rPr>
+          <w:color w:val="auto"/>
+          <w:sz w:val="24"/>
+          <w:szCs w:val="24"/>
+        </w:rPr>
+        <w:t xml:space="preserve">para que </w:t>
+      </w:r>
+      <w:r>
+        <w:rPr>
+          <w:rFonts w:ascii="Arial" w:hAnsi="Arial" w:cs="Arial"/>
+          <w:b w:val="0"/>
           <w:noProof/>
-          <w:highlight w:val="yellow"/>
-        </w:rPr>
-        <w:t>)</w:t>
+          <w:color w:val="auto"/>
+          <w:sz w:val="24"/>
+          <w:szCs w:val="24"/>
+        </w:rPr>
+        <w:t>seja possível planear compras, registar o que foi comprado e acompanhar os gastos de forma mais organizada.</w:t>
       </w:r>
     </w:p>
     <w:p>
       <w:pPr>
-        <w:pStyle w:val="ListParagraph"/>
+        <w:pStyle w:val="Ttulo2"/>
         <w:numPr>
           <w:ilvl w:val="0"/>
-          <w:numId w:val="22"/>
+          <w:numId w:val="0"/>
         </w:numPr>
         <w:rPr>
+          <w:rFonts w:ascii="Arial" w:hAnsi="Arial" w:cs="Arial"/>
+          <w:b w:val="0"/>
           <w:noProof/>
-          <w:highlight w:val="yellow"/>
-        </w:rPr>
-      </w:pPr>
-      <w:r>
-        <w:rPr>
+          <w:color w:val="auto"/>
+          <w:sz w:val="24"/>
+          <w:szCs w:val="24"/>
+        </w:rPr>
+      </w:pPr>
+      <w:r>
+        <w:rPr>
+          <w:rFonts w:ascii="Arial" w:hAnsi="Arial" w:cs="Arial"/>
+          <w:b w:val="0"/>
           <w:noProof/>
-          <w:highlight w:val="yellow"/>
-        </w:rPr>
-        <w:t>Planeamento geral do projeto</w:t>
+          <w:color w:val="auto"/>
+          <w:sz w:val="24"/>
+          <w:szCs w:val="24"/>
+        </w:rPr>
+        <w:t>S</w:t>
+      </w:r>
+      <w:r>
+        <w:rPr>
+          <w:rFonts w:ascii="Arial" w:hAnsi="Arial" w:cs="Arial"/>
+          <w:b w:val="0"/>
+          <w:noProof/>
+          <w:color w:val="auto"/>
+          <w:sz w:val="24"/>
+          <w:szCs w:val="24"/>
+        </w:rPr>
+        <w:t>erve</w:t>
+      </w:r>
+      <w:r>
+        <w:rPr>
+          <w:rFonts w:ascii="Arial" w:hAnsi="Arial" w:cs="Arial"/>
+          <w:b w:val="0"/>
+          <w:noProof/>
+          <w:color w:val="auto"/>
+          <w:sz w:val="24"/>
+          <w:szCs w:val="24"/>
+        </w:rPr>
+        <w:t xml:space="preserve"> tambem</w:t>
+      </w:r>
+      <w:r>
+        <w:rPr>
+          <w:rFonts w:ascii="Arial" w:hAnsi="Arial" w:cs="Arial"/>
+          <w:b w:val="0"/>
+          <w:noProof/>
+          <w:color w:val="auto"/>
+          <w:sz w:val="24"/>
+          <w:szCs w:val="24"/>
+        </w:rPr>
+        <w:t xml:space="preserve"> para apresentar o projeto, </w:t>
+      </w:r>
+      <w:r>
+        <w:rPr>
+          <w:rFonts w:ascii="Arial" w:hAnsi="Arial" w:cs="Arial"/>
+          <w:b w:val="0"/>
+          <w:noProof/>
+          <w:color w:val="auto"/>
+          <w:sz w:val="24"/>
+          <w:szCs w:val="24"/>
+        </w:rPr>
+        <w:t>mostrar as funcionalidades</w:t>
+      </w:r>
+      <w:r>
+        <w:rPr>
+          <w:rFonts w:ascii="Arial" w:hAnsi="Arial" w:cs="Arial"/>
+          <w:b w:val="0"/>
+          <w:noProof/>
+          <w:color w:val="auto"/>
+          <w:sz w:val="24"/>
+          <w:szCs w:val="24"/>
+        </w:rPr>
+        <w:t xml:space="preserve"> e como foi pensado o desenvolvimento da aplicação. </w:t>
       </w:r>
     </w:p>
     <w:p>
       <w:pPr>
-        <w:pStyle w:val="ListParagraph"/>
+        <w:pStyle w:val="Ttulo2"/>
         <w:numPr>
           <w:ilvl w:val="0"/>
-          <w:numId w:val="22"/>
+          <w:numId w:val="0"/>
         </w:numPr>
         <w:rPr>
+          <w:rFonts w:ascii="Arial" w:hAnsi="Arial" w:cs="Arial"/>
+          <w:b w:val="0"/>
           <w:noProof/>
-          <w:highlight w:val="yellow"/>
-        </w:rPr>
-      </w:pPr>
-      <w:r>
-        <w:rPr>
+          <w:color w:val="auto"/>
+          <w:sz w:val="24"/>
+          <w:szCs w:val="24"/>
+        </w:rPr>
+      </w:pPr>
+      <w:r>
+        <w:rPr>
+          <w:rFonts w:ascii="Arial" w:hAnsi="Arial" w:cs="Arial"/>
+          <w:b w:val="0"/>
           <w:noProof/>
-          <w:highlight w:val="yellow"/>
-        </w:rPr>
-        <w:t>Equipa envolvida</w:t>
+          <w:color w:val="auto"/>
+          <w:sz w:val="24"/>
+          <w:szCs w:val="24"/>
+        </w:rPr>
+        <w:t>Também vai ajudar a justificar as opções tomadas ao longo do trabalho, tanto na parte visual como na parte técnica.</w:t>
       </w:r>
     </w:p>
     <w:p>
       <w:pPr>
-        <w:pStyle w:val="ListParagraph"/>
+        <w:pStyle w:val="Ttulo2"/>
+        <w:rPr>
+          <w:noProof/>
+        </w:rPr>
+      </w:pPr>
+      <w:r>
+        <w:rPr>
+          <w:noProof/>
+        </w:rPr>
+        <w:t>Descrição breve do projeto</w:t>
+      </w:r>
+    </w:p>
+    <w:p>
+      <w:pPr>
+        <w:pStyle w:val="Ttulo2"/>
         <w:numPr>
           <w:ilvl w:val="0"/>
-          <w:numId w:val="22"/>
+          <w:numId w:val="0"/>
         </w:numPr>
         <w:rPr>
+          <w:rFonts w:ascii="Arial" w:hAnsi="Arial" w:cs="Arial"/>
+          <w:b w:val="0"/>
           <w:noProof/>
-        </w:rPr>
-      </w:pPr>
-      <w:r>
-        <w:rPr>
+          <w:color w:val="auto"/>
+          <w:sz w:val="24"/>
+          <w:szCs w:val="24"/>
+        </w:rPr>
+      </w:pPr>
+      <w:r>
+        <w:rPr>
+          <w:rFonts w:ascii="Arial" w:hAnsi="Arial" w:cs="Arial"/>
+          <w:b w:val="0"/>
           <w:noProof/>
-          <w:highlight w:val="yellow"/>
-        </w:rPr>
-        <w:t xml:space="preserve">Metodologia ágil adotada </w:t>
-      </w:r>
-      <w:r>
-        <w:rPr>
+          <w:color w:val="auto"/>
+          <w:sz w:val="24"/>
+          <w:szCs w:val="24"/>
+        </w:rPr>
+        <w:t>A aplicação permit</w:t>
+      </w:r>
+      <w:r>
+        <w:rPr>
+          <w:rFonts w:ascii="Arial" w:hAnsi="Arial" w:cs="Arial"/>
+          <w:b w:val="0"/>
           <w:noProof/>
-          <w:highlight w:val="yellow"/>
-        </w:rPr>
-        <w:t>&gt;</w:t>
+          <w:color w:val="auto"/>
+          <w:sz w:val="24"/>
+          <w:szCs w:val="24"/>
+        </w:rPr>
+        <w:t>e</w:t>
+      </w:r>
+      <w:r>
+        <w:rPr>
+          <w:rFonts w:ascii="Arial" w:hAnsi="Arial" w:cs="Arial"/>
+          <w:b w:val="0"/>
+          <w:noProof/>
+          <w:color w:val="auto"/>
+          <w:sz w:val="24"/>
+          <w:szCs w:val="24"/>
+        </w:rPr>
+        <w:t xml:space="preserve"> gerir utilizadores, tipos de artigo, artigos, orçamento e compras. Cada utilizador faz login na aplicação e as ações que </w:t>
+      </w:r>
+      <w:r>
+        <w:rPr>
+          <w:rFonts w:ascii="Arial" w:hAnsi="Arial" w:cs="Arial"/>
+          <w:b w:val="0"/>
+          <w:noProof/>
+          <w:color w:val="auto"/>
+          <w:sz w:val="24"/>
+          <w:szCs w:val="24"/>
+        </w:rPr>
+        <w:t>são feitas</w:t>
+      </w:r>
+      <w:r>
+        <w:rPr>
+          <w:rFonts w:ascii="Arial" w:hAnsi="Arial" w:cs="Arial"/>
+          <w:b w:val="0"/>
+          <w:noProof/>
+          <w:color w:val="auto"/>
+          <w:sz w:val="24"/>
+          <w:szCs w:val="24"/>
+        </w:rPr>
+        <w:t xml:space="preserve"> ficam associadas a</w:t>
+      </w:r>
+      <w:r>
+        <w:rPr>
+          <w:rFonts w:ascii="Arial" w:hAnsi="Arial" w:cs="Arial"/>
+          <w:b w:val="0"/>
+          <w:noProof/>
+          <w:color w:val="auto"/>
+          <w:sz w:val="24"/>
+          <w:szCs w:val="24"/>
+        </w:rPr>
+        <w:t>o</w:t>
+      </w:r>
+      <w:r>
+        <w:rPr>
+          <w:rFonts w:ascii="Arial" w:hAnsi="Arial" w:cs="Arial"/>
+          <w:b w:val="0"/>
+          <w:noProof/>
+          <w:color w:val="auto"/>
+          <w:sz w:val="24"/>
+          <w:szCs w:val="24"/>
+        </w:rPr>
+        <w:t xml:space="preserve"> utilizador. </w:t>
+      </w:r>
+      <w:r>
+        <w:rPr>
+          <w:rFonts w:ascii="Arial" w:hAnsi="Arial" w:cs="Arial"/>
+          <w:b w:val="0"/>
+          <w:noProof/>
+          <w:color w:val="auto"/>
+          <w:sz w:val="24"/>
+          <w:szCs w:val="24"/>
+        </w:rPr>
+        <w:t>P</w:t>
+      </w:r>
+      <w:r>
+        <w:rPr>
+          <w:rFonts w:ascii="Arial" w:hAnsi="Arial" w:cs="Arial"/>
+          <w:b w:val="0"/>
+          <w:noProof/>
+          <w:color w:val="auto"/>
+          <w:sz w:val="24"/>
+          <w:szCs w:val="24"/>
+        </w:rPr>
+        <w:t>ercebe</w:t>
+      </w:r>
+      <w:r>
+        <w:rPr>
+          <w:rFonts w:ascii="Arial" w:hAnsi="Arial" w:cs="Arial"/>
+          <w:b w:val="0"/>
+          <w:noProof/>
+          <w:color w:val="auto"/>
+          <w:sz w:val="24"/>
+          <w:szCs w:val="24"/>
+        </w:rPr>
+        <w:t>mos</w:t>
+      </w:r>
+      <w:r>
+        <w:rPr>
+          <w:rFonts w:ascii="Arial" w:hAnsi="Arial" w:cs="Arial"/>
+          <w:b w:val="0"/>
+          <w:noProof/>
+          <w:color w:val="auto"/>
+          <w:sz w:val="24"/>
+          <w:szCs w:val="24"/>
+        </w:rPr>
+        <w:t xml:space="preserve"> quem criou ou alterou cada registo.</w:t>
       </w:r>
     </w:p>
     <w:p>
       <w:pPr>
-        <w:pStyle w:val="Heading2"/>
-        <w:rPr>
+        <w:pStyle w:val="Ttulo2"/>
+        <w:numPr>
+          <w:ilvl w:val="0"/>
+          <w:numId w:val="0"/>
+        </w:numPr>
+        <w:rPr>
+          <w:rFonts w:ascii="Arial" w:hAnsi="Arial" w:cs="Arial"/>
+          <w:b w:val="0"/>
           <w:noProof/>
-        </w:rPr>
-      </w:pPr>
-      <w:bookmarkStart w:id="3" w:name="_Toc227748416"/>
-      <w:r>
-        <w:rPr>
+          <w:color w:val="auto"/>
+          <w:sz w:val="24"/>
+          <w:szCs w:val="24"/>
+        </w:rPr>
+      </w:pPr>
+      <w:r>
+        <w:rPr>
+          <w:rFonts w:ascii="Arial" w:hAnsi="Arial" w:cs="Arial"/>
+          <w:b w:val="0"/>
           <w:noProof/>
-        </w:rPr>
+          <w:color w:val="auto"/>
+          <w:sz w:val="24"/>
+          <w:szCs w:val="24"/>
+        </w:rPr>
+        <w:t xml:space="preserve">O sistema </w:t>
+      </w:r>
+      <w:r>
+        <w:rPr>
+          <w:rFonts w:ascii="Arial" w:hAnsi="Arial" w:cs="Arial"/>
+          <w:b w:val="0"/>
+          <w:noProof/>
+          <w:color w:val="auto"/>
+          <w:sz w:val="24"/>
+          <w:szCs w:val="24"/>
+        </w:rPr>
+        <w:t>p</w:t>
+      </w:r>
+      <w:r>
+        <w:rPr>
+          <w:rFonts w:ascii="Arial" w:hAnsi="Arial" w:cs="Arial"/>
+          <w:b w:val="0"/>
+          <w:noProof/>
+          <w:color w:val="auto"/>
+          <w:sz w:val="24"/>
+          <w:szCs w:val="24"/>
+        </w:rPr>
+        <w:t>ermit</w:t>
+      </w:r>
+      <w:r>
+        <w:rPr>
+          <w:rFonts w:ascii="Arial" w:hAnsi="Arial" w:cs="Arial"/>
+          <w:b w:val="0"/>
+          <w:noProof/>
+          <w:color w:val="auto"/>
+          <w:sz w:val="24"/>
+          <w:szCs w:val="24"/>
+        </w:rPr>
+        <w:t>e</w:t>
+      </w:r>
+      <w:r>
+        <w:rPr>
+          <w:rFonts w:ascii="Arial" w:hAnsi="Arial" w:cs="Arial"/>
+          <w:b w:val="0"/>
+          <w:noProof/>
+          <w:color w:val="auto"/>
+          <w:sz w:val="24"/>
+          <w:szCs w:val="24"/>
+        </w:rPr>
+        <w:t xml:space="preserve"> criar compras planeadas, adicionar artigos p</w:t>
+      </w:r>
+      <w:r>
+        <w:rPr>
+          <w:rFonts w:ascii="Arial" w:hAnsi="Arial" w:cs="Arial"/>
+          <w:b w:val="0"/>
+          <w:noProof/>
+          <w:color w:val="auto"/>
+          <w:sz w:val="24"/>
+          <w:szCs w:val="24"/>
+        </w:rPr>
+        <w:t>laneados a comprar</w:t>
+      </w:r>
+      <w:r>
+        <w:rPr>
+          <w:rFonts w:ascii="Arial" w:hAnsi="Arial" w:cs="Arial"/>
+          <w:b w:val="0"/>
+          <w:noProof/>
+          <w:color w:val="auto"/>
+          <w:sz w:val="24"/>
+          <w:szCs w:val="24"/>
+        </w:rPr>
+        <w:t xml:space="preserve"> e durante a compra, marcar o que foi realmente comprado. </w:t>
+      </w:r>
+    </w:p>
+    <w:p>
+      <w:pPr>
+        <w:pStyle w:val="Ttulo2"/>
+        <w:numPr>
+          <w:ilvl w:val="0"/>
+          <w:numId w:val="0"/>
+        </w:numPr>
+        <w:rPr>
+          <w:rFonts w:ascii="Arial" w:hAnsi="Arial" w:cs="Arial"/>
+          <w:b w:val="0"/>
+          <w:noProof/>
+          <w:color w:val="auto"/>
+          <w:sz w:val="24"/>
+          <w:szCs w:val="24"/>
+        </w:rPr>
+      </w:pPr>
+      <w:r>
+        <w:rPr>
+          <w:rFonts w:ascii="Arial" w:hAnsi="Arial" w:cs="Arial"/>
+          <w:b w:val="0"/>
+          <w:noProof/>
+          <w:color w:val="auto"/>
+          <w:sz w:val="24"/>
+          <w:szCs w:val="24"/>
+        </w:rPr>
+        <w:t xml:space="preserve">Se aparecer um artigo que não estava previsto, deve ser possível adicioná-lo. </w:t>
+      </w:r>
+    </w:p>
+    <w:p>
+      <w:pPr>
+        <w:pStyle w:val="Ttulo2"/>
+        <w:numPr>
+          <w:ilvl w:val="0"/>
+          <w:numId w:val="0"/>
+        </w:numPr>
+        <w:rPr>
+          <w:rFonts w:ascii="Arial" w:hAnsi="Arial" w:cs="Arial"/>
+          <w:b w:val="0"/>
+          <w:noProof/>
+          <w:color w:val="auto"/>
+          <w:sz w:val="24"/>
+          <w:szCs w:val="24"/>
+        </w:rPr>
+      </w:pPr>
+      <w:r>
+        <w:rPr>
+          <w:rFonts w:ascii="Arial" w:hAnsi="Arial" w:cs="Arial"/>
+          <w:b w:val="0"/>
+          <w:noProof/>
+          <w:color w:val="auto"/>
+          <w:sz w:val="24"/>
+          <w:szCs w:val="24"/>
+        </w:rPr>
+        <w:t>V</w:t>
+      </w:r>
+      <w:r>
+        <w:rPr>
+          <w:rFonts w:ascii="Arial" w:hAnsi="Arial" w:cs="Arial"/>
+          <w:b w:val="0"/>
+          <w:noProof/>
+          <w:color w:val="auto"/>
+          <w:sz w:val="24"/>
+          <w:szCs w:val="24"/>
+        </w:rPr>
+        <w:t>ai existir</w:t>
+      </w:r>
+      <w:r>
+        <w:rPr>
+          <w:rFonts w:ascii="Arial" w:hAnsi="Arial" w:cs="Arial"/>
+          <w:b w:val="0"/>
+          <w:noProof/>
+          <w:color w:val="auto"/>
+          <w:sz w:val="24"/>
+          <w:szCs w:val="24"/>
+        </w:rPr>
+        <w:t xml:space="preserve"> tambem um</w:t>
+      </w:r>
+      <w:r>
+        <w:rPr>
+          <w:rFonts w:ascii="Arial" w:hAnsi="Arial" w:cs="Arial"/>
+          <w:b w:val="0"/>
+          <w:noProof/>
+          <w:color w:val="auto"/>
+          <w:sz w:val="24"/>
+          <w:szCs w:val="24"/>
+        </w:rPr>
+        <w:t xml:space="preserve"> controlo do orçamento mensal, estatísticas e exportação dos dados para CSV.</w:t>
+      </w:r>
+    </w:p>
+    <w:p>
+      <w:pPr>
+        <w:pStyle w:val="Ttulo2"/>
+        <w:rPr>
+          <w:noProof/>
+        </w:rPr>
+      </w:pPr>
+      <w:r>
+        <w:rPr>
+          <w:noProof/>
+        </w:rPr>
+        <w:t>Ligação entre DA e MDS</w:t>
+      </w:r>
+    </w:p>
+    <w:p>
+      <w:pPr>
+        <w:pStyle w:val="Ttulo2"/>
+        <w:numPr>
+          <w:ilvl w:val="0"/>
+          <w:numId w:val="0"/>
+        </w:numPr>
+        <w:rPr>
+          <w:rFonts w:ascii="Arial" w:hAnsi="Arial" w:cs="Arial"/>
+          <w:b w:val="0"/>
+          <w:noProof/>
+          <w:color w:val="auto"/>
+          <w:sz w:val="24"/>
+          <w:szCs w:val="24"/>
+        </w:rPr>
+      </w:pPr>
+      <w:r>
+        <w:rPr>
+          <w:rFonts w:ascii="Arial" w:hAnsi="Arial" w:cs="Arial"/>
+          <w:b w:val="0"/>
+          <w:noProof/>
+          <w:color w:val="auto"/>
+          <w:sz w:val="24"/>
+          <w:szCs w:val="24"/>
+        </w:rPr>
+        <w:t xml:space="preserve">O </w:t>
+      </w:r>
+      <w:r>
+        <w:rPr>
+          <w:rFonts w:ascii="Arial" w:hAnsi="Arial" w:cs="Arial"/>
+          <w:b w:val="0"/>
+          <w:noProof/>
+          <w:color w:val="auto"/>
+          <w:sz w:val="24"/>
+          <w:szCs w:val="24"/>
+        </w:rPr>
+        <w:t xml:space="preserve">projeto junta a </w:t>
+      </w:r>
+      <w:r>
+        <w:rPr>
+          <w:rFonts w:ascii="Arial" w:hAnsi="Arial" w:cs="Arial"/>
+          <w:b w:val="0"/>
+          <w:noProof/>
+          <w:color w:val="auto"/>
+          <w:sz w:val="24"/>
+          <w:szCs w:val="24"/>
+        </w:rPr>
+        <w:t>UC</w:t>
+      </w:r>
+      <w:r>
+        <w:rPr>
+          <w:rFonts w:ascii="Arial" w:hAnsi="Arial" w:cs="Arial"/>
+          <w:b w:val="0"/>
+          <w:noProof/>
+          <w:color w:val="auto"/>
+          <w:sz w:val="24"/>
+          <w:szCs w:val="24"/>
+        </w:rPr>
+        <w:t xml:space="preserve"> de Desenvolvimento de Aplicações com a</w:t>
+      </w:r>
+      <w:r>
+        <w:rPr>
+          <w:rFonts w:ascii="Arial" w:hAnsi="Arial" w:cs="Arial"/>
+          <w:b w:val="0"/>
+          <w:noProof/>
+          <w:color w:val="auto"/>
+          <w:sz w:val="24"/>
+          <w:szCs w:val="24"/>
+        </w:rPr>
+        <w:t xml:space="preserve"> UC</w:t>
+      </w:r>
+      <w:r>
+        <w:rPr>
+          <w:rFonts w:ascii="Arial" w:hAnsi="Arial" w:cs="Arial"/>
+          <w:b w:val="0"/>
+          <w:noProof/>
+          <w:color w:val="auto"/>
+          <w:sz w:val="24"/>
+          <w:szCs w:val="24"/>
+        </w:rPr>
+        <w:t xml:space="preserve"> de </w:t>
+      </w:r>
+      <w:r>
+        <w:rPr>
+          <w:rFonts w:ascii="Arial" w:hAnsi="Arial" w:cs="Arial"/>
+          <w:b w:val="0"/>
+          <w:noProof/>
+          <w:color w:val="auto"/>
+          <w:sz w:val="24"/>
+          <w:szCs w:val="24"/>
+        </w:rPr>
+        <w:t>Metodologias</w:t>
+      </w:r>
+      <w:r>
+        <w:rPr>
+          <w:rFonts w:ascii="Arial" w:hAnsi="Arial" w:cs="Arial"/>
+          <w:b w:val="0"/>
+          <w:noProof/>
+          <w:color w:val="auto"/>
+          <w:sz w:val="24"/>
+          <w:szCs w:val="24"/>
+        </w:rPr>
+        <w:t xml:space="preserve"> d</w:t>
+      </w:r>
+      <w:r>
+        <w:rPr>
+          <w:rFonts w:ascii="Arial" w:hAnsi="Arial" w:cs="Arial"/>
+          <w:b w:val="0"/>
+          <w:noProof/>
+          <w:color w:val="auto"/>
+          <w:sz w:val="24"/>
+          <w:szCs w:val="24"/>
+        </w:rPr>
+        <w:t>e desenvolvimento de software</w:t>
+      </w:r>
+      <w:r>
+        <w:rPr>
+          <w:rFonts w:ascii="Arial" w:hAnsi="Arial" w:cs="Arial"/>
+          <w:b w:val="0"/>
+          <w:noProof/>
+          <w:color w:val="auto"/>
+          <w:sz w:val="24"/>
+          <w:szCs w:val="24"/>
+        </w:rPr>
+        <w:t xml:space="preserve">. </w:t>
+      </w:r>
+    </w:p>
+    <w:p>
+      <w:pPr>
+        <w:pStyle w:val="Ttulo2"/>
+        <w:numPr>
+          <w:ilvl w:val="0"/>
+          <w:numId w:val="0"/>
+        </w:numPr>
+        <w:rPr>
+          <w:rFonts w:ascii="Arial" w:hAnsi="Arial" w:cs="Arial"/>
+          <w:b w:val="0"/>
+          <w:noProof/>
+          <w:color w:val="auto"/>
+          <w:sz w:val="24"/>
+          <w:szCs w:val="24"/>
+        </w:rPr>
+      </w:pPr>
+      <w:r>
+        <w:rPr>
+          <w:rFonts w:ascii="Arial" w:hAnsi="Arial" w:cs="Arial"/>
+          <w:b w:val="0"/>
+          <w:noProof/>
+          <w:color w:val="auto"/>
+          <w:sz w:val="24"/>
+          <w:szCs w:val="24"/>
+        </w:rPr>
+        <w:t>Na parte de DA, vamos construir a aplicação em C# com Win</w:t>
+      </w:r>
+      <w:r>
+        <w:rPr>
+          <w:rFonts w:ascii="Arial" w:hAnsi="Arial" w:cs="Arial"/>
+          <w:b w:val="0"/>
+          <w:noProof/>
+          <w:color w:val="auto"/>
+          <w:sz w:val="24"/>
+          <w:szCs w:val="24"/>
+        </w:rPr>
+        <w:t>dows</w:t>
+      </w:r>
+      <w:r>
+        <w:rPr>
+          <w:rFonts w:ascii="Arial" w:hAnsi="Arial" w:cs="Arial"/>
+          <w:b w:val="0"/>
+          <w:noProof/>
+          <w:color w:val="auto"/>
+          <w:sz w:val="24"/>
+          <w:szCs w:val="24"/>
+        </w:rPr>
+        <w:t>Forms,</w:t>
+      </w:r>
+      <w:r>
+        <w:rPr>
+          <w:rFonts w:ascii="Arial" w:hAnsi="Arial" w:cs="Arial"/>
+          <w:b w:val="0"/>
+          <w:noProof/>
+          <w:color w:val="auto"/>
+          <w:sz w:val="24"/>
+          <w:szCs w:val="24"/>
+        </w:rPr>
+        <w:t xml:space="preserve"> onde vamos</w:t>
+      </w:r>
+      <w:r>
+        <w:rPr>
+          <w:rFonts w:ascii="Arial" w:hAnsi="Arial" w:cs="Arial"/>
+          <w:b w:val="0"/>
+          <w:noProof/>
+          <w:color w:val="auto"/>
+          <w:sz w:val="24"/>
+          <w:szCs w:val="24"/>
+        </w:rPr>
+        <w:t xml:space="preserve"> organizar o código com MVC e desenvolver os formulários pedidos. </w:t>
+      </w:r>
+    </w:p>
+    <w:p>
+      <w:pPr>
+        <w:pStyle w:val="Ttulo2"/>
+        <w:numPr>
+          <w:ilvl w:val="0"/>
+          <w:numId w:val="0"/>
+        </w:numPr>
+        <w:rPr>
+          <w:rFonts w:ascii="Arial" w:hAnsi="Arial" w:cs="Arial"/>
+          <w:b w:val="0"/>
+          <w:noProof/>
+          <w:color w:val="auto"/>
+          <w:sz w:val="24"/>
+          <w:szCs w:val="24"/>
+        </w:rPr>
+      </w:pPr>
+      <w:r>
+        <w:rPr>
+          <w:rFonts w:ascii="Arial" w:hAnsi="Arial" w:cs="Arial"/>
+          <w:b w:val="0"/>
+          <w:noProof/>
+          <w:color w:val="auto"/>
+          <w:sz w:val="24"/>
+          <w:szCs w:val="24"/>
+        </w:rPr>
+        <w:t xml:space="preserve">Na parte de MDS, </w:t>
+      </w:r>
+      <w:r>
+        <w:rPr>
+          <w:rFonts w:ascii="Arial" w:hAnsi="Arial" w:cs="Arial"/>
+          <w:b w:val="0"/>
+          <w:noProof/>
+          <w:color w:val="auto"/>
+          <w:sz w:val="24"/>
+          <w:szCs w:val="24"/>
+        </w:rPr>
+        <w:t>vamos</w:t>
+      </w:r>
+      <w:r>
+        <w:rPr>
+          <w:rFonts w:ascii="Arial" w:hAnsi="Arial" w:cs="Arial"/>
+          <w:b w:val="0"/>
+          <w:noProof/>
+          <w:color w:val="auto"/>
+          <w:sz w:val="24"/>
+          <w:szCs w:val="24"/>
+        </w:rPr>
+        <w:t xml:space="preserve"> desenhar o modelo de dados e perceber como as entidades se ligam umas às outras.</w:t>
+      </w:r>
+    </w:p>
+    <w:p>
+      <w:pPr>
+        <w:pStyle w:val="Ttulo2"/>
+        <w:numPr>
+          <w:ilvl w:val="0"/>
+          <w:numId w:val="0"/>
+        </w:numPr>
+        <w:rPr>
+          <w:rFonts w:ascii="Arial" w:hAnsi="Arial" w:cs="Arial"/>
+          <w:b w:val="0"/>
+          <w:noProof/>
+          <w:color w:val="auto"/>
+          <w:sz w:val="24"/>
+          <w:szCs w:val="24"/>
+        </w:rPr>
+      </w:pPr>
+      <w:r>
+        <w:rPr>
+          <w:rFonts w:ascii="Arial" w:hAnsi="Arial" w:cs="Arial"/>
+          <w:b w:val="0"/>
+          <w:noProof/>
+          <w:color w:val="auto"/>
+          <w:sz w:val="24"/>
+          <w:szCs w:val="24"/>
+        </w:rPr>
+        <w:t>A</w:t>
+      </w:r>
+      <w:r>
+        <w:rPr>
+          <w:rFonts w:ascii="Arial" w:hAnsi="Arial" w:cs="Arial"/>
+          <w:b w:val="0"/>
+          <w:noProof/>
+          <w:color w:val="auto"/>
+          <w:sz w:val="24"/>
+          <w:szCs w:val="24"/>
+        </w:rPr>
+        <w:t xml:space="preserve"> disciplina de MDS ajuda a definir a estrutura da base de dados e a relação entre utilizadores, compras, artigos, orçamentos e itens. </w:t>
+      </w:r>
+    </w:p>
+    <w:p>
+      <w:pPr>
+        <w:pStyle w:val="Ttulo2"/>
+        <w:numPr>
+          <w:ilvl w:val="0"/>
+          <w:numId w:val="0"/>
+        </w:numPr>
+        <w:rPr>
+          <w:rFonts w:ascii="Arial" w:hAnsi="Arial" w:cs="Arial"/>
+          <w:b w:val="0"/>
+          <w:noProof/>
+          <w:color w:val="auto"/>
+          <w:sz w:val="24"/>
+          <w:szCs w:val="24"/>
+        </w:rPr>
+      </w:pPr>
+      <w:r>
+        <w:rPr>
+          <w:rFonts w:ascii="Arial" w:hAnsi="Arial" w:cs="Arial"/>
+          <w:b w:val="0"/>
+          <w:noProof/>
+          <w:color w:val="auto"/>
+          <w:sz w:val="24"/>
+          <w:szCs w:val="24"/>
+        </w:rPr>
+        <w:t>A</w:t>
+      </w:r>
+      <w:r>
+        <w:rPr>
+          <w:rFonts w:ascii="Arial" w:hAnsi="Arial" w:cs="Arial"/>
+          <w:b w:val="0"/>
+          <w:noProof/>
+          <w:color w:val="auto"/>
+          <w:sz w:val="24"/>
+          <w:szCs w:val="24"/>
+        </w:rPr>
+        <w:t xml:space="preserve"> disciplina de DA </w:t>
+      </w:r>
+      <w:r>
+        <w:rPr>
+          <w:rFonts w:ascii="Arial" w:hAnsi="Arial" w:cs="Arial"/>
+          <w:b w:val="0"/>
+          <w:noProof/>
+          <w:color w:val="auto"/>
+          <w:sz w:val="24"/>
+          <w:szCs w:val="24"/>
+        </w:rPr>
+        <w:t>concentra-se na</w:t>
+      </w:r>
+      <w:r>
+        <w:rPr>
+          <w:rFonts w:ascii="Arial" w:hAnsi="Arial" w:cs="Arial"/>
+          <w:b w:val="0"/>
+          <w:noProof/>
+          <w:color w:val="auto"/>
+          <w:sz w:val="24"/>
+          <w:szCs w:val="24"/>
+        </w:rPr>
+        <w:t xml:space="preserve"> implementação prática da aplicação, na lógica do sistema e na criação da interface. </w:t>
+      </w:r>
+      <w:r>
+        <w:rPr>
+          <w:rFonts w:ascii="Arial" w:hAnsi="Arial" w:cs="Arial"/>
+          <w:b w:val="0"/>
+          <w:noProof/>
+          <w:color w:val="auto"/>
+          <w:sz w:val="24"/>
+          <w:szCs w:val="24"/>
+        </w:rPr>
+        <w:t>~</w:t>
+      </w:r>
+    </w:p>
+    <w:p>
+      <w:pPr>
+        <w:pStyle w:val="Ttulo2"/>
+        <w:numPr>
+          <w:ilvl w:val="0"/>
+          <w:numId w:val="0"/>
+        </w:numPr>
+        <w:rPr>
+          <w:rFonts w:ascii="Arial" w:hAnsi="Arial" w:cs="Arial"/>
+          <w:b w:val="0"/>
+          <w:noProof/>
+          <w:color w:val="auto"/>
+          <w:sz w:val="24"/>
+          <w:szCs w:val="24"/>
+        </w:rPr>
+      </w:pPr>
+      <w:r>
+        <w:rPr>
+          <w:rFonts w:ascii="Arial" w:hAnsi="Arial" w:cs="Arial"/>
+          <w:b w:val="0"/>
+          <w:noProof/>
+          <w:color w:val="auto"/>
+          <w:sz w:val="24"/>
+          <w:szCs w:val="24"/>
+        </w:rPr>
+        <w:t>As duas partes estão ligadas, po</w:t>
+      </w:r>
+      <w:r>
+        <w:rPr>
+          <w:rFonts w:ascii="Arial" w:hAnsi="Arial" w:cs="Arial"/>
+          <w:b w:val="0"/>
+          <w:noProof/>
+          <w:color w:val="auto"/>
+          <w:sz w:val="24"/>
+          <w:szCs w:val="24"/>
+        </w:rPr>
+        <w:t>is</w:t>
+      </w:r>
+      <w:r>
+        <w:rPr>
+          <w:rFonts w:ascii="Arial" w:hAnsi="Arial" w:cs="Arial"/>
+          <w:b w:val="0"/>
+          <w:noProof/>
+          <w:color w:val="auto"/>
+          <w:sz w:val="24"/>
+          <w:szCs w:val="24"/>
+        </w:rPr>
+        <w:t xml:space="preserve"> uma ajuda a perceber como os dados devem ser organizados e a outra transforma isso numa aplicação funcional.</w:t>
+      </w:r>
+    </w:p>
+    <w:p>
+      <w:pPr>
+        <w:pStyle w:val="Ttulo2"/>
+        <w:rPr>
+          <w:noProof/>
+        </w:rPr>
+      </w:pPr>
+      <w:r>
+        <w:rPr>
+          <w:noProof/>
+        </w:rPr>
+        <w:t>Planeamento geral do projeto</w:t>
+      </w:r>
+    </w:p>
+    <w:p>
+      <w:pPr>
+        <w:pStyle w:val="Ttulo2"/>
+        <w:numPr>
+          <w:ilvl w:val="0"/>
+          <w:numId w:val="0"/>
+        </w:numPr>
+        <w:rPr>
+          <w:rFonts w:ascii="Arial" w:hAnsi="Arial" w:cs="Arial"/>
+          <w:b w:val="0"/>
+          <w:noProof/>
+          <w:color w:val="auto"/>
+          <w:sz w:val="24"/>
+          <w:szCs w:val="24"/>
+        </w:rPr>
+      </w:pPr>
+      <w:r>
+        <w:rPr>
+          <w:rFonts w:ascii="Arial" w:hAnsi="Arial" w:cs="Arial"/>
+          <w:b w:val="0"/>
+          <w:noProof/>
+          <w:color w:val="auto"/>
+          <w:sz w:val="24"/>
+          <w:szCs w:val="24"/>
+        </w:rPr>
+        <w:t xml:space="preserve">O projeto vai ser feito por fases. Primeiro </w:t>
+      </w:r>
+      <w:r>
+        <w:rPr>
+          <w:rFonts w:ascii="Arial" w:hAnsi="Arial" w:cs="Arial"/>
+          <w:b w:val="0"/>
+          <w:noProof/>
+          <w:color w:val="auto"/>
+          <w:sz w:val="24"/>
+          <w:szCs w:val="24"/>
+        </w:rPr>
+        <w:t>a analise d</w:t>
+      </w:r>
+      <w:r>
+        <w:rPr>
+          <w:rFonts w:ascii="Arial" w:hAnsi="Arial" w:cs="Arial"/>
+          <w:b w:val="0"/>
+          <w:noProof/>
+          <w:color w:val="auto"/>
+          <w:sz w:val="24"/>
+          <w:szCs w:val="24"/>
+        </w:rPr>
+        <w:t xml:space="preserve">o enunciado e definir </w:t>
+      </w:r>
+      <w:r>
+        <w:rPr>
+          <w:rFonts w:ascii="Arial" w:hAnsi="Arial" w:cs="Arial"/>
+          <w:b w:val="0"/>
+          <w:noProof/>
+          <w:color w:val="auto"/>
+          <w:sz w:val="24"/>
+          <w:szCs w:val="24"/>
+        </w:rPr>
+        <w:t xml:space="preserve">as partes </w:t>
+      </w:r>
+      <w:r>
+        <w:rPr>
+          <w:rFonts w:ascii="Arial" w:hAnsi="Arial" w:cs="Arial"/>
+          <w:b w:val="0"/>
+          <w:noProof/>
+          <w:color w:val="auto"/>
+          <w:sz w:val="24"/>
+          <w:szCs w:val="24"/>
+        </w:rPr>
+        <w:t>mais importante</w:t>
+      </w:r>
+      <w:r>
+        <w:rPr>
+          <w:rFonts w:ascii="Arial" w:hAnsi="Arial" w:cs="Arial"/>
+          <w:b w:val="0"/>
+          <w:noProof/>
+          <w:color w:val="auto"/>
+          <w:sz w:val="24"/>
+          <w:szCs w:val="24"/>
+        </w:rPr>
+        <w:t xml:space="preserve"> para</w:t>
+      </w:r>
+      <w:r>
+        <w:rPr>
+          <w:rFonts w:ascii="Arial" w:hAnsi="Arial" w:cs="Arial"/>
+          <w:b w:val="0"/>
+          <w:noProof/>
+          <w:color w:val="auto"/>
+          <w:sz w:val="24"/>
+          <w:szCs w:val="24"/>
+        </w:rPr>
+        <w:t xml:space="preserve"> implementar. </w:t>
+      </w:r>
+    </w:p>
+    <w:p>
+      <w:pPr>
+        <w:pStyle w:val="Ttulo2"/>
+        <w:numPr>
+          <w:ilvl w:val="0"/>
+          <w:numId w:val="0"/>
+        </w:numPr>
+        <w:rPr>
+          <w:rFonts w:ascii="Arial" w:hAnsi="Arial" w:cs="Arial"/>
+          <w:b w:val="0"/>
+          <w:noProof/>
+          <w:color w:val="auto"/>
+          <w:sz w:val="24"/>
+          <w:szCs w:val="24"/>
+        </w:rPr>
+      </w:pPr>
+      <w:r>
+        <w:rPr>
+          <w:rFonts w:ascii="Arial" w:hAnsi="Arial" w:cs="Arial"/>
+          <w:b w:val="0"/>
+          <w:noProof/>
+          <w:color w:val="auto"/>
+          <w:sz w:val="24"/>
+          <w:szCs w:val="24"/>
+        </w:rPr>
+        <w:lastRenderedPageBreak/>
+        <w:t>De seguida</w:t>
+      </w:r>
+      <w:r>
+        <w:rPr>
+          <w:rFonts w:ascii="Arial" w:hAnsi="Arial" w:cs="Arial"/>
+          <w:b w:val="0"/>
+          <w:noProof/>
+          <w:color w:val="auto"/>
+          <w:sz w:val="24"/>
+          <w:szCs w:val="24"/>
+        </w:rPr>
+        <w:t>, vamos construir o modelo de dados, criar a base da aplicação e começar pelos formulários principais, como login, gestão de utilizadores e gestão de artigos.</w:t>
+      </w:r>
+    </w:p>
+    <w:p>
+      <w:pPr>
+        <w:pStyle w:val="Ttulo2"/>
+        <w:numPr>
+          <w:ilvl w:val="0"/>
+          <w:numId w:val="0"/>
+        </w:numPr>
+        <w:rPr>
+          <w:rFonts w:ascii="Arial" w:hAnsi="Arial" w:cs="Arial"/>
+          <w:b w:val="0"/>
+          <w:noProof/>
+          <w:color w:val="auto"/>
+          <w:sz w:val="24"/>
+          <w:szCs w:val="24"/>
+        </w:rPr>
+      </w:pPr>
+      <w:r>
+        <w:rPr>
+          <w:rFonts w:ascii="Arial" w:hAnsi="Arial" w:cs="Arial"/>
+          <w:b w:val="0"/>
+          <w:noProof/>
+          <w:color w:val="auto"/>
+          <w:sz w:val="24"/>
+          <w:szCs w:val="24"/>
+        </w:rPr>
+        <w:t>N</w:t>
+      </w:r>
+      <w:r>
+        <w:rPr>
+          <w:rFonts w:ascii="Arial" w:hAnsi="Arial" w:cs="Arial"/>
+          <w:b w:val="0"/>
+          <w:noProof/>
+          <w:color w:val="auto"/>
+          <w:sz w:val="24"/>
+          <w:szCs w:val="24"/>
+        </w:rPr>
+        <w:t>a proxima fase, a</w:t>
+      </w:r>
+      <w:r>
+        <w:rPr>
+          <w:rFonts w:ascii="Arial" w:hAnsi="Arial" w:cs="Arial"/>
+          <w:b w:val="0"/>
+          <w:noProof/>
+          <w:color w:val="auto"/>
+          <w:sz w:val="24"/>
+          <w:szCs w:val="24"/>
+        </w:rPr>
+        <w:t>vançar</w:t>
+      </w:r>
+      <w:r>
+        <w:rPr>
+          <w:rFonts w:ascii="Arial" w:hAnsi="Arial" w:cs="Arial"/>
+          <w:b w:val="0"/>
+          <w:noProof/>
+          <w:color w:val="auto"/>
+          <w:sz w:val="24"/>
+          <w:szCs w:val="24"/>
+        </w:rPr>
+        <w:t>emos</w:t>
+      </w:r>
+      <w:r>
+        <w:rPr>
+          <w:rFonts w:ascii="Arial" w:hAnsi="Arial" w:cs="Arial"/>
+          <w:b w:val="0"/>
+          <w:noProof/>
+          <w:color w:val="auto"/>
+          <w:sz w:val="24"/>
+          <w:szCs w:val="24"/>
+        </w:rPr>
+        <w:t xml:space="preserve"> para a parte das compras, do orçamento e do modo de compra, que são </w:t>
+      </w:r>
+      <w:r>
+        <w:rPr>
+          <w:rFonts w:ascii="Arial" w:hAnsi="Arial" w:cs="Arial"/>
+          <w:b w:val="0"/>
+          <w:noProof/>
+          <w:color w:val="auto"/>
+          <w:sz w:val="24"/>
+          <w:szCs w:val="24"/>
+        </w:rPr>
+        <w:t>uma das</w:t>
+      </w:r>
+      <w:r>
+        <w:rPr>
+          <w:rFonts w:ascii="Arial" w:hAnsi="Arial" w:cs="Arial"/>
+          <w:b w:val="0"/>
+          <w:noProof/>
+          <w:color w:val="auto"/>
+          <w:sz w:val="24"/>
+          <w:szCs w:val="24"/>
+        </w:rPr>
+        <w:t xml:space="preserve"> funções mais importantes da aplicação. </w:t>
+      </w:r>
+    </w:p>
+    <w:p>
+      <w:pPr>
+        <w:pStyle w:val="Ttulo2"/>
+        <w:numPr>
+          <w:ilvl w:val="0"/>
+          <w:numId w:val="0"/>
+        </w:numPr>
+        <w:rPr>
+          <w:rFonts w:ascii="Arial" w:hAnsi="Arial" w:cs="Arial"/>
+          <w:b w:val="0"/>
+          <w:noProof/>
+          <w:color w:val="auto"/>
+          <w:sz w:val="24"/>
+          <w:szCs w:val="24"/>
+        </w:rPr>
+      </w:pPr>
+      <w:r>
+        <w:rPr>
+          <w:rFonts w:ascii="Arial" w:hAnsi="Arial" w:cs="Arial"/>
+          <w:b w:val="0"/>
+          <w:noProof/>
+          <w:color w:val="auto"/>
+          <w:sz w:val="24"/>
+          <w:szCs w:val="24"/>
+        </w:rPr>
+        <w:t xml:space="preserve">No fim, </w:t>
+      </w:r>
+      <w:r>
+        <w:rPr>
+          <w:rFonts w:ascii="Arial" w:hAnsi="Arial" w:cs="Arial"/>
+          <w:b w:val="0"/>
+          <w:noProof/>
+          <w:color w:val="auto"/>
+          <w:sz w:val="24"/>
+          <w:szCs w:val="24"/>
+        </w:rPr>
+        <w:t>implementamos</w:t>
+      </w:r>
+      <w:r>
+        <w:rPr>
+          <w:rFonts w:ascii="Arial" w:hAnsi="Arial" w:cs="Arial"/>
+          <w:b w:val="0"/>
+          <w:noProof/>
+          <w:color w:val="auto"/>
+          <w:sz w:val="24"/>
+          <w:szCs w:val="24"/>
+        </w:rPr>
+        <w:t xml:space="preserve"> as estatísticas, a exportação para CSV, os testes e a revisão geral do sistema para evitar erros e melhorar o aspeto da aplicação.</w:t>
+      </w:r>
+    </w:p>
+    <w:p/>
+    <w:p>
+      <w:pPr>
+        <w:pStyle w:val="Ttulo2"/>
+        <w:rPr>
+          <w:noProof/>
+        </w:rPr>
+      </w:pPr>
+      <w:r>
+        <w:rPr>
+          <w:noProof/>
+        </w:rPr>
+        <w:t>Equipa envolvida</w:t>
+      </w:r>
+    </w:p>
+    <w:p>
+      <w:pPr>
+        <w:pStyle w:val="Ttulo2"/>
+        <w:numPr>
+          <w:ilvl w:val="0"/>
+          <w:numId w:val="0"/>
+        </w:numPr>
+        <w:rPr>
+          <w:rFonts w:ascii="Arial" w:hAnsi="Arial" w:cs="Arial"/>
+          <w:b w:val="0"/>
+          <w:noProof/>
+          <w:color w:val="auto"/>
+          <w:sz w:val="24"/>
+          <w:szCs w:val="24"/>
+        </w:rPr>
+      </w:pPr>
+      <w:r>
+        <w:rPr>
+          <w:rFonts w:ascii="Arial" w:hAnsi="Arial" w:cs="Arial"/>
+          <w:b w:val="0"/>
+          <w:noProof/>
+          <w:color w:val="auto"/>
+          <w:sz w:val="24"/>
+          <w:szCs w:val="24"/>
+        </w:rPr>
+        <w:t>O trabalho vai ser realizado em grupo de três estudantes, como está indicado no enunciado. Cada elemento da equipa va</w:t>
+      </w:r>
+      <w:r>
+        <w:rPr>
+          <w:rFonts w:ascii="Arial" w:hAnsi="Arial" w:cs="Arial"/>
+          <w:b w:val="0"/>
+          <w:noProof/>
+          <w:color w:val="auto"/>
+          <w:sz w:val="24"/>
+          <w:szCs w:val="24"/>
+        </w:rPr>
+        <w:t>o</w:t>
+      </w:r>
+      <w:r>
+        <w:rPr>
+          <w:rFonts w:ascii="Arial" w:hAnsi="Arial" w:cs="Arial"/>
+          <w:b w:val="0"/>
+          <w:noProof/>
+          <w:color w:val="auto"/>
+          <w:sz w:val="24"/>
+          <w:szCs w:val="24"/>
+        </w:rPr>
+        <w:t xml:space="preserve"> ficar responsáve</w:t>
+      </w:r>
+      <w:r>
+        <w:rPr>
+          <w:rFonts w:ascii="Arial" w:hAnsi="Arial" w:cs="Arial"/>
+          <w:b w:val="0"/>
+          <w:noProof/>
+          <w:color w:val="auto"/>
+          <w:sz w:val="24"/>
+          <w:szCs w:val="24"/>
+        </w:rPr>
+        <w:t>is</w:t>
+      </w:r>
+      <w:r>
+        <w:rPr>
+          <w:rFonts w:ascii="Arial" w:hAnsi="Arial" w:cs="Arial"/>
+          <w:b w:val="0"/>
+          <w:noProof/>
+          <w:color w:val="auto"/>
+          <w:sz w:val="24"/>
+          <w:szCs w:val="24"/>
+        </w:rPr>
+        <w:t xml:space="preserve"> </w:t>
+      </w:r>
+      <w:r>
+        <w:rPr>
+          <w:rFonts w:ascii="Arial" w:hAnsi="Arial" w:cs="Arial"/>
+          <w:b w:val="0"/>
+          <w:noProof/>
+          <w:color w:val="auto"/>
+          <w:sz w:val="24"/>
+          <w:szCs w:val="24"/>
+        </w:rPr>
+        <w:t>em cada</w:t>
+      </w:r>
+      <w:r>
+        <w:rPr>
+          <w:rFonts w:ascii="Arial" w:hAnsi="Arial" w:cs="Arial"/>
+          <w:b w:val="0"/>
+          <w:noProof/>
+          <w:color w:val="auto"/>
+          <w:sz w:val="24"/>
+          <w:szCs w:val="24"/>
+        </w:rPr>
+        <w:t xml:space="preserve"> parte do desenvolvimento, para o trabalho ficar mais organizado e equilibrado.</w:t>
+      </w:r>
+    </w:p>
+    <w:p>
+      <w:pPr>
+        <w:pStyle w:val="Ttulo2"/>
+        <w:numPr>
+          <w:ilvl w:val="0"/>
+          <w:numId w:val="0"/>
+        </w:numPr>
+        <w:rPr>
+          <w:rFonts w:ascii="Arial" w:hAnsi="Arial" w:cs="Arial"/>
+          <w:b w:val="0"/>
+          <w:noProof/>
+          <w:color w:val="auto"/>
+          <w:sz w:val="24"/>
+          <w:szCs w:val="24"/>
+        </w:rPr>
+      </w:pPr>
+      <w:r>
+        <w:rPr>
+          <w:rFonts w:ascii="Arial" w:hAnsi="Arial" w:cs="Arial"/>
+          <w:b w:val="0"/>
+          <w:noProof/>
+          <w:color w:val="auto"/>
+          <w:sz w:val="24"/>
+          <w:szCs w:val="24"/>
+        </w:rPr>
+        <w:t>F</w:t>
+      </w:r>
+      <w:r>
+        <w:rPr>
+          <w:rFonts w:ascii="Arial" w:hAnsi="Arial" w:cs="Arial"/>
+          <w:b w:val="0"/>
+          <w:noProof/>
+          <w:color w:val="auto"/>
+          <w:sz w:val="24"/>
+          <w:szCs w:val="24"/>
+        </w:rPr>
+        <w:t>az sentido dividir tarefas,</w:t>
+      </w:r>
+      <w:r>
+        <w:rPr>
+          <w:rFonts w:ascii="Arial" w:hAnsi="Arial" w:cs="Arial"/>
+          <w:b w:val="0"/>
+          <w:noProof/>
+          <w:color w:val="auto"/>
+          <w:sz w:val="24"/>
+          <w:szCs w:val="24"/>
+        </w:rPr>
+        <w:t xml:space="preserve"> pois</w:t>
+      </w:r>
+      <w:r>
+        <w:rPr>
+          <w:rFonts w:ascii="Arial" w:hAnsi="Arial" w:cs="Arial"/>
+          <w:b w:val="0"/>
+          <w:noProof/>
+          <w:color w:val="auto"/>
+          <w:sz w:val="24"/>
+          <w:szCs w:val="24"/>
+        </w:rPr>
+        <w:t xml:space="preserve"> um elemento pode ficar mais focado na base de dados e modelos, outro na interface e </w:t>
+      </w:r>
+      <w:r>
+        <w:rPr>
+          <w:rFonts w:ascii="Arial" w:hAnsi="Arial" w:cs="Arial"/>
+          <w:b w:val="0"/>
+          <w:noProof/>
+          <w:color w:val="auto"/>
+          <w:sz w:val="24"/>
+          <w:szCs w:val="24"/>
+        </w:rPr>
+        <w:t xml:space="preserve">nos </w:t>
+      </w:r>
+      <w:r>
+        <w:rPr>
+          <w:rFonts w:ascii="Arial" w:hAnsi="Arial" w:cs="Arial"/>
+          <w:b w:val="0"/>
+          <w:noProof/>
+          <w:color w:val="auto"/>
+          <w:sz w:val="24"/>
+          <w:szCs w:val="24"/>
+        </w:rPr>
+        <w:t>formulários, e</w:t>
+      </w:r>
+      <w:r>
+        <w:rPr>
+          <w:rFonts w:ascii="Arial" w:hAnsi="Arial" w:cs="Arial"/>
+          <w:b w:val="0"/>
+          <w:noProof/>
+          <w:color w:val="auto"/>
+          <w:sz w:val="24"/>
+          <w:szCs w:val="24"/>
+        </w:rPr>
+        <w:t xml:space="preserve"> o</w:t>
+      </w:r>
+      <w:r>
+        <w:rPr>
+          <w:rFonts w:ascii="Arial" w:hAnsi="Arial" w:cs="Arial"/>
+          <w:b w:val="0"/>
+          <w:noProof/>
+          <w:color w:val="auto"/>
+          <w:sz w:val="24"/>
+          <w:szCs w:val="24"/>
+        </w:rPr>
+        <w:t xml:space="preserve"> outro na lógica de negócio e testes. </w:t>
+      </w:r>
+    </w:p>
+    <w:p>
+      <w:pPr>
+        <w:pStyle w:val="Ttulo2"/>
+        <w:numPr>
+          <w:ilvl w:val="0"/>
+          <w:numId w:val="0"/>
+        </w:numPr>
+        <w:rPr>
+          <w:rFonts w:ascii="Arial" w:hAnsi="Arial" w:cs="Arial"/>
+          <w:b w:val="0"/>
+          <w:noProof/>
+          <w:color w:val="auto"/>
+          <w:sz w:val="24"/>
+          <w:szCs w:val="24"/>
+        </w:rPr>
+      </w:pPr>
+      <w:r>
+        <w:rPr>
+          <w:rFonts w:ascii="Arial" w:hAnsi="Arial" w:cs="Arial"/>
+          <w:b w:val="0"/>
+          <w:noProof/>
+          <w:color w:val="auto"/>
+          <w:sz w:val="24"/>
+          <w:szCs w:val="24"/>
+        </w:rPr>
+        <w:t xml:space="preserve">No fim </w:t>
+      </w:r>
+      <w:r>
+        <w:rPr>
+          <w:rFonts w:ascii="Arial" w:hAnsi="Arial" w:cs="Arial"/>
+          <w:b w:val="0"/>
+          <w:noProof/>
+          <w:color w:val="auto"/>
+          <w:sz w:val="24"/>
+          <w:szCs w:val="24"/>
+        </w:rPr>
+        <w:t>é preciso junta</w:t>
+      </w:r>
+      <w:r>
+        <w:rPr>
+          <w:rFonts w:ascii="Arial" w:hAnsi="Arial" w:cs="Arial"/>
+          <w:b w:val="0"/>
+          <w:noProof/>
+          <w:color w:val="auto"/>
+          <w:sz w:val="24"/>
+          <w:szCs w:val="24"/>
+        </w:rPr>
+        <w:t>r</w:t>
+      </w:r>
+      <w:r>
+        <w:rPr>
+          <w:rFonts w:ascii="Arial" w:hAnsi="Arial" w:cs="Arial"/>
+          <w:b w:val="0"/>
+          <w:noProof/>
+          <w:color w:val="auto"/>
+          <w:sz w:val="24"/>
+          <w:szCs w:val="24"/>
+        </w:rPr>
+        <w:t xml:space="preserve"> tudo para </w:t>
+      </w:r>
+      <w:r>
+        <w:rPr>
+          <w:rFonts w:ascii="Arial" w:hAnsi="Arial" w:cs="Arial"/>
+          <w:b w:val="0"/>
+          <w:noProof/>
+          <w:color w:val="auto"/>
+          <w:sz w:val="24"/>
+          <w:szCs w:val="24"/>
+        </w:rPr>
+        <w:t xml:space="preserve">a aplicação ficar </w:t>
+      </w:r>
+      <w:r>
+        <w:rPr>
+          <w:rFonts w:ascii="Arial" w:hAnsi="Arial" w:cs="Arial"/>
+          <w:b w:val="0"/>
+          <w:noProof/>
+          <w:color w:val="auto"/>
+          <w:sz w:val="24"/>
+          <w:szCs w:val="24"/>
+        </w:rPr>
+        <w:t>funcional.</w:t>
+      </w:r>
+    </w:p>
+    <w:p>
+      <w:pPr>
+        <w:pStyle w:val="Ttulo2"/>
+        <w:rPr>
+          <w:noProof/>
+        </w:rPr>
+      </w:pPr>
+      <w:r>
+        <w:rPr>
+          <w:noProof/>
+        </w:rPr>
+        <w:t>Metodologia ágil adotada</w:t>
+      </w:r>
+    </w:p>
+    <w:p>
+      <w:pPr>
+        <w:pStyle w:val="Ttulo2"/>
+        <w:numPr>
+          <w:ilvl w:val="0"/>
+          <w:numId w:val="0"/>
+        </w:numPr>
+        <w:rPr>
+          <w:rFonts w:ascii="Arial" w:hAnsi="Arial" w:cs="Arial"/>
+          <w:b w:val="0"/>
+          <w:noProof/>
+          <w:color w:val="auto"/>
+          <w:sz w:val="24"/>
+          <w:szCs w:val="24"/>
+        </w:rPr>
+      </w:pPr>
+      <w:r>
+        <w:rPr>
+          <w:rFonts w:ascii="Arial" w:hAnsi="Arial" w:cs="Arial"/>
+          <w:b w:val="0"/>
+          <w:noProof/>
+          <w:color w:val="auto"/>
+          <w:sz w:val="24"/>
+          <w:szCs w:val="24"/>
+        </w:rPr>
+        <w:t>A</w:t>
+      </w:r>
+      <w:r>
+        <w:rPr>
+          <w:rFonts w:ascii="Arial" w:hAnsi="Arial" w:cs="Arial"/>
+          <w:b w:val="0"/>
+          <w:noProof/>
+          <w:color w:val="auto"/>
+          <w:sz w:val="24"/>
+          <w:szCs w:val="24"/>
+        </w:rPr>
+        <w:t xml:space="preserve">  metodologia</w:t>
+      </w:r>
+      <w:r>
+        <w:rPr>
+          <w:rFonts w:ascii="Arial" w:hAnsi="Arial" w:cs="Arial"/>
+          <w:b w:val="0"/>
+          <w:noProof/>
+          <w:color w:val="auto"/>
+          <w:sz w:val="24"/>
+          <w:szCs w:val="24"/>
+        </w:rPr>
+        <w:t xml:space="preserve"> para este projeto</w:t>
+      </w:r>
+      <w:r>
+        <w:rPr>
+          <w:rFonts w:ascii="Arial" w:hAnsi="Arial" w:cs="Arial"/>
+          <w:b w:val="0"/>
+          <w:noProof/>
+          <w:color w:val="auto"/>
+          <w:sz w:val="24"/>
+          <w:szCs w:val="24"/>
+        </w:rPr>
+        <w:t xml:space="preserve"> mais adequada é a abordagem ágil, porque permite dividir o trabalho em pequenas partes e ir vendo o progresso ao longo do tempo. </w:t>
+      </w:r>
+    </w:p>
+    <w:p>
+      <w:pPr>
+        <w:pStyle w:val="Ttulo2"/>
+        <w:numPr>
+          <w:ilvl w:val="0"/>
+          <w:numId w:val="0"/>
+        </w:numPr>
+        <w:rPr>
+          <w:rFonts w:ascii="Arial" w:hAnsi="Arial" w:cs="Arial"/>
+          <w:b w:val="0"/>
+          <w:noProof/>
+          <w:color w:val="auto"/>
+          <w:sz w:val="24"/>
+          <w:szCs w:val="24"/>
+        </w:rPr>
+      </w:pPr>
+      <w:r>
+        <w:rPr>
+          <w:rFonts w:ascii="Arial" w:hAnsi="Arial" w:cs="Arial"/>
+          <w:b w:val="0"/>
+          <w:noProof/>
+          <w:color w:val="auto"/>
+          <w:sz w:val="24"/>
+          <w:szCs w:val="24"/>
+        </w:rPr>
+        <w:t>Is</w:t>
+      </w:r>
+      <w:r>
+        <w:rPr>
+          <w:rFonts w:ascii="Arial" w:hAnsi="Arial" w:cs="Arial"/>
+          <w:b w:val="0"/>
+          <w:noProof/>
+          <w:color w:val="auto"/>
+          <w:sz w:val="24"/>
+          <w:szCs w:val="24"/>
+        </w:rPr>
+        <w:t>t</w:t>
+      </w:r>
+      <w:r>
+        <w:rPr>
+          <w:rFonts w:ascii="Arial" w:hAnsi="Arial" w:cs="Arial"/>
+          <w:b w:val="0"/>
+          <w:noProof/>
+          <w:color w:val="auto"/>
+          <w:sz w:val="24"/>
+          <w:szCs w:val="24"/>
+        </w:rPr>
+        <w:t>o ajuda, porque o projeto tem muitas funcionalidades e nem sempre é fácil fazer tudo de uma</w:t>
+      </w:r>
+      <w:r>
+        <w:rPr>
+          <w:rFonts w:ascii="Arial" w:hAnsi="Arial" w:cs="Arial"/>
+          <w:b w:val="0"/>
+          <w:noProof/>
+          <w:color w:val="auto"/>
+          <w:sz w:val="24"/>
+          <w:szCs w:val="24"/>
+        </w:rPr>
+        <w:t xml:space="preserve"> só</w:t>
+      </w:r>
+      <w:r>
+        <w:rPr>
+          <w:rFonts w:ascii="Arial" w:hAnsi="Arial" w:cs="Arial"/>
+          <w:b w:val="0"/>
+          <w:noProof/>
+          <w:color w:val="auto"/>
+          <w:sz w:val="24"/>
+          <w:szCs w:val="24"/>
+        </w:rPr>
+        <w:t xml:space="preserve"> vez.</w:t>
+      </w:r>
+    </w:p>
+    <w:p>
+      <w:pPr>
+        <w:pStyle w:val="Ttulo2"/>
+        <w:numPr>
+          <w:ilvl w:val="0"/>
+          <w:numId w:val="0"/>
+        </w:numPr>
+        <w:rPr>
+          <w:rFonts w:ascii="Arial" w:hAnsi="Arial" w:cs="Arial"/>
+          <w:b w:val="0"/>
+          <w:noProof/>
+          <w:color w:val="auto"/>
+          <w:sz w:val="24"/>
+          <w:szCs w:val="24"/>
+        </w:rPr>
+      </w:pPr>
+      <w:r>
+        <w:rPr>
+          <w:rFonts w:ascii="Arial" w:hAnsi="Arial" w:cs="Arial"/>
+          <w:b w:val="0"/>
+          <w:noProof/>
+          <w:color w:val="auto"/>
+          <w:sz w:val="24"/>
+          <w:szCs w:val="24"/>
+        </w:rPr>
+        <w:t xml:space="preserve">A ideia </w:t>
+      </w:r>
+      <w:r>
+        <w:rPr>
+          <w:rFonts w:ascii="Arial" w:hAnsi="Arial" w:cs="Arial"/>
+          <w:b w:val="0"/>
+          <w:noProof/>
+          <w:color w:val="auto"/>
+          <w:sz w:val="24"/>
+          <w:szCs w:val="24"/>
+        </w:rPr>
+        <w:t xml:space="preserve">passa por </w:t>
+      </w:r>
+      <w:r>
+        <w:rPr>
+          <w:rFonts w:ascii="Arial" w:hAnsi="Arial" w:cs="Arial"/>
+          <w:b w:val="0"/>
+          <w:noProof/>
+          <w:color w:val="auto"/>
+          <w:sz w:val="24"/>
+          <w:szCs w:val="24"/>
+        </w:rPr>
+        <w:t xml:space="preserve">trabalhar por etapas curtas, começar pelas funcionalidades mais básicas e ir acrescentando o resto aos poucos. </w:t>
+      </w:r>
+    </w:p>
+    <w:p>
+      <w:pPr>
+        <w:pStyle w:val="Ttulo2"/>
+        <w:numPr>
+          <w:ilvl w:val="0"/>
+          <w:numId w:val="0"/>
+        </w:numPr>
+        <w:rPr>
+          <w:rFonts w:ascii="Arial" w:hAnsi="Arial" w:cs="Arial"/>
+          <w:b w:val="0"/>
+          <w:noProof/>
+          <w:color w:val="auto"/>
+          <w:sz w:val="24"/>
+          <w:szCs w:val="24"/>
+        </w:rPr>
+      </w:pPr>
+      <w:r>
+        <w:rPr>
+          <w:rFonts w:ascii="Arial" w:hAnsi="Arial" w:cs="Arial"/>
+          <w:b w:val="0"/>
+          <w:noProof/>
+          <w:color w:val="auto"/>
+          <w:sz w:val="24"/>
+          <w:szCs w:val="24"/>
+        </w:rPr>
+        <w:t xml:space="preserve">Sempre que uma parte estiver pronta, pode ser testada e melhorada antes de passar à seguinte. </w:t>
+      </w:r>
+    </w:p>
+    <w:p>
+      <w:pPr>
+        <w:pStyle w:val="Ttulo2"/>
+        <w:numPr>
+          <w:ilvl w:val="0"/>
+          <w:numId w:val="0"/>
+        </w:numPr>
+        <w:rPr>
+          <w:rFonts w:ascii="Arial" w:hAnsi="Arial" w:cs="Arial"/>
+          <w:b w:val="0"/>
+          <w:noProof/>
+          <w:color w:val="auto"/>
+          <w:sz w:val="24"/>
+          <w:szCs w:val="24"/>
+        </w:rPr>
+      </w:pPr>
+      <w:r>
+        <w:rPr>
+          <w:rFonts w:ascii="Arial" w:hAnsi="Arial" w:cs="Arial"/>
+          <w:b w:val="0"/>
+          <w:noProof/>
+          <w:color w:val="auto"/>
+          <w:sz w:val="24"/>
+          <w:szCs w:val="24"/>
+        </w:rPr>
+        <w:t>Desta forma, fica mais fácil corrigir</w:t>
+      </w:r>
+      <w:r>
+        <w:rPr>
+          <w:rFonts w:ascii="Arial" w:hAnsi="Arial" w:cs="Arial"/>
+          <w:b w:val="0"/>
+          <w:noProof/>
+          <w:color w:val="auto"/>
+          <w:sz w:val="24"/>
+          <w:szCs w:val="24"/>
+        </w:rPr>
+        <w:t xml:space="preserve"> os</w:t>
+      </w:r>
+      <w:r>
+        <w:rPr>
+          <w:rFonts w:ascii="Arial" w:hAnsi="Arial" w:cs="Arial"/>
+          <w:b w:val="0"/>
+          <w:noProof/>
+          <w:color w:val="auto"/>
+          <w:sz w:val="24"/>
+          <w:szCs w:val="24"/>
+        </w:rPr>
+        <w:t xml:space="preserve"> erros e adaptar o trabalho caso seja necessário mudar alguma coisa.</w:t>
+      </w:r>
+    </w:p>
+    <w:p/>
+    <w:p/>
+    <w:p/>
+    <w:p/>
+    <w:p/>
+    <w:p/>
+    <w:p/>
+    <w:p/>
+    <w:p/>
+    <w:p/>
+    <w:p>
+      <w:pPr>
+        <w:pStyle w:val="Ttulo2"/>
+        <w:rPr>
+          <w:noProof/>
+        </w:rPr>
+      </w:pPr>
+      <w:r>
+        <w:rPr>
+          <w:noProof/>
+        </w:rPr>
+        <w:lastRenderedPageBreak/>
         <w:t>Sumário executivo</w:t>
       </w:r>
       <w:bookmarkEnd w:id="3"/>
@@ -4249,7 +5995,7 @@
     <w:p/>
     <w:p>
       <w:pPr>
-        <w:pStyle w:val="Heading1"/>
+        <w:pStyle w:val="Ttulo1"/>
       </w:pPr>
       <w:bookmarkStart w:id="4" w:name="_Toc227748417"/>
       <w:r>
@@ -4328,13 +6074,7 @@
         <w:rPr>
           <w:highlight w:val="yellow"/>
         </w:rPr>
-        <w:t>-</w:t>
-      </w:r>
-      <w:r>
-        <w:rPr>
-          <w:highlight w:val="yellow"/>
-        </w:rPr>
-        <w:t xml:space="preserve"> </w:t>
+        <w:t xml:space="preserve">- </w:t>
       </w:r>
       <w:proofErr w:type="gramStart"/>
       <w:r>
@@ -4348,19 +6088,7 @@
         <w:rPr>
           <w:highlight w:val="yellow"/>
         </w:rPr>
-        <w:t xml:space="preserve"> </w:t>
-      </w:r>
-      <w:r>
-        <w:rPr>
-          <w:highlight w:val="yellow"/>
-        </w:rPr>
-        <w:t xml:space="preserve">geral </w:t>
-      </w:r>
-      <w:r>
-        <w:rPr>
-          <w:highlight w:val="yellow"/>
-        </w:rPr>
-        <w:t xml:space="preserve">do sistema, ou seja, </w:t>
+        <w:t xml:space="preserve"> geral do sistema, ou seja, </w:t>
       </w:r>
       <w:r>
         <w:rPr>
@@ -4463,7 +6191,7 @@
     <w:p/>
     <w:p>
       <w:pPr>
-        <w:pStyle w:val="Heading2"/>
+        <w:pStyle w:val="Ttulo2"/>
       </w:pPr>
       <w:bookmarkStart w:id="5" w:name="_Toc227748418"/>
       <w:r>
@@ -4500,7 +6228,7 @@
     <w:p/>
     <w:p>
       <w:pPr>
-        <w:pStyle w:val="Heading3"/>
+        <w:pStyle w:val="Ttulo3"/>
       </w:pPr>
       <w:bookmarkStart w:id="6" w:name="_Toc227748419"/>
       <w:r>
@@ -4521,7 +6249,7 @@
     </w:p>
     <w:p>
       <w:pPr>
-        <w:pStyle w:val="Caption"/>
+        <w:pStyle w:val="Legenda"/>
         <w:keepNext/>
         <w:jc w:val="center"/>
       </w:pPr>
@@ -4529,14 +6257,27 @@
       <w:r>
         <w:t xml:space="preserve">Tabela </w:t>
       </w:r>
-      <w:fldSimple w:instr=" SEQ Tabela \* ARABIC ">
-        <w:r>
-          <w:rPr>
-            <w:noProof/>
-          </w:rPr>
-          <w:t>1</w:t>
-        </w:r>
-      </w:fldSimple>
+      <w:r>
+        <w:fldChar w:fldCharType="begin"/>
+      </w:r>
+      <w:r>
+        <w:instrText xml:space="preserve"> SEQ Tabela \* ARABIC </w:instrText>
+      </w:r>
+      <w:r>
+        <w:fldChar w:fldCharType="separate"/>
+      </w:r>
+      <w:r>
+        <w:rPr>
+          <w:noProof/>
+        </w:rPr>
+        <w:t>1</w:t>
+      </w:r>
+      <w:r>
+        <w:rPr>
+          <w:noProof/>
+        </w:rPr>
+        <w:fldChar w:fldCharType="end"/>
+      </w:r>
       <w:r>
         <w:t xml:space="preserve"> – Descrição do </w:t>
       </w:r>
@@ -4550,7 +6291,7 @@
     </w:p>
     <w:tbl>
       <w:tblPr>
-        <w:tblStyle w:val="GridTable7ColourfulAccent3"/>
+        <w:tblStyle w:val="TabeladeGrelha7Colorida-Destaque3"/>
         <w:tblW w:w="9639" w:type="dxa"/>
         <w:tblInd w:w="-5" w:type="dxa"/>
         <w:tblLook w:val="04A0" w:firstRow="1" w:lastRow="0" w:firstColumn="1" w:lastColumn="0" w:noHBand="0" w:noVBand="1"/>
@@ -4599,7 +6340,7 @@
                           <pic:cNvPicPr/>
                         </pic:nvPicPr>
                         <pic:blipFill>
-                          <a:blip r:embed="rId11"/>
+                          <a:blip r:embed="rId14"/>
                           <a:stretch>
                             <a:fillRect/>
                           </a:stretch>
@@ -4677,16 +6418,23 @@
             <w:pPr>
               <w:jc w:val="left"/>
               <w:cnfStyle w:val="000000100000" w:firstRow="0" w:lastRow="0" w:firstColumn="0" w:lastColumn="0" w:oddVBand="0" w:evenVBand="0" w:oddHBand="1" w:evenHBand="0" w:firstRowFirstColumn="0" w:firstRowLastColumn="0" w:lastRowFirstColumn="0" w:lastRowLastColumn="0"/>
-              <w:rPr>
-                <w:highlight w:val="yellow"/>
-              </w:rPr>
-            </w:pPr>
-            <w:r>
-              <w:rPr>
-                <w:highlight w:val="yellow"/>
-              </w:rPr>
-              <w:t>&lt;nome do website/aplicação&gt;</w:t>
-            </w:r>
+            </w:pPr>
+            <w:r>
+              <w:t xml:space="preserve">Out </w:t>
+            </w:r>
+            <w:proofErr w:type="spellStart"/>
+            <w:r>
+              <w:t>of</w:t>
+            </w:r>
+            <w:proofErr w:type="spellEnd"/>
+            <w:r>
+              <w:t xml:space="preserve"> </w:t>
+            </w:r>
+            <w:proofErr w:type="spellStart"/>
+            <w:r>
+              <w:t>Milk</w:t>
+            </w:r>
+            <w:proofErr w:type="spellEnd"/>
           </w:p>
         </w:tc>
       </w:tr>
@@ -4726,12 +6474,15 @@
               <w:jc w:val="left"/>
               <w:cnfStyle w:val="000000000000" w:firstRow="0" w:lastRow="0" w:firstColumn="0" w:lastColumn="0" w:oddVBand="0" w:evenVBand="0" w:oddHBand="0" w:evenHBand="0" w:firstRowFirstColumn="0" w:firstRowLastColumn="0" w:lastRowFirstColumn="0" w:lastRowLastColumn="0"/>
             </w:pPr>
-            <w:r>
-              <w:rPr>
-                <w:highlight w:val="yellow"/>
-              </w:rPr>
-              <w:t>&lt;link do website/aplicação&gt;</w:t>
-            </w:r>
+            <w:hyperlink r:id="rId15" w:history="1">
+              <w:r>
+                <w:rPr>
+                  <w:rStyle w:val="Hiperligao"/>
+                  <w:lang w:bidi="ar-SA"/>
+                </w:rPr>
+                <w:t>https://outofmilk.com/</w:t>
+              </w:r>
+            </w:hyperlink>
           </w:p>
         </w:tc>
       </w:tr>
@@ -4784,10 +6535,7 @@
               <w:cnfStyle w:val="000000100000" w:firstRow="0" w:lastRow="0" w:firstColumn="0" w:lastColumn="0" w:oddVBand="0" w:evenVBand="0" w:oddHBand="1" w:evenHBand="0" w:firstRowFirstColumn="0" w:firstRowLastColumn="0" w:lastRowFirstColumn="0" w:lastRowLastColumn="0"/>
             </w:pPr>
             <w:r>
-              <w:rPr>
-                <w:highlight w:val="yellow"/>
-              </w:rPr>
-              <w:t>&lt;descrição detalhada do website/aplicação&gt;</w:t>
+              <w:t>Aplicação de gestão doméstica focada em listas de compras, controlo de despensa e organização familiar. Permite criar listas partilhadas entre vários utilizadores, acompanhar artigos, quantidades e preços, sendo muito usada para compras de supermercado em tempo real.</w:t>
             </w:r>
           </w:p>
         </w:tc>
@@ -4830,9 +6578,132 @@
             </w:pPr>
             <w:r>
               <w:rPr>
-                <w:highlight w:val="yellow"/>
-              </w:rPr>
-              <w:t>&lt;vantagens do website/aplicação&gt;</w:t>
+                <w:b/>
+                <w:bCs/>
+              </w:rPr>
+              <w:t>Listas de compras partilhadas</w:t>
+            </w:r>
+            <w:r>
+              <w:br/>
+              <w:t xml:space="preserve">Permite que vários membros da família editem a mesma lista em simultâneo. </w:t>
+            </w:r>
+          </w:p>
+          <w:p>
+            <w:pPr>
+              <w:jc w:val="left"/>
+              <w:cnfStyle w:val="000000000000" w:firstRow="0" w:lastRow="0" w:firstColumn="0" w:lastColumn="0" w:oddVBand="0" w:evenVBand="0" w:oddHBand="0" w:evenHBand="0" w:firstRowFirstColumn="0" w:firstRowLastColumn="0" w:lastRowFirstColumn="0" w:lastRowLastColumn="0"/>
+            </w:pPr>
+            <w:r>
+              <w:rPr>
+                <w:b/>
+                <w:bCs/>
+              </w:rPr>
+              <w:lastRenderedPageBreak/>
+              <w:t>Gestão de artigos e quantidades</w:t>
+            </w:r>
+            <w:r>
+              <w:br/>
+              <w:t xml:space="preserve">Cada item pode ter quantidade, preço, categoria e notas. </w:t>
+            </w:r>
+          </w:p>
+          <w:p>
+            <w:pPr>
+              <w:jc w:val="left"/>
+              <w:cnfStyle w:val="000000000000" w:firstRow="0" w:lastRow="0" w:firstColumn="0" w:lastColumn="0" w:oddVBand="0" w:evenVBand="0" w:oddHBand="0" w:evenHBand="0" w:firstRowFirstColumn="0" w:firstRowLastColumn="0" w:lastRowFirstColumn="0" w:lastRowLastColumn="0"/>
+            </w:pPr>
+            <w:r>
+              <w:rPr>
+                <w:b/>
+                <w:bCs/>
+              </w:rPr>
+              <w:t>Sincronização em tempo real</w:t>
+            </w:r>
+            <w:r>
+              <w:br/>
+              <w:t xml:space="preserve">As alterações aparecem imediatamente nos dispositivos dos outros utilizadores. </w:t>
+            </w:r>
+          </w:p>
+          <w:p>
+            <w:pPr>
+              <w:jc w:val="left"/>
+              <w:cnfStyle w:val="000000000000" w:firstRow="0" w:lastRow="0" w:firstColumn="0" w:lastColumn="0" w:oddVBand="0" w:evenVBand="0" w:oddHBand="0" w:evenHBand="0" w:firstRowFirstColumn="0" w:firstRowLastColumn="0" w:lastRowFirstColumn="0" w:lastRowLastColumn="0"/>
+            </w:pPr>
+            <w:r>
+              <w:rPr>
+                <w:b/>
+                <w:bCs/>
+              </w:rPr>
+              <w:t>Gestão de despensa (</w:t>
+            </w:r>
+            <w:proofErr w:type="spellStart"/>
+            <w:r>
+              <w:rPr>
+                <w:b/>
+                <w:bCs/>
+              </w:rPr>
+              <w:t>inventory</w:t>
+            </w:r>
+            <w:proofErr w:type="spellEnd"/>
+            <w:r>
+              <w:rPr>
+                <w:b/>
+                <w:bCs/>
+              </w:rPr>
+              <w:t>/</w:t>
+            </w:r>
+            <w:proofErr w:type="spellStart"/>
+            <w:r>
+              <w:rPr>
+                <w:b/>
+                <w:bCs/>
+              </w:rPr>
+              <w:t>pantry</w:t>
+            </w:r>
+            <w:proofErr w:type="spellEnd"/>
+            <w:r>
+              <w:rPr>
+                <w:b/>
+                <w:bCs/>
+              </w:rPr>
+              <w:t>)</w:t>
+            </w:r>
+            <w:r>
+              <w:br/>
+              <w:t xml:space="preserve">Ajuda a controlar o que existe em casa e evitar compras repetidas. </w:t>
+            </w:r>
+          </w:p>
+          <w:p>
+            <w:pPr>
+              <w:jc w:val="left"/>
+              <w:cnfStyle w:val="000000000000" w:firstRow="0" w:lastRow="0" w:firstColumn="0" w:lastColumn="0" w:oddVBand="0" w:evenVBand="0" w:oddHBand="0" w:evenHBand="0" w:firstRowFirstColumn="0" w:firstRowLastColumn="0" w:lastRowFirstColumn="0" w:lastRowLastColumn="0"/>
+            </w:pPr>
+            <w:r>
+              <w:rPr>
+                <w:b/>
+                <w:bCs/>
+              </w:rPr>
+              <w:t>Interface simples e rápida</w:t>
+            </w:r>
+            <w:r>
+              <w:br/>
+              <w:t xml:space="preserve">Muito fácil de utilizar no dia a dia durante as compras. </w:t>
+            </w:r>
+          </w:p>
+          <w:p>
+            <w:pPr>
+              <w:jc w:val="left"/>
+              <w:cnfStyle w:val="000000000000" w:firstRow="0" w:lastRow="0" w:firstColumn="0" w:lastColumn="0" w:oddVBand="0" w:evenVBand="0" w:oddHBand="0" w:evenHBand="0" w:firstRowFirstColumn="0" w:firstRowLastColumn="0" w:lastRowFirstColumn="0" w:lastRowLastColumn="0"/>
+            </w:pPr>
+            <w:r>
+              <w:rPr>
+                <w:b/>
+                <w:bCs/>
+              </w:rPr>
+              <w:t>Histórico de compras</w:t>
+            </w:r>
+            <w:r>
+              <w:br/>
+              <w:t>Guarda artigos utilizados frequentemente para reutilização futura.</w:t>
             </w:r>
           </w:p>
         </w:tc>
@@ -4863,6 +6734,7 @@
                 <w:i w:val="0"/>
                 <w:iCs w:val="0"/>
               </w:rPr>
+              <w:lastRenderedPageBreak/>
               <w:t>Desvantagens:</w:t>
             </w:r>
           </w:p>
@@ -4870,6 +6742,7 @@
         <w:tc>
           <w:tcPr>
             <w:tcW w:w="7796" w:type="dxa"/>
+            <w:shd w:val="clear" w:color="auto" w:fill="auto"/>
           </w:tcPr>
           <w:p>
             <w:pPr>
@@ -4878,9 +6751,111 @@
             </w:pPr>
             <w:r>
               <w:rPr>
-                <w:highlight w:val="yellow"/>
-              </w:rPr>
-              <w:t>&lt;desvantagens do website/aplicação&gt;</w:t>
+                <w:b/>
+                <w:bCs/>
+              </w:rPr>
+              <w:t>Orçamento mensal limitado</w:t>
+            </w:r>
+            <w:r>
+              <w:br/>
+              <w:t xml:space="preserve">Não possui gestão financeira avançada. </w:t>
+            </w:r>
+          </w:p>
+          <w:p>
+            <w:pPr>
+              <w:jc w:val="left"/>
+              <w:cnfStyle w:val="000000100000" w:firstRow="0" w:lastRow="0" w:firstColumn="0" w:lastColumn="0" w:oddVBand="0" w:evenVBand="0" w:oddHBand="1" w:evenHBand="0" w:firstRowFirstColumn="0" w:firstRowLastColumn="0" w:lastRowFirstColumn="0" w:lastRowLastColumn="0"/>
+            </w:pPr>
+            <w:r>
+              <w:t xml:space="preserve"> </w:t>
+            </w:r>
+            <w:r>
+              <w:rPr>
+                <w:b/>
+                <w:bCs/>
+              </w:rPr>
+              <w:t>Estatísticas simples</w:t>
+            </w:r>
+            <w:r>
+              <w:br/>
+              <w:t xml:space="preserve">Falta análise detalhada de despesas e relatórios completos. </w:t>
+            </w:r>
+          </w:p>
+          <w:p>
+            <w:pPr>
+              <w:jc w:val="left"/>
+              <w:cnfStyle w:val="000000100000" w:firstRow="0" w:lastRow="0" w:firstColumn="0" w:lastColumn="0" w:oddVBand="0" w:evenVBand="0" w:oddHBand="1" w:evenHBand="0" w:firstRowFirstColumn="0" w:firstRowLastColumn="0" w:lastRowFirstColumn="0" w:lastRowLastColumn="0"/>
+            </w:pPr>
+            <w:r>
+              <w:rPr>
+                <w:b/>
+                <w:bCs/>
+              </w:rPr>
+              <w:t>Pouca auditoria de utilizadores</w:t>
+            </w:r>
+            <w:r>
+              <w:br/>
+              <w:t xml:space="preserve">Não mostra detalhadamente quem alterou cada item. </w:t>
+            </w:r>
+          </w:p>
+          <w:p>
+            <w:pPr>
+              <w:jc w:val="left"/>
+              <w:cnfStyle w:val="000000100000" w:firstRow="0" w:lastRow="0" w:firstColumn="0" w:lastColumn="0" w:oddVBand="0" w:evenVBand="0" w:oddHBand="1" w:evenHBand="0" w:firstRowFirstColumn="0" w:firstRowLastColumn="0" w:lastRowFirstColumn="0" w:lastRowLastColumn="0"/>
+            </w:pPr>
+            <w:r>
+              <w:rPr>
+                <w:b/>
+                <w:bCs/>
+              </w:rPr>
+              <w:t>Exportação de dados limitada</w:t>
+            </w:r>
+            <w:r>
+              <w:br/>
+              <w:t xml:space="preserve">As opções de exportação não são tão completas. </w:t>
+            </w:r>
+          </w:p>
+          <w:p>
+            <w:pPr>
+              <w:jc w:val="left"/>
+              <w:cnfStyle w:val="000000100000" w:firstRow="0" w:lastRow="0" w:firstColumn="0" w:lastColumn="0" w:oddVBand="0" w:evenVBand="0" w:oddHBand="1" w:evenHBand="0" w:firstRowFirstColumn="0" w:firstRowLastColumn="0" w:lastRowFirstColumn="0" w:lastRowLastColumn="0"/>
+            </w:pPr>
+            <w:r>
+              <w:rPr>
+                <w:b/>
+                <w:bCs/>
+              </w:rPr>
+              <w:t xml:space="preserve">Dependência da sincronização </w:t>
+            </w:r>
+            <w:proofErr w:type="spellStart"/>
+            <w:r>
+              <w:rPr>
+                <w:b/>
+                <w:bCs/>
+              </w:rPr>
+              <w:t>cloud</w:t>
+            </w:r>
+            <w:proofErr w:type="spellEnd"/>
+            <w:r>
+              <w:br/>
+              <w:t xml:space="preserve">Alguns utilizadores reportam falhas ocasionais de sincronização. </w:t>
+            </w:r>
+          </w:p>
+          <w:p>
+            <w:pPr>
+              <w:jc w:val="left"/>
+              <w:cnfStyle w:val="000000100000" w:firstRow="0" w:lastRow="0" w:firstColumn="0" w:lastColumn="0" w:oddVBand="0" w:evenVBand="0" w:oddHBand="1" w:evenHBand="0" w:firstRowFirstColumn="0" w:firstRowLastColumn="0" w:lastRowFirstColumn="0" w:lastRowLastColumn="0"/>
+            </w:pPr>
+            <w:r>
+              <w:rPr>
+                <w:b/>
+                <w:bCs/>
+              </w:rPr>
+              <w:t>Interface algo antiga</w:t>
+            </w:r>
+            <w:r>
+              <w:br/>
+              <w:t>O design é menos moderno comparado com apps recentes</w:t>
             </w:r>
           </w:p>
         </w:tc>
@@ -4922,26 +6897,123 @@
               <w:cnfStyle w:val="000000000000" w:firstRow="0" w:lastRow="0" w:firstColumn="0" w:lastColumn="0" w:oddVBand="0" w:evenVBand="0" w:oddHBand="0" w:evenHBand="0" w:firstRowFirstColumn="0" w:firstRowLastColumn="0" w:lastRowFirstColumn="0" w:lastRowLastColumn="0"/>
             </w:pPr>
             <w:r>
-              <w:rPr>
-                <w:highlight w:val="yellow"/>
-              </w:rPr>
-              <w:t>&lt;funcionalidades que possam faltar ao website/aplicação&gt;</w:t>
-            </w:r>
+              <w:t xml:space="preserve">orçamento mensal centralizado; </w:t>
+            </w:r>
+          </w:p>
+          <w:p>
+            <w:pPr>
+              <w:jc w:val="left"/>
+              <w:cnfStyle w:val="000000000000" w:firstRow="0" w:lastRow="0" w:firstColumn="0" w:lastColumn="0" w:oddVBand="0" w:evenVBand="0" w:oddHBand="0" w:evenHBand="0" w:firstRowFirstColumn="0" w:firstRowLastColumn="0" w:lastRowFirstColumn="0" w:lastRowLastColumn="0"/>
+            </w:pPr>
+            <w:r>
+              <w:t xml:space="preserve">alerta de orçamento ultrapassado; </w:t>
+            </w:r>
+          </w:p>
+          <w:p>
+            <w:pPr>
+              <w:jc w:val="left"/>
+              <w:cnfStyle w:val="000000000000" w:firstRow="0" w:lastRow="0" w:firstColumn="0" w:lastColumn="0" w:oddVBand="0" w:evenVBand="0" w:oddHBand="0" w:evenHBand="0" w:firstRowFirstColumn="0" w:firstRowLastColumn="0" w:lastRowFirstColumn="0" w:lastRowLastColumn="0"/>
+            </w:pPr>
+            <w:r>
+              <w:t xml:space="preserve">artigos previstos </w:t>
+            </w:r>
+            <w:proofErr w:type="spellStart"/>
+            <w:r>
+              <w:t>vs</w:t>
+            </w:r>
+            <w:proofErr w:type="spellEnd"/>
+            <w:r>
+              <w:t xml:space="preserve"> não previstos; </w:t>
+            </w:r>
+          </w:p>
+          <w:p>
+            <w:pPr>
+              <w:jc w:val="left"/>
+              <w:cnfStyle w:val="000000000000" w:firstRow="0" w:lastRow="0" w:firstColumn="0" w:lastColumn="0" w:oddVBand="0" w:evenVBand="0" w:oddHBand="0" w:evenHBand="0" w:firstRowFirstColumn="0" w:firstRowLastColumn="0" w:lastRowFirstColumn="0" w:lastRowLastColumn="0"/>
+            </w:pPr>
+            <w:r>
+              <w:t xml:space="preserve">fecho de compras; </w:t>
+            </w:r>
+          </w:p>
+          <w:p>
+            <w:pPr>
+              <w:jc w:val="left"/>
+              <w:cnfStyle w:val="000000000000" w:firstRow="0" w:lastRow="0" w:firstColumn="0" w:lastColumn="0" w:oddVBand="0" w:evenVBand="0" w:oddHBand="0" w:evenHBand="0" w:firstRowFirstColumn="0" w:firstRowLastColumn="0" w:lastRowFirstColumn="0" w:lastRowLastColumn="0"/>
+            </w:pPr>
+            <w:r>
+              <w:t xml:space="preserve">bloqueio de edição após fecho; </w:t>
+            </w:r>
+          </w:p>
+          <w:p>
+            <w:pPr>
+              <w:jc w:val="left"/>
+              <w:cnfStyle w:val="000000000000" w:firstRow="0" w:lastRow="0" w:firstColumn="0" w:lastColumn="0" w:oddVBand="0" w:evenVBand="0" w:oddHBand="0" w:evenHBand="0" w:firstRowFirstColumn="0" w:firstRowLastColumn="0" w:lastRowFirstColumn="0" w:lastRowLastColumn="0"/>
+            </w:pPr>
+            <w:r>
+              <w:t xml:space="preserve">estatísticas avançadas; </w:t>
+            </w:r>
+          </w:p>
+          <w:p>
+            <w:pPr>
+              <w:jc w:val="left"/>
+              <w:cnfStyle w:val="000000000000" w:firstRow="0" w:lastRow="0" w:firstColumn="0" w:lastColumn="0" w:oddVBand="0" w:evenVBand="0" w:oddHBand="0" w:evenHBand="0" w:firstRowFirstColumn="0" w:firstRowLastColumn="0" w:lastRowFirstColumn="0" w:lastRowLastColumn="0"/>
+            </w:pPr>
+            <w:r>
+              <w:t xml:space="preserve">sugestão automática de orçamento; </w:t>
+            </w:r>
+          </w:p>
+          <w:p>
+            <w:pPr>
+              <w:jc w:val="left"/>
+              <w:cnfStyle w:val="000000000000" w:firstRow="0" w:lastRow="0" w:firstColumn="0" w:lastColumn="0" w:oddVBand="0" w:evenVBand="0" w:oddHBand="0" w:evenHBand="0" w:firstRowFirstColumn="0" w:firstRowLastColumn="0" w:lastRowFirstColumn="0" w:lastRowLastColumn="0"/>
+            </w:pPr>
+            <w:r>
+              <w:t xml:space="preserve">percentagem de artigos previstos/não previstos; </w:t>
+            </w:r>
+          </w:p>
+          <w:p>
+            <w:pPr>
+              <w:jc w:val="left"/>
+              <w:cnfStyle w:val="000000000000" w:firstRow="0" w:lastRow="0" w:firstColumn="0" w:lastColumn="0" w:oddVBand="0" w:evenVBand="0" w:oddHBand="0" w:evenHBand="0" w:firstRowFirstColumn="0" w:firstRowLastColumn="0" w:lastRowFirstColumn="0" w:lastRowLastColumn="0"/>
+            </w:pPr>
+            <w:r>
+              <w:t xml:space="preserve">registo detalhado de auditoria; </w:t>
+            </w:r>
+          </w:p>
+          <w:p>
+            <w:pPr>
+              <w:jc w:val="left"/>
+              <w:cnfStyle w:val="000000000000" w:firstRow="0" w:lastRow="0" w:firstColumn="0" w:lastColumn="0" w:oddVBand="0" w:evenVBand="0" w:oddHBand="0" w:evenHBand="0" w:firstRowFirstColumn="0" w:firstRowLastColumn="0" w:lastRowFirstColumn="0" w:lastRowLastColumn="0"/>
+            </w:pPr>
+            <w:r>
+              <w:t>exportação CSV completa com todos os campos.</w:t>
+            </w:r>
+          </w:p>
+          <w:p>
+            <w:pPr>
+              <w:jc w:val="left"/>
+              <w:cnfStyle w:val="000000000000" w:firstRow="0" w:lastRow="0" w:firstColumn="0" w:lastColumn="0" w:oddVBand="0" w:evenVBand="0" w:oddHBand="0" w:evenHBand="0" w:firstRowFirstColumn="0" w:firstRowLastColumn="0" w:lastRowFirstColumn="0" w:lastRowLastColumn="0"/>
+            </w:pPr>
           </w:p>
         </w:tc>
       </w:tr>
     </w:tbl>
     <w:p/>
+    <w:p/>
+    <w:p/>
+    <w:p/>
+    <w:p/>
+    <w:p/>
+    <w:p/>
     <w:p>
       <w:pPr>
-        <w:pStyle w:val="Heading3"/>
+        <w:pStyle w:val="Ttulo3"/>
       </w:pPr>
       <w:bookmarkStart w:id="8" w:name="_Toc227748420"/>
       <w:r>
         <w:rPr>
           <w:highlight w:val="yellow"/>
         </w:rPr>
-        <w:lastRenderedPageBreak/>
         <w:t xml:space="preserve">&lt;Sistema </w:t>
       </w:r>
       <w:r>
@@ -4968,7 +7040,7 @@
     </w:p>
     <w:p>
       <w:pPr>
-        <w:pStyle w:val="Caption"/>
+        <w:pStyle w:val="Legenda"/>
         <w:keepNext/>
         <w:jc w:val="center"/>
       </w:pPr>
@@ -4976,14 +7048,27 @@
       <w:r>
         <w:t xml:space="preserve">Tabela </w:t>
       </w:r>
-      <w:fldSimple w:instr=" SEQ Tabela \* ARABIC ">
-        <w:r>
-          <w:rPr>
-            <w:noProof/>
-          </w:rPr>
-          <w:t>2</w:t>
-        </w:r>
-      </w:fldSimple>
+      <w:r>
+        <w:fldChar w:fldCharType="begin"/>
+      </w:r>
+      <w:r>
+        <w:instrText xml:space="preserve"> SEQ Tabela \* ARABIC </w:instrText>
+      </w:r>
+      <w:r>
+        <w:fldChar w:fldCharType="separate"/>
+      </w:r>
+      <w:r>
+        <w:rPr>
+          <w:noProof/>
+        </w:rPr>
+        <w:t>2</w:t>
+      </w:r>
+      <w:r>
+        <w:rPr>
+          <w:noProof/>
+        </w:rPr>
+        <w:fldChar w:fldCharType="end"/>
+      </w:r>
       <w:r>
         <w:t xml:space="preserve"> – Descrição do </w:t>
       </w:r>
@@ -4997,7 +7082,7 @@
     </w:p>
     <w:tbl>
       <w:tblPr>
-        <w:tblStyle w:val="GridTable7ColourfulAccent3"/>
+        <w:tblStyle w:val="TabeladeGrelha7Colorida-Destaque3"/>
         <w:tblW w:w="9639" w:type="dxa"/>
         <w:tblInd w:w="-5" w:type="dxa"/>
         <w:tblLook w:val="04A0" w:firstRow="1" w:lastRow="0" w:firstColumn="1" w:lastColumn="0" w:noHBand="0" w:noVBand="1"/>
@@ -5046,7 +7131,7 @@
                           <pic:cNvPicPr/>
                         </pic:nvPicPr>
                         <pic:blipFill>
-                          <a:blip r:embed="rId11"/>
+                          <a:blip r:embed="rId14"/>
                           <a:stretch>
                             <a:fillRect/>
                           </a:stretch>
@@ -5119,6 +7204,7 @@
         <w:tc>
           <w:tcPr>
             <w:tcW w:w="7796" w:type="dxa"/>
+            <w:shd w:val="clear" w:color="auto" w:fill="auto"/>
           </w:tcPr>
           <w:p>
             <w:pPr>
@@ -5126,13 +7212,28 @@
               <w:cnfStyle w:val="000000100000" w:firstRow="0" w:lastRow="0" w:firstColumn="0" w:lastColumn="0" w:oddVBand="0" w:evenVBand="0" w:oddHBand="1" w:evenHBand="0" w:firstRowFirstColumn="0" w:firstRowLastColumn="0" w:lastRowFirstColumn="0" w:lastRowLastColumn="0"/>
               <w:rPr>
                 <w:highlight w:val="yellow"/>
-              </w:rPr>
-            </w:pPr>
-            <w:r>
-              <w:rPr>
-                <w:highlight w:val="yellow"/>
-              </w:rPr>
-              <w:t>&lt;nome do website/aplicação&gt;</w:t>
+                <w:lang w:val="en-US"/>
+              </w:rPr>
+            </w:pPr>
+            <w:r>
+              <w:rPr>
+                <w:lang w:val="en-US"/>
+              </w:rPr>
+              <w:t xml:space="preserve">YNAB (You Need </w:t>
+            </w:r>
+            <w:proofErr w:type="gramStart"/>
+            <w:r>
+              <w:rPr>
+                <w:lang w:val="en-US"/>
+              </w:rPr>
+              <w:t>A</w:t>
+            </w:r>
+            <w:proofErr w:type="gramEnd"/>
+            <w:r>
+              <w:rPr>
+                <w:lang w:val="en-US"/>
+              </w:rPr>
+              <w:t xml:space="preserve"> Budget)</w:t>
             </w:r>
           </w:p>
         </w:tc>
@@ -5173,12 +7274,15 @@
               <w:jc w:val="left"/>
               <w:cnfStyle w:val="000000000000" w:firstRow="0" w:lastRow="0" w:firstColumn="0" w:lastColumn="0" w:oddVBand="0" w:evenVBand="0" w:oddHBand="0" w:evenHBand="0" w:firstRowFirstColumn="0" w:firstRowLastColumn="0" w:lastRowFirstColumn="0" w:lastRowLastColumn="0"/>
             </w:pPr>
-            <w:r>
-              <w:rPr>
-                <w:highlight w:val="yellow"/>
-              </w:rPr>
-              <w:t>&lt;link do website/aplicação&gt;</w:t>
-            </w:r>
+            <w:hyperlink r:id="rId16" w:history="1">
+              <w:r>
+                <w:rPr>
+                  <w:rStyle w:val="Hiperligao"/>
+                  <w:lang w:bidi="ar-SA"/>
+                </w:rPr>
+                <w:t>https://www.ynab.com/</w:t>
+              </w:r>
+            </w:hyperlink>
           </w:p>
         </w:tc>
       </w:tr>
@@ -5215,6 +7319,7 @@
         <w:tc>
           <w:tcPr>
             <w:tcW w:w="7796" w:type="dxa"/>
+            <w:shd w:val="clear" w:color="auto" w:fill="auto"/>
           </w:tcPr>
           <w:p>
             <w:pPr>
@@ -5222,10 +7327,7 @@
               <w:cnfStyle w:val="000000100000" w:firstRow="0" w:lastRow="0" w:firstColumn="0" w:lastColumn="0" w:oddVBand="0" w:evenVBand="0" w:oddHBand="1" w:evenHBand="0" w:firstRowFirstColumn="0" w:firstRowLastColumn="0" w:lastRowFirstColumn="0" w:lastRowLastColumn="0"/>
             </w:pPr>
             <w:r>
-              <w:rPr>
-                <w:highlight w:val="yellow"/>
-              </w:rPr>
-              <w:t>&lt;descrição detalhada do website/aplicação&gt;</w:t>
+              <w:t>Aplicação de gestão financeira pessoal e familiar focada em orçamento, controlo de despesas e planeamento financeiro. É uma das plataformas mais conhecidas para budgeting e organização financeira doméstica.</w:t>
             </w:r>
           </w:p>
         </w:tc>
@@ -5268,9 +7370,108 @@
             </w:pPr>
             <w:r>
               <w:rPr>
-                <w:highlight w:val="yellow"/>
-              </w:rPr>
-              <w:t>&lt;vantagens do website/aplicação&gt;</w:t>
+                <w:b/>
+                <w:bCs/>
+              </w:rPr>
+              <w:t>Excelente gestão de orçamento</w:t>
+            </w:r>
+            <w:r>
+              <w:br/>
+              <w:t xml:space="preserve">Permite controlar gastos mensais de forma muito rigorosa. </w:t>
+            </w:r>
+          </w:p>
+          <w:p>
+            <w:pPr>
+              <w:jc w:val="left"/>
+              <w:cnfStyle w:val="000000000000" w:firstRow="0" w:lastRow="0" w:firstColumn="0" w:lastColumn="0" w:oddVBand="0" w:evenVBand="0" w:oddHBand="0" w:evenHBand="0" w:firstRowFirstColumn="0" w:firstRowLastColumn="0" w:lastRowFirstColumn="0" w:lastRowLastColumn="0"/>
+            </w:pPr>
+            <w:r>
+              <w:rPr>
+                <w:b/>
+                <w:bCs/>
+              </w:rPr>
+              <w:t>Relatórios e estatísticas avançadas</w:t>
+            </w:r>
+            <w:r>
+              <w:br/>
+              <w:t xml:space="preserve">Inclui gráficos, tendências e análise financeira detalhada. </w:t>
+            </w:r>
+          </w:p>
+          <w:p>
+            <w:pPr>
+              <w:jc w:val="left"/>
+              <w:cnfStyle w:val="000000000000" w:firstRow="0" w:lastRow="0" w:firstColumn="0" w:lastColumn="0" w:oddVBand="0" w:evenVBand="0" w:oddHBand="0" w:evenHBand="0" w:firstRowFirstColumn="0" w:firstRowLastColumn="0" w:lastRowFirstColumn="0" w:lastRowLastColumn="0"/>
+            </w:pPr>
+            <w:r>
+              <w:rPr>
+                <w:b/>
+                <w:bCs/>
+              </w:rPr>
+              <w:t>Planeamento financeiro forte</w:t>
+            </w:r>
+            <w:r>
+              <w:br/>
+              <w:t xml:space="preserve">Ajuda a definir objetivos financeiros e controlar despesas futuras. </w:t>
+            </w:r>
+          </w:p>
+          <w:p>
+            <w:pPr>
+              <w:jc w:val="left"/>
+              <w:cnfStyle w:val="000000000000" w:firstRow="0" w:lastRow="0" w:firstColumn="0" w:lastColumn="0" w:oddVBand="0" w:evenVBand="0" w:oddHBand="0" w:evenHBand="0" w:firstRowFirstColumn="0" w:firstRowLastColumn="0" w:lastRowFirstColumn="0" w:lastRowLastColumn="0"/>
+            </w:pPr>
+            <w:r>
+              <w:rPr>
+                <w:b/>
+                <w:bCs/>
+              </w:rPr>
+              <w:t xml:space="preserve">Sincronização </w:t>
+            </w:r>
+            <w:proofErr w:type="spellStart"/>
+            <w:r>
+              <w:rPr>
+                <w:b/>
+                <w:bCs/>
+              </w:rPr>
+              <w:t>multi-dispositivo</w:t>
+            </w:r>
+            <w:proofErr w:type="spellEnd"/>
+            <w:r>
+              <w:br/>
+              <w:t xml:space="preserve">Funciona muito bem entre telemóvel, tablet e web. </w:t>
+            </w:r>
+          </w:p>
+          <w:p>
+            <w:pPr>
+              <w:jc w:val="left"/>
+              <w:cnfStyle w:val="000000000000" w:firstRow="0" w:lastRow="0" w:firstColumn="0" w:lastColumn="0" w:oddVBand="0" w:evenVBand="0" w:oddHBand="0" w:evenHBand="0" w:firstRowFirstColumn="0" w:firstRowLastColumn="0" w:lastRowFirstColumn="0" w:lastRowLastColumn="0"/>
+            </w:pPr>
+            <w:r>
+              <w:rPr>
+                <w:b/>
+                <w:bCs/>
+              </w:rPr>
+              <w:t>Boa experiência multiutilizador</w:t>
+            </w:r>
+            <w:r>
+              <w:br/>
+              <w:t xml:space="preserve">Adequada para casais e famílias. </w:t>
+            </w:r>
+          </w:p>
+          <w:p>
+            <w:pPr>
+              <w:jc w:val="left"/>
+              <w:cnfStyle w:val="000000000000" w:firstRow="0" w:lastRow="0" w:firstColumn="0" w:lastColumn="0" w:oddVBand="0" w:evenVBand="0" w:oddHBand="0" w:evenHBand="0" w:firstRowFirstColumn="0" w:firstRowLastColumn="0" w:lastRowFirstColumn="0" w:lastRowLastColumn="0"/>
+            </w:pPr>
+            <w:r>
+              <w:rPr>
+                <w:b/>
+                <w:bCs/>
+              </w:rPr>
+              <w:t>Exportação de dados</w:t>
+            </w:r>
+            <w:r>
+              <w:br/>
+              <w:t>Permite exportar transações e relatórios para CSV.</w:t>
             </w:r>
           </w:p>
         </w:tc>
@@ -5308,6 +7509,7 @@
         <w:tc>
           <w:tcPr>
             <w:tcW w:w="7796" w:type="dxa"/>
+            <w:shd w:val="clear" w:color="auto" w:fill="auto"/>
           </w:tcPr>
           <w:p>
             <w:pPr>
@@ -5316,9 +7518,103 @@
             </w:pPr>
             <w:r>
               <w:rPr>
-                <w:highlight w:val="yellow"/>
-              </w:rPr>
-              <w:t>&lt;desvantagens do website/aplicação&gt;</w:t>
+                <w:b/>
+                <w:bCs/>
+              </w:rPr>
+              <w:t>Não é focada em listas de compras</w:t>
+            </w:r>
+            <w:r>
+              <w:br/>
+              <w:t xml:space="preserve">O foco principal é orçamento e não supermercado. </w:t>
+            </w:r>
+          </w:p>
+          <w:p>
+            <w:pPr>
+              <w:jc w:val="left"/>
+              <w:cnfStyle w:val="000000100000" w:firstRow="0" w:lastRow="0" w:firstColumn="0" w:lastColumn="0" w:oddVBand="0" w:evenVBand="0" w:oddHBand="1" w:evenHBand="0" w:firstRowFirstColumn="0" w:firstRowLastColumn="0" w:lastRowFirstColumn="0" w:lastRowLastColumn="0"/>
+            </w:pPr>
+            <w:r>
+              <w:rPr>
+                <w:b/>
+                <w:bCs/>
+              </w:rPr>
+              <w:t>Gestão de artigos limitada</w:t>
+            </w:r>
+            <w:r>
+              <w:br/>
+              <w:t xml:space="preserve">Não trabalha bem produtos individuais e quantidades. </w:t>
+            </w:r>
+          </w:p>
+          <w:p>
+            <w:pPr>
+              <w:jc w:val="left"/>
+              <w:cnfStyle w:val="000000100000" w:firstRow="0" w:lastRow="0" w:firstColumn="0" w:lastColumn="0" w:oddVBand="0" w:evenVBand="0" w:oddHBand="1" w:evenHBand="0" w:firstRowFirstColumn="0" w:firstRowLastColumn="0" w:lastRowFirstColumn="0" w:lastRowLastColumn="0"/>
+            </w:pPr>
+            <w:r>
+              <w:rPr>
+                <w:b/>
+                <w:bCs/>
+              </w:rPr>
+              <w:t>Sem controlo de despensa</w:t>
+            </w:r>
+            <w:r>
+              <w:br/>
+              <w:t xml:space="preserve">Não permite gerir stock doméstico. </w:t>
+            </w:r>
+          </w:p>
+          <w:p>
+            <w:pPr>
+              <w:jc w:val="left"/>
+              <w:cnfStyle w:val="000000100000" w:firstRow="0" w:lastRow="0" w:firstColumn="0" w:lastColumn="0" w:oddVBand="0" w:evenVBand="0" w:oddHBand="1" w:evenHBand="0" w:firstRowFirstColumn="0" w:firstRowLastColumn="0" w:lastRowFirstColumn="0" w:lastRowLastColumn="0"/>
+            </w:pPr>
+            <w:r>
+              <w:rPr>
+                <w:b/>
+                <w:bCs/>
+              </w:rPr>
+              <w:t>Curva de aprendizagem elevada</w:t>
+            </w:r>
+            <w:r>
+              <w:br/>
+              <w:t xml:space="preserve">A metodologia pode ser difícil para novos utilizadores. </w:t>
+            </w:r>
+          </w:p>
+          <w:p>
+            <w:pPr>
+              <w:jc w:val="left"/>
+              <w:cnfStyle w:val="000000100000" w:firstRow="0" w:lastRow="0" w:firstColumn="0" w:lastColumn="0" w:oddVBand="0" w:evenVBand="0" w:oddHBand="1" w:evenHBand="0" w:firstRowFirstColumn="0" w:firstRowLastColumn="0" w:lastRowFirstColumn="0" w:lastRowLastColumn="0"/>
+            </w:pPr>
+            <w:r>
+              <w:lastRenderedPageBreak/>
+              <w:t xml:space="preserve"> </w:t>
+            </w:r>
+            <w:r>
+              <w:rPr>
+                <w:b/>
+                <w:bCs/>
+              </w:rPr>
+              <w:t>Aplicação paga</w:t>
+            </w:r>
+            <w:r>
+              <w:br/>
+              <w:t xml:space="preserve">Requer subscrição para uso completo. </w:t>
+            </w:r>
+          </w:p>
+          <w:p>
+            <w:pPr>
+              <w:jc w:val="left"/>
+              <w:cnfStyle w:val="000000100000" w:firstRow="0" w:lastRow="0" w:firstColumn="0" w:lastColumn="0" w:oddVBand="0" w:evenVBand="0" w:oddHBand="1" w:evenHBand="0" w:firstRowFirstColumn="0" w:firstRowLastColumn="0" w:lastRowFirstColumn="0" w:lastRowLastColumn="0"/>
+            </w:pPr>
+            <w:r>
+              <w:rPr>
+                <w:b/>
+                <w:bCs/>
+              </w:rPr>
+              <w:t>Fluxo de compras fraco</w:t>
+            </w:r>
+            <w:r>
+              <w:br/>
+              <w:t>Não acompanha compras em tempo real no supermercado.</w:t>
             </w:r>
           </w:p>
         </w:tc>
@@ -5346,6 +7642,7 @@
                 <w:i w:val="0"/>
                 <w:iCs w:val="0"/>
               </w:rPr>
+              <w:lastRenderedPageBreak/>
               <w:t>O que falta:</w:t>
             </w:r>
           </w:p>
@@ -5360,10 +7657,102 @@
               <w:cnfStyle w:val="000000000000" w:firstRow="0" w:lastRow="0" w:firstColumn="0" w:lastColumn="0" w:oddVBand="0" w:evenVBand="0" w:oddHBand="0" w:evenHBand="0" w:firstRowFirstColumn="0" w:firstRowLastColumn="0" w:lastRowFirstColumn="0" w:lastRowLastColumn="0"/>
             </w:pPr>
             <w:r>
-              <w:rPr>
-                <w:highlight w:val="yellow"/>
-              </w:rPr>
-              <w:t>&lt;funcionalidades que possam faltar ao website/aplicação&gt;</w:t>
+              <w:t xml:space="preserve">listas de compras avançadas; </w:t>
+            </w:r>
+          </w:p>
+          <w:p>
+            <w:pPr>
+              <w:jc w:val="left"/>
+              <w:cnfStyle w:val="000000000000" w:firstRow="0" w:lastRow="0" w:firstColumn="0" w:lastColumn="0" w:oddVBand="0" w:evenVBand="0" w:oddHBand="0" w:evenHBand="0" w:firstRowFirstColumn="0" w:firstRowLastColumn="0" w:lastRowFirstColumn="0" w:lastRowLastColumn="0"/>
+            </w:pPr>
+            <w:r>
+              <w:t xml:space="preserve">artigos previstos e não previstos; </w:t>
+            </w:r>
+          </w:p>
+          <w:p>
+            <w:pPr>
+              <w:jc w:val="left"/>
+              <w:cnfStyle w:val="000000000000" w:firstRow="0" w:lastRow="0" w:firstColumn="0" w:lastColumn="0" w:oddVBand="0" w:evenVBand="0" w:oddHBand="0" w:evenHBand="0" w:firstRowFirstColumn="0" w:firstRowLastColumn="0" w:lastRowFirstColumn="0" w:lastRowLastColumn="0"/>
+            </w:pPr>
+            <w:r>
+              <w:t xml:space="preserve">controlo de quantidades adquiridas; </w:t>
+            </w:r>
+          </w:p>
+          <w:p>
+            <w:pPr>
+              <w:jc w:val="left"/>
+              <w:cnfStyle w:val="000000000000" w:firstRow="0" w:lastRow="0" w:firstColumn="0" w:lastColumn="0" w:oddVBand="0" w:evenVBand="0" w:oddHBand="0" w:evenHBand="0" w:firstRowFirstColumn="0" w:firstRowLastColumn="0" w:lastRowFirstColumn="0" w:lastRowLastColumn="0"/>
+            </w:pPr>
+            <w:r>
+              <w:t xml:space="preserve">preços unitários por artigo; </w:t>
+            </w:r>
+          </w:p>
+          <w:p>
+            <w:pPr>
+              <w:jc w:val="left"/>
+              <w:cnfStyle w:val="000000000000" w:firstRow="0" w:lastRow="0" w:firstColumn="0" w:lastColumn="0" w:oddVBand="0" w:evenVBand="0" w:oddHBand="0" w:evenHBand="0" w:firstRowFirstColumn="0" w:firstRowLastColumn="0" w:lastRowFirstColumn="0" w:lastRowLastColumn="0"/>
+            </w:pPr>
+            <w:r>
+              <w:t xml:space="preserve">gestão de despensa; </w:t>
+            </w:r>
+          </w:p>
+          <w:p>
+            <w:pPr>
+              <w:jc w:val="left"/>
+              <w:cnfStyle w:val="000000000000" w:firstRow="0" w:lastRow="0" w:firstColumn="0" w:lastColumn="0" w:oddVBand="0" w:evenVBand="0" w:oddHBand="0" w:evenHBand="0" w:firstRowFirstColumn="0" w:firstRowLastColumn="0" w:lastRowFirstColumn="0" w:lastRowLastColumn="0"/>
+            </w:pPr>
+            <w:proofErr w:type="spellStart"/>
+            <w:r>
+              <w:t>workflow</w:t>
+            </w:r>
+            <w:proofErr w:type="spellEnd"/>
+            <w:r>
+              <w:t xml:space="preserve"> de compra; </w:t>
+            </w:r>
+          </w:p>
+          <w:p>
+            <w:pPr>
+              <w:jc w:val="left"/>
+              <w:cnfStyle w:val="000000000000" w:firstRow="0" w:lastRow="0" w:firstColumn="0" w:lastColumn="0" w:oddVBand="0" w:evenVBand="0" w:oddHBand="0" w:evenHBand="0" w:firstRowFirstColumn="0" w:firstRowLastColumn="0" w:lastRowFirstColumn="0" w:lastRowLastColumn="0"/>
+            </w:pPr>
+            <w:r>
+              <w:t xml:space="preserve">fecho formal da compra; </w:t>
+            </w:r>
+          </w:p>
+          <w:p>
+            <w:pPr>
+              <w:jc w:val="left"/>
+              <w:cnfStyle w:val="000000000000" w:firstRow="0" w:lastRow="0" w:firstColumn="0" w:lastColumn="0" w:oddVBand="0" w:evenVBand="0" w:oddHBand="0" w:evenHBand="0" w:firstRowFirstColumn="0" w:firstRowLastColumn="0" w:lastRowFirstColumn="0" w:lastRowLastColumn="0"/>
+            </w:pPr>
+            <w:r>
+              <w:t xml:space="preserve">bloqueio de alterações após fecho; </w:t>
+            </w:r>
+          </w:p>
+          <w:p>
+            <w:pPr>
+              <w:jc w:val="left"/>
+              <w:cnfStyle w:val="000000000000" w:firstRow="0" w:lastRow="0" w:firstColumn="0" w:lastColumn="0" w:oddVBand="0" w:evenVBand="0" w:oddHBand="0" w:evenHBand="0" w:firstRowFirstColumn="0" w:firstRowLastColumn="0" w:lastRowFirstColumn="0" w:lastRowLastColumn="0"/>
+            </w:pPr>
+            <w:r>
+              <w:t xml:space="preserve">associação detalhada de alterações ao utilizador; </w:t>
+            </w:r>
+          </w:p>
+          <w:p>
+            <w:pPr>
+              <w:jc w:val="left"/>
+              <w:cnfStyle w:val="000000000000" w:firstRow="0" w:lastRow="0" w:firstColumn="0" w:lastColumn="0" w:oddVBand="0" w:evenVBand="0" w:oddHBand="0" w:evenHBand="0" w:firstRowFirstColumn="0" w:firstRowLastColumn="0" w:lastRowFirstColumn="0" w:lastRowLastColumn="0"/>
+            </w:pPr>
+            <w:r>
+              <w:t xml:space="preserve">sugestões automáticas de listas de compras; </w:t>
+            </w:r>
+          </w:p>
+          <w:p>
+            <w:pPr>
+              <w:jc w:val="left"/>
+              <w:cnfStyle w:val="000000000000" w:firstRow="0" w:lastRow="0" w:firstColumn="0" w:lastColumn="0" w:oddVBand="0" w:evenVBand="0" w:oddHBand="0" w:evenHBand="0" w:firstRowFirstColumn="0" w:firstRowLastColumn="0" w:lastRowFirstColumn="0" w:lastRowLastColumn="0"/>
+            </w:pPr>
+            <w:r>
+              <w:t>gestão detalhada de artigos e categorias.</w:t>
             </w:r>
           </w:p>
         </w:tc>
@@ -5373,7 +7762,7 @@
     <w:p/>
     <w:p>
       <w:pPr>
-        <w:pStyle w:val="Heading3"/>
+        <w:pStyle w:val="Ttulo3"/>
       </w:pPr>
       <w:bookmarkStart w:id="10" w:name="_Toc227748421"/>
       <w:r>
@@ -5406,7 +7795,7 @@
     </w:p>
     <w:p>
       <w:pPr>
-        <w:pStyle w:val="Caption"/>
+        <w:pStyle w:val="Legenda"/>
         <w:keepNext/>
         <w:jc w:val="center"/>
       </w:pPr>
@@ -5414,14 +7803,27 @@
       <w:r>
         <w:t xml:space="preserve">Tabela </w:t>
       </w:r>
-      <w:fldSimple w:instr=" SEQ Tabela \* ARABIC ">
-        <w:r>
-          <w:rPr>
-            <w:noProof/>
-          </w:rPr>
-          <w:t>3</w:t>
-        </w:r>
-      </w:fldSimple>
+      <w:r>
+        <w:fldChar w:fldCharType="begin"/>
+      </w:r>
+      <w:r>
+        <w:instrText xml:space="preserve"> SEQ Tabela \* ARABIC </w:instrText>
+      </w:r>
+      <w:r>
+        <w:fldChar w:fldCharType="separate"/>
+      </w:r>
+      <w:r>
+        <w:rPr>
+          <w:noProof/>
+        </w:rPr>
+        <w:t>3</w:t>
+      </w:r>
+      <w:r>
+        <w:rPr>
+          <w:noProof/>
+        </w:rPr>
+        <w:fldChar w:fldCharType="end"/>
+      </w:r>
       <w:r>
         <w:t xml:space="preserve"> – Descrição do </w:t>
       </w:r>
@@ -5435,7 +7837,7 @@
     </w:p>
     <w:tbl>
       <w:tblPr>
-        <w:tblStyle w:val="GridTable7ColourfulAccent3"/>
+        <w:tblStyle w:val="TabeladeGrelha7Colorida-Destaque3"/>
         <w:tblW w:w="9639" w:type="dxa"/>
         <w:tblInd w:w="-5" w:type="dxa"/>
         <w:tblLook w:val="04A0" w:firstRow="1" w:lastRow="0" w:firstColumn="1" w:lastColumn="0" w:noHBand="0" w:noVBand="1"/>
@@ -5484,7 +7886,7 @@
                           <pic:cNvPicPr/>
                         </pic:nvPicPr>
                         <pic:blipFill>
-                          <a:blip r:embed="rId11"/>
+                          <a:blip r:embed="rId14"/>
                           <a:stretch>
                             <a:fillRect/>
                           </a:stretch>
@@ -5550,7 +7952,6 @@
                 <w:i w:val="0"/>
                 <w:iCs w:val="0"/>
               </w:rPr>
-              <w:lastRenderedPageBreak/>
               <w:t>Nome:</w:t>
             </w:r>
           </w:p>
@@ -5558,6 +7959,7 @@
         <w:tc>
           <w:tcPr>
             <w:tcW w:w="7796" w:type="dxa"/>
+            <w:shd w:val="clear" w:color="auto" w:fill="auto"/>
           </w:tcPr>
           <w:p>
             <w:pPr>
@@ -5567,12 +7969,19 @@
                 <w:highlight w:val="yellow"/>
               </w:rPr>
             </w:pPr>
-            <w:r>
-              <w:rPr>
-                <w:highlight w:val="yellow"/>
-              </w:rPr>
-              <w:t>&lt;nome do website/aplicação&gt;</w:t>
-            </w:r>
+            <w:proofErr w:type="spellStart"/>
+            <w:r>
+              <w:t>Bring</w:t>
+            </w:r>
+            <w:proofErr w:type="spellEnd"/>
+            <w:r>
+              <w:t xml:space="preserve">! Shopping </w:t>
+            </w:r>
+            <w:proofErr w:type="spellStart"/>
+            <w:r>
+              <w:t>List</w:t>
+            </w:r>
+            <w:proofErr w:type="spellEnd"/>
           </w:p>
         </w:tc>
       </w:tr>
@@ -5613,10 +8022,7 @@
               <w:cnfStyle w:val="000000000000" w:firstRow="0" w:lastRow="0" w:firstColumn="0" w:lastColumn="0" w:oddVBand="0" w:evenVBand="0" w:oddHBand="0" w:evenHBand="0" w:firstRowFirstColumn="0" w:firstRowLastColumn="0" w:lastRowFirstColumn="0" w:lastRowLastColumn="0"/>
             </w:pPr>
             <w:r>
-              <w:rPr>
-                <w:highlight w:val="yellow"/>
-              </w:rPr>
-              <w:t>&lt;link do website/aplicação&gt;</w:t>
+              <w:t>www.getbring.com</w:t>
             </w:r>
           </w:p>
         </w:tc>
@@ -5654,6 +8060,7 @@
         <w:tc>
           <w:tcPr>
             <w:tcW w:w="7796" w:type="dxa"/>
+            <w:shd w:val="clear" w:color="auto" w:fill="auto"/>
           </w:tcPr>
           <w:p>
             <w:pPr>
@@ -5661,10 +8068,7 @@
               <w:cnfStyle w:val="000000100000" w:firstRow="0" w:lastRow="0" w:firstColumn="0" w:lastColumn="0" w:oddVBand="0" w:evenVBand="0" w:oddHBand="1" w:evenHBand="0" w:firstRowFirstColumn="0" w:firstRowLastColumn="0" w:lastRowFirstColumn="0" w:lastRowLastColumn="0"/>
             </w:pPr>
             <w:r>
-              <w:rPr>
-                <w:highlight w:val="yellow"/>
-              </w:rPr>
-              <w:t>&lt;descrição detalhada do website/aplicação&gt;</w:t>
+              <w:t>Aplicação colaborativa de listas de compras criada para famílias e casais. Destaca-se pela simplicidade, sincronização em tempo real e organização visual dos artigos.</w:t>
             </w:r>
           </w:p>
         </w:tc>
@@ -5707,9 +8111,108 @@
             </w:pPr>
             <w:r>
               <w:rPr>
-                <w:highlight w:val="yellow"/>
-              </w:rPr>
-              <w:t>&lt;vantagens do website/aplicação&gt;</w:t>
+                <w:b/>
+                <w:bCs/>
+              </w:rPr>
+              <w:t>Excelente sincronização familiar</w:t>
+            </w:r>
+            <w:r>
+              <w:br/>
+              <w:t xml:space="preserve">Atualização imediata das listas entre utilizadores. </w:t>
+            </w:r>
+          </w:p>
+          <w:p>
+            <w:pPr>
+              <w:jc w:val="left"/>
+              <w:cnfStyle w:val="000000000000" w:firstRow="0" w:lastRow="0" w:firstColumn="0" w:lastColumn="0" w:oddVBand="0" w:evenVBand="0" w:oddHBand="0" w:evenHBand="0" w:firstRowFirstColumn="0" w:firstRowLastColumn="0" w:lastRowFirstColumn="0" w:lastRowLastColumn="0"/>
+            </w:pPr>
+            <w:r>
+              <w:rPr>
+                <w:b/>
+                <w:bCs/>
+              </w:rPr>
+              <w:lastRenderedPageBreak/>
+              <w:t>Interface moderna e intuitiva</w:t>
+            </w:r>
+            <w:r>
+              <w:br/>
+              <w:t xml:space="preserve">Muito simples de usar durante as compras. </w:t>
+            </w:r>
+          </w:p>
+          <w:p>
+            <w:pPr>
+              <w:jc w:val="left"/>
+              <w:cnfStyle w:val="000000000000" w:firstRow="0" w:lastRow="0" w:firstColumn="0" w:lastColumn="0" w:oddVBand="0" w:evenVBand="0" w:oddHBand="0" w:evenHBand="0" w:firstRowFirstColumn="0" w:firstRowLastColumn="0" w:lastRowFirstColumn="0" w:lastRowLastColumn="0"/>
+            </w:pPr>
+            <w:r>
+              <w:rPr>
+                <w:b/>
+                <w:bCs/>
+              </w:rPr>
+              <w:t>Organização visual dos artigos</w:t>
+            </w:r>
+            <w:r>
+              <w:br/>
+              <w:t xml:space="preserve">Usa ícones e categorias para facilitar a navegação. </w:t>
+            </w:r>
+          </w:p>
+          <w:p>
+            <w:pPr>
+              <w:jc w:val="left"/>
+              <w:cnfStyle w:val="000000000000" w:firstRow="0" w:lastRow="0" w:firstColumn="0" w:lastColumn="0" w:oddVBand="0" w:evenVBand="0" w:oddHBand="0" w:evenHBand="0" w:firstRowFirstColumn="0" w:firstRowLastColumn="0" w:lastRowFirstColumn="0" w:lastRowLastColumn="0"/>
+            </w:pPr>
+            <w:r>
+              <w:rPr>
+                <w:b/>
+                <w:bCs/>
+              </w:rPr>
+              <w:t>Criação rápida de listas</w:t>
+            </w:r>
+            <w:r>
+              <w:br/>
+              <w:t xml:space="preserve">Permite adicionar artigos rapidamente. </w:t>
+            </w:r>
+          </w:p>
+          <w:p>
+            <w:pPr>
+              <w:jc w:val="left"/>
+              <w:cnfStyle w:val="000000000000" w:firstRow="0" w:lastRow="0" w:firstColumn="0" w:lastColumn="0" w:oddVBand="0" w:evenVBand="0" w:oddHBand="0" w:evenHBand="0" w:firstRowFirstColumn="0" w:firstRowLastColumn="0" w:lastRowFirstColumn="0" w:lastRowLastColumn="0"/>
+            </w:pPr>
+            <w:r>
+              <w:rPr>
+                <w:b/>
+                <w:bCs/>
+              </w:rPr>
+              <w:t>Compatibilidade multiplataforma</w:t>
+            </w:r>
+            <w:r>
+              <w:br/>
+              <w:t xml:space="preserve">Disponível para Android, iPhone, </w:t>
+            </w:r>
+            <w:proofErr w:type="spellStart"/>
+            <w:r>
+              <w:t>smartwatch</w:t>
+            </w:r>
+            <w:proofErr w:type="spellEnd"/>
+            <w:r>
+              <w:t xml:space="preserve"> e web. </w:t>
+            </w:r>
+          </w:p>
+          <w:p>
+            <w:pPr>
+              <w:jc w:val="left"/>
+              <w:cnfStyle w:val="000000000000" w:firstRow="0" w:lastRow="0" w:firstColumn="0" w:lastColumn="0" w:oddVBand="0" w:evenVBand="0" w:oddHBand="0" w:evenHBand="0" w:firstRowFirstColumn="0" w:firstRowLastColumn="0" w:lastRowFirstColumn="0" w:lastRowLastColumn="0"/>
+            </w:pPr>
+            <w:r>
+              <w:rPr>
+                <w:b/>
+                <w:bCs/>
+              </w:rPr>
+              <w:t>Partilha fácil</w:t>
+            </w:r>
+            <w:r>
+              <w:br/>
+              <w:t>Ideal para casais e agregados familiares.</w:t>
             </w:r>
           </w:p>
         </w:tc>
@@ -5740,6 +8243,7 @@
                 <w:i w:val="0"/>
                 <w:iCs w:val="0"/>
               </w:rPr>
+              <w:lastRenderedPageBreak/>
               <w:t>Desvantagens:</w:t>
             </w:r>
           </w:p>
@@ -5747,6 +8251,7 @@
         <w:tc>
           <w:tcPr>
             <w:tcW w:w="7796" w:type="dxa"/>
+            <w:shd w:val="clear" w:color="auto" w:fill="auto"/>
           </w:tcPr>
           <w:p>
             <w:pPr>
@@ -5755,9 +8260,99 @@
             </w:pPr>
             <w:r>
               <w:rPr>
-                <w:highlight w:val="yellow"/>
-              </w:rPr>
-              <w:t>&lt;desvantagens do website/aplicação&gt;</w:t>
+                <w:b/>
+                <w:bCs/>
+              </w:rPr>
+              <w:t>Sem gestão financeira avançada</w:t>
+            </w:r>
+            <w:r>
+              <w:br/>
+              <w:t xml:space="preserve">Não controla orçamento mensal detalhado. </w:t>
+            </w:r>
+          </w:p>
+          <w:p>
+            <w:pPr>
+              <w:jc w:val="left"/>
+              <w:cnfStyle w:val="000000100000" w:firstRow="0" w:lastRow="0" w:firstColumn="0" w:lastColumn="0" w:oddVBand="0" w:evenVBand="0" w:oddHBand="1" w:evenHBand="0" w:firstRowFirstColumn="0" w:firstRowLastColumn="0" w:lastRowFirstColumn="0" w:lastRowLastColumn="0"/>
+            </w:pPr>
+            <w:r>
+              <w:rPr>
+                <w:b/>
+                <w:bCs/>
+              </w:rPr>
+              <w:t>Sem estatísticas relevantes</w:t>
+            </w:r>
+            <w:r>
+              <w:br/>
+              <w:t xml:space="preserve">Pouca análise de compras e gastos. </w:t>
+            </w:r>
+          </w:p>
+          <w:p>
+            <w:pPr>
+              <w:jc w:val="left"/>
+              <w:cnfStyle w:val="000000100000" w:firstRow="0" w:lastRow="0" w:firstColumn="0" w:lastColumn="0" w:oddVBand="0" w:evenVBand="0" w:oddHBand="1" w:evenHBand="0" w:firstRowFirstColumn="0" w:firstRowLastColumn="0" w:lastRowFirstColumn="0" w:lastRowLastColumn="0"/>
+            </w:pPr>
+            <w:r>
+              <w:rPr>
+                <w:b/>
+                <w:bCs/>
+              </w:rPr>
+              <w:t>Gestão limitada de preços</w:t>
+            </w:r>
+            <w:r>
+              <w:br/>
+              <w:t xml:space="preserve">Não acompanha bem preços unitários. </w:t>
+            </w:r>
+          </w:p>
+          <w:p>
+            <w:pPr>
+              <w:jc w:val="left"/>
+              <w:cnfStyle w:val="000000100000" w:firstRow="0" w:lastRow="0" w:firstColumn="0" w:lastColumn="0" w:oddVBand="0" w:evenVBand="0" w:oddHBand="1" w:evenHBand="0" w:firstRowFirstColumn="0" w:firstRowLastColumn="0" w:lastRowFirstColumn="0" w:lastRowLastColumn="0"/>
+            </w:pPr>
+            <w:r>
+              <w:rPr>
+                <w:b/>
+                <w:bCs/>
+              </w:rPr>
+              <w:t>Sem auditoria de utilizadores</w:t>
+            </w:r>
+            <w:r>
+              <w:br/>
+              <w:t xml:space="preserve">Não guarda histórico detalhado de alterações. </w:t>
+            </w:r>
+          </w:p>
+          <w:p>
+            <w:pPr>
+              <w:jc w:val="left"/>
+              <w:cnfStyle w:val="000000100000" w:firstRow="0" w:lastRow="0" w:firstColumn="0" w:lastColumn="0" w:oddVBand="0" w:evenVBand="0" w:oddHBand="1" w:evenHBand="0" w:firstRowFirstColumn="0" w:firstRowLastColumn="0" w:lastRowFirstColumn="0" w:lastRowLastColumn="0"/>
+            </w:pPr>
+            <w:r>
+              <w:rPr>
+                <w:b/>
+                <w:bCs/>
+              </w:rPr>
+              <w:t>Pouco foco em inventário doméstico</w:t>
+            </w:r>
+            <w:r>
+              <w:br/>
+              <w:t xml:space="preserve">Não possui gestão forte de despensa. </w:t>
+            </w:r>
+          </w:p>
+          <w:p>
+            <w:pPr>
+              <w:jc w:val="left"/>
+              <w:cnfStyle w:val="000000100000" w:firstRow="0" w:lastRow="0" w:firstColumn="0" w:lastColumn="0" w:oddVBand="0" w:evenVBand="0" w:oddHBand="1" w:evenHBand="0" w:firstRowFirstColumn="0" w:firstRowLastColumn="0" w:lastRowFirstColumn="0" w:lastRowLastColumn="0"/>
+            </w:pPr>
+            <w:r>
+              <w:rPr>
+                <w:b/>
+                <w:bCs/>
+              </w:rPr>
+              <w:t>Exportação limitada</w:t>
+            </w:r>
+            <w:r>
+              <w:br/>
+              <w:t>Não oferece relatórios avançados nem CSV completo.</w:t>
             </w:r>
           </w:p>
         </w:tc>
@@ -5799,38 +8394,146 @@
               <w:cnfStyle w:val="000000000000" w:firstRow="0" w:lastRow="0" w:firstColumn="0" w:lastColumn="0" w:oddVBand="0" w:evenVBand="0" w:oddHBand="0" w:evenHBand="0" w:firstRowFirstColumn="0" w:firstRowLastColumn="0" w:lastRowFirstColumn="0" w:lastRowLastColumn="0"/>
             </w:pPr>
             <w:r>
-              <w:rPr>
-                <w:highlight w:val="yellow"/>
-              </w:rPr>
-              <w:t>&lt;funcionalidades que possam faltar ao website/aplicação&gt;</w:t>
+              <w:t xml:space="preserve">orçamento mensal; </w:t>
+            </w:r>
+          </w:p>
+          <w:p>
+            <w:pPr>
+              <w:jc w:val="left"/>
+              <w:cnfStyle w:val="000000000000" w:firstRow="0" w:lastRow="0" w:firstColumn="0" w:lastColumn="0" w:oddVBand="0" w:evenVBand="0" w:oddHBand="0" w:evenHBand="0" w:firstRowFirstColumn="0" w:firstRowLastColumn="0" w:lastRowFirstColumn="0" w:lastRowLastColumn="0"/>
+            </w:pPr>
+            <w:r>
+              <w:t xml:space="preserve">cálculo automático de orçamento disponível; </w:t>
+            </w:r>
+          </w:p>
+          <w:p>
+            <w:pPr>
+              <w:jc w:val="left"/>
+              <w:cnfStyle w:val="000000000000" w:firstRow="0" w:lastRow="0" w:firstColumn="0" w:lastColumn="0" w:oddVBand="0" w:evenVBand="0" w:oddHBand="0" w:evenHBand="0" w:firstRowFirstColumn="0" w:firstRowLastColumn="0" w:lastRowFirstColumn="0" w:lastRowLastColumn="0"/>
+            </w:pPr>
+            <w:r>
+              <w:t xml:space="preserve">artigos previstos </w:t>
+            </w:r>
+            <w:proofErr w:type="spellStart"/>
+            <w:r>
+              <w:t>vs</w:t>
+            </w:r>
+            <w:proofErr w:type="spellEnd"/>
+            <w:r>
+              <w:t xml:space="preserve"> não previstos; </w:t>
+            </w:r>
+          </w:p>
+          <w:p>
+            <w:pPr>
+              <w:jc w:val="left"/>
+              <w:cnfStyle w:val="000000000000" w:firstRow="0" w:lastRow="0" w:firstColumn="0" w:lastColumn="0" w:oddVBand="0" w:evenVBand="0" w:oddHBand="0" w:evenHBand="0" w:firstRowFirstColumn="0" w:firstRowLastColumn="0" w:lastRowFirstColumn="0" w:lastRowLastColumn="0"/>
+            </w:pPr>
+            <w:proofErr w:type="spellStart"/>
+            <w:r>
+              <w:t>workflow</w:t>
+            </w:r>
+            <w:proofErr w:type="spellEnd"/>
+            <w:r>
+              <w:t xml:space="preserve"> de compra; </w:t>
+            </w:r>
+          </w:p>
+          <w:p>
+            <w:pPr>
+              <w:jc w:val="left"/>
+              <w:cnfStyle w:val="000000000000" w:firstRow="0" w:lastRow="0" w:firstColumn="0" w:lastColumn="0" w:oddVBand="0" w:evenVBand="0" w:oddHBand="0" w:evenHBand="0" w:firstRowFirstColumn="0" w:firstRowLastColumn="0" w:lastRowFirstColumn="0" w:lastRowLastColumn="0"/>
+            </w:pPr>
+            <w:r>
+              <w:t xml:space="preserve">fecho de compras; </w:t>
+            </w:r>
+          </w:p>
+          <w:p>
+            <w:pPr>
+              <w:jc w:val="left"/>
+              <w:cnfStyle w:val="000000000000" w:firstRow="0" w:lastRow="0" w:firstColumn="0" w:lastColumn="0" w:oddVBand="0" w:evenVBand="0" w:oddHBand="0" w:evenHBand="0" w:firstRowFirstColumn="0" w:firstRowLastColumn="0" w:lastRowFirstColumn="0" w:lastRowLastColumn="0"/>
+            </w:pPr>
+            <w:r>
+              <w:t xml:space="preserve">estatísticas detalhadas; </w:t>
+            </w:r>
+          </w:p>
+          <w:p>
+            <w:pPr>
+              <w:jc w:val="left"/>
+              <w:cnfStyle w:val="000000000000" w:firstRow="0" w:lastRow="0" w:firstColumn="0" w:lastColumn="0" w:oddVBand="0" w:evenVBand="0" w:oddHBand="0" w:evenHBand="0" w:firstRowFirstColumn="0" w:firstRowLastColumn="0" w:lastRowFirstColumn="0" w:lastRowLastColumn="0"/>
+            </w:pPr>
+            <w:r>
+              <w:t>p</w:t>
+            </w:r>
+            <w:r>
+              <w:t xml:space="preserve">ercentagens de artigos previstos/não previstos; </w:t>
+            </w:r>
+          </w:p>
+          <w:p>
+            <w:pPr>
+              <w:jc w:val="left"/>
+              <w:cnfStyle w:val="000000000000" w:firstRow="0" w:lastRow="0" w:firstColumn="0" w:lastColumn="0" w:oddVBand="0" w:evenVBand="0" w:oddHBand="0" w:evenHBand="0" w:firstRowFirstColumn="0" w:firstRowLastColumn="0" w:lastRowFirstColumn="0" w:lastRowLastColumn="0"/>
+            </w:pPr>
+            <w:r>
+              <w:t xml:space="preserve">sugestão automática de orçamento; </w:t>
+            </w:r>
+          </w:p>
+          <w:p>
+            <w:pPr>
+              <w:jc w:val="left"/>
+              <w:cnfStyle w:val="000000000000" w:firstRow="0" w:lastRow="0" w:firstColumn="0" w:lastColumn="0" w:oddVBand="0" w:evenVBand="0" w:oddHBand="0" w:evenHBand="0" w:firstRowFirstColumn="0" w:firstRowLastColumn="0" w:lastRowFirstColumn="0" w:lastRowLastColumn="0"/>
+            </w:pPr>
+            <w:r>
+              <w:t xml:space="preserve">exportação CSV completa; </w:t>
+            </w:r>
+          </w:p>
+          <w:p>
+            <w:pPr>
+              <w:jc w:val="left"/>
+              <w:cnfStyle w:val="000000000000" w:firstRow="0" w:lastRow="0" w:firstColumn="0" w:lastColumn="0" w:oddVBand="0" w:evenVBand="0" w:oddHBand="0" w:evenHBand="0" w:firstRowFirstColumn="0" w:firstRowLastColumn="0" w:lastRowFirstColumn="0" w:lastRowLastColumn="0"/>
+            </w:pPr>
+            <w:r>
+              <w:t xml:space="preserve">auditoria detalhada; </w:t>
+            </w:r>
+          </w:p>
+          <w:p>
+            <w:pPr>
+              <w:jc w:val="left"/>
+              <w:cnfStyle w:val="000000000000" w:firstRow="0" w:lastRow="0" w:firstColumn="0" w:lastColumn="0" w:oddVBand="0" w:evenVBand="0" w:oddHBand="0" w:evenHBand="0" w:firstRowFirstColumn="0" w:firstRowLastColumn="0" w:lastRowFirstColumn="0" w:lastRowLastColumn="0"/>
+            </w:pPr>
+            <w:r>
+              <w:t xml:space="preserve">histórico financeiro avançado; </w:t>
+            </w:r>
+          </w:p>
+          <w:p>
+            <w:pPr>
+              <w:jc w:val="left"/>
+              <w:cnfStyle w:val="000000000000" w:firstRow="0" w:lastRow="0" w:firstColumn="0" w:lastColumn="0" w:oddVBand="0" w:evenVBand="0" w:oddHBand="0" w:evenHBand="0" w:firstRowFirstColumn="0" w:firstRowLastColumn="0" w:lastRowFirstColumn="0" w:lastRowLastColumn="0"/>
+            </w:pPr>
+            <w:r>
+              <w:t>gestão de compras fechadas.</w:t>
             </w:r>
           </w:p>
         </w:tc>
       </w:tr>
     </w:tbl>
     <w:p/>
+    <w:p/>
+    <w:p/>
+    <w:p/>
     <w:p>
       <w:pPr>
-        <w:pStyle w:val="Heading3"/>
+        <w:pStyle w:val="Ttulo3"/>
       </w:pPr>
       <w:bookmarkStart w:id="12" w:name="_Toc227748422"/>
       <w:r>
+        <w:lastRenderedPageBreak/>
         <w:t>Comparação dos Sistemas</w:t>
       </w:r>
       <w:bookmarkEnd w:id="12"/>
-    </w:p>
-    <w:p>
-      <w:r>
-        <w:rPr>
-          <w:highlight w:val="yellow"/>
-        </w:rPr>
-        <w:t>De seguida...</w:t>
-      </w:r>
     </w:p>
     <w:p/>
     <w:p>
       <w:pPr>
-        <w:pStyle w:val="Caption"/>
+        <w:pStyle w:val="Legenda"/>
         <w:keepNext/>
         <w:jc w:val="center"/>
       </w:pPr>
@@ -5838,14 +8541,27 @@
       <w:r>
         <w:t xml:space="preserve">Tabela </w:t>
       </w:r>
-      <w:fldSimple w:instr=" SEQ Tabela \* ARABIC ">
-        <w:r>
-          <w:rPr>
-            <w:noProof/>
-          </w:rPr>
-          <w:t>4</w:t>
-        </w:r>
-      </w:fldSimple>
+      <w:r>
+        <w:fldChar w:fldCharType="begin"/>
+      </w:r>
+      <w:r>
+        <w:instrText xml:space="preserve"> SEQ Tabela \* ARABIC </w:instrText>
+      </w:r>
+      <w:r>
+        <w:fldChar w:fldCharType="separate"/>
+      </w:r>
+      <w:r>
+        <w:rPr>
+          <w:noProof/>
+        </w:rPr>
+        <w:t>4</w:t>
+      </w:r>
+      <w:r>
+        <w:rPr>
+          <w:noProof/>
+        </w:rPr>
+        <w:fldChar w:fldCharType="end"/>
+      </w:r>
       <w:r>
         <w:t xml:space="preserve"> – Resumo das características dos Sistemas concorrenciais</w:t>
       </w:r>
@@ -5853,7 +8569,7 @@
     </w:p>
     <w:tbl>
       <w:tblPr>
-        <w:tblStyle w:val="GridTable7ColourfulAccent3"/>
+        <w:tblStyle w:val="TabeladeGrelha7Colorida-Destaque3"/>
         <w:tblW w:w="0" w:type="auto"/>
         <w:tblLook w:val="04A0" w:firstRow="1" w:lastRow="0" w:firstColumn="1" w:lastColumn="0" w:noHBand="0" w:noVBand="1"/>
       </w:tblPr>
@@ -5891,11 +8607,21 @@
               <w:cnfStyle w:val="100000000000" w:firstRow="1" w:lastRow="0" w:firstColumn="0" w:lastColumn="0" w:oddVBand="0" w:evenVBand="0" w:oddHBand="0" w:evenHBand="0" w:firstRowFirstColumn="0" w:firstRowLastColumn="0" w:lastRowFirstColumn="0" w:lastRowLastColumn="0"/>
             </w:pPr>
             <w:r>
-              <w:rPr>
-                <w:highlight w:val="yellow"/>
-              </w:rPr>
-              <w:t>Sistema 1</w:t>
-            </w:r>
+              <w:t xml:space="preserve">Out </w:t>
+            </w:r>
+            <w:proofErr w:type="spellStart"/>
+            <w:r>
+              <w:t>of</w:t>
+            </w:r>
+            <w:proofErr w:type="spellEnd"/>
+            <w:r>
+              <w:t xml:space="preserve"> </w:t>
+            </w:r>
+            <w:proofErr w:type="spellStart"/>
+            <w:r>
+              <w:t>Milk</w:t>
+            </w:r>
+            <w:proofErr w:type="spellEnd"/>
           </w:p>
         </w:tc>
         <w:tc>
@@ -5908,10 +8634,7 @@
               <w:cnfStyle w:val="100000000000" w:firstRow="1" w:lastRow="0" w:firstColumn="0" w:lastColumn="0" w:oddVBand="0" w:evenVBand="0" w:oddHBand="0" w:evenHBand="0" w:firstRowFirstColumn="0" w:firstRowLastColumn="0" w:lastRowFirstColumn="0" w:lastRowLastColumn="0"/>
             </w:pPr>
             <w:r>
-              <w:rPr>
-                <w:highlight w:val="yellow"/>
-              </w:rPr>
-              <w:t>Sistema 2</w:t>
+              <w:t>YNAB</w:t>
             </w:r>
           </w:p>
         </w:tc>
@@ -5924,12 +8647,19 @@
               <w:jc w:val="center"/>
               <w:cnfStyle w:val="100000000000" w:firstRow="1" w:lastRow="0" w:firstColumn="0" w:lastColumn="0" w:oddVBand="0" w:evenVBand="0" w:oddHBand="0" w:evenHBand="0" w:firstRowFirstColumn="0" w:firstRowLastColumn="0" w:lastRowFirstColumn="0" w:lastRowLastColumn="0"/>
             </w:pPr>
-            <w:r>
-              <w:rPr>
-                <w:highlight w:val="yellow"/>
-              </w:rPr>
-              <w:t>Sistema 3</w:t>
-            </w:r>
+            <w:proofErr w:type="spellStart"/>
+            <w:r>
+              <w:t>Bring</w:t>
+            </w:r>
+            <w:proofErr w:type="spellEnd"/>
+            <w:r>
+              <w:t xml:space="preserve">! Shopping </w:t>
+            </w:r>
+            <w:proofErr w:type="spellStart"/>
+            <w:r>
+              <w:t>List</w:t>
+            </w:r>
+            <w:proofErr w:type="spellEnd"/>
           </w:p>
         </w:tc>
       </w:tr>
@@ -5943,24 +8673,8 @@
             <w:tcW w:w="2348" w:type="dxa"/>
           </w:tcPr>
           <w:p>
-            <w:pPr>
-              <w:rPr>
-                <w:highlight w:val="yellow"/>
-              </w:rPr>
-            </w:pPr>
-            <w:proofErr w:type="spellStart"/>
-            <w:r>
-              <w:rPr>
-                <w:highlight w:val="yellow"/>
-              </w:rPr>
-              <w:t>Caract</w:t>
-            </w:r>
-            <w:proofErr w:type="spellEnd"/>
-            <w:r>
-              <w:rPr>
-                <w:highlight w:val="yellow"/>
-              </w:rPr>
-              <w:t>. 1</w:t>
+            <w:r>
+              <w:t>Login de utilizadores</w:t>
             </w:r>
           </w:p>
         </w:tc>
@@ -5972,14 +8686,8 @@
             <w:pPr>
               <w:jc w:val="center"/>
               <w:cnfStyle w:val="000000100000" w:firstRow="0" w:lastRow="0" w:firstColumn="0" w:lastColumn="0" w:oddVBand="0" w:evenVBand="0" w:oddHBand="1" w:evenHBand="0" w:firstRowFirstColumn="0" w:firstRowLastColumn="0" w:lastRowFirstColumn="0" w:lastRowLastColumn="0"/>
-              <w:rPr>
-                <w:highlight w:val="yellow"/>
-              </w:rPr>
-            </w:pPr>
-            <w:r>
-              <w:rPr>
-                <w:highlight w:val="yellow"/>
-              </w:rPr>
+            </w:pPr>
+            <w:r>
               <w:t>x</w:t>
             </w:r>
           </w:p>
@@ -5992,15 +8700,9 @@
             <w:pPr>
               <w:jc w:val="center"/>
               <w:cnfStyle w:val="000000100000" w:firstRow="0" w:lastRow="0" w:firstColumn="0" w:lastColumn="0" w:oddVBand="0" w:evenVBand="0" w:oddHBand="1" w:evenHBand="0" w:firstRowFirstColumn="0" w:firstRowLastColumn="0" w:lastRowFirstColumn="0" w:lastRowLastColumn="0"/>
-              <w:rPr>
-                <w:highlight w:val="yellow"/>
-              </w:rPr>
-            </w:pPr>
-            <w:r>
-              <w:rPr>
-                <w:highlight w:val="yellow"/>
-              </w:rPr>
-              <w:t>-</w:t>
+            </w:pPr>
+            <w:r>
+              <w:t>x</w:t>
             </w:r>
           </w:p>
         </w:tc>
@@ -6012,14 +8714,8 @@
             <w:pPr>
               <w:jc w:val="center"/>
               <w:cnfStyle w:val="000000100000" w:firstRow="0" w:lastRow="0" w:firstColumn="0" w:lastColumn="0" w:oddVBand="0" w:evenVBand="0" w:oddHBand="1" w:evenHBand="0" w:firstRowFirstColumn="0" w:firstRowLastColumn="0" w:lastRowFirstColumn="0" w:lastRowLastColumn="0"/>
-              <w:rPr>
-                <w:highlight w:val="yellow"/>
-              </w:rPr>
-            </w:pPr>
-            <w:r>
-              <w:rPr>
-                <w:highlight w:val="yellow"/>
-              </w:rPr>
+            </w:pPr>
+            <w:r>
               <w:t>x</w:t>
             </w:r>
           </w:p>
@@ -6032,24 +8728,8 @@
             <w:tcW w:w="2348" w:type="dxa"/>
           </w:tcPr>
           <w:p>
-            <w:pPr>
-              <w:rPr>
-                <w:highlight w:val="yellow"/>
-              </w:rPr>
-            </w:pPr>
-            <w:proofErr w:type="spellStart"/>
-            <w:r>
-              <w:rPr>
-                <w:highlight w:val="yellow"/>
-              </w:rPr>
-              <w:t>Caract</w:t>
-            </w:r>
-            <w:proofErr w:type="spellEnd"/>
-            <w:r>
-              <w:rPr>
-                <w:highlight w:val="yellow"/>
-              </w:rPr>
-              <w:t>. 2</w:t>
+            <w:r>
+              <w:t>Multiutilizador</w:t>
             </w:r>
           </w:p>
         </w:tc>
@@ -6062,6 +8742,9 @@
               <w:jc w:val="center"/>
               <w:cnfStyle w:val="000000000000" w:firstRow="0" w:lastRow="0" w:firstColumn="0" w:lastColumn="0" w:oddVBand="0" w:evenVBand="0" w:oddHBand="0" w:evenHBand="0" w:firstRowFirstColumn="0" w:firstRowLastColumn="0" w:lastRowFirstColumn="0" w:lastRowLastColumn="0"/>
             </w:pPr>
+            <w:r>
+              <w:t>x</w:t>
+            </w:r>
           </w:p>
         </w:tc>
         <w:tc>
@@ -6073,6 +8756,9 @@
               <w:jc w:val="center"/>
               <w:cnfStyle w:val="000000000000" w:firstRow="0" w:lastRow="0" w:firstColumn="0" w:lastColumn="0" w:oddVBand="0" w:evenVBand="0" w:oddHBand="0" w:evenHBand="0" w:firstRowFirstColumn="0" w:firstRowLastColumn="0" w:lastRowFirstColumn="0" w:lastRowLastColumn="0"/>
             </w:pPr>
+            <w:r>
+              <w:t>x</w:t>
+            </w:r>
           </w:p>
         </w:tc>
         <w:tc>
@@ -6084,6 +8770,9 @@
               <w:jc w:val="center"/>
               <w:cnfStyle w:val="000000000000" w:firstRow="0" w:lastRow="0" w:firstColumn="0" w:lastColumn="0" w:oddVBand="0" w:evenVBand="0" w:oddHBand="0" w:evenHBand="0" w:firstRowFirstColumn="0" w:firstRowLastColumn="0" w:lastRowFirstColumn="0" w:lastRowLastColumn="0"/>
             </w:pPr>
+            <w:r>
+              <w:t>x</w:t>
+            </w:r>
           </w:p>
         </w:tc>
       </w:tr>
@@ -6097,24 +8786,8 @@
             <w:tcW w:w="2348" w:type="dxa"/>
           </w:tcPr>
           <w:p>
-            <w:pPr>
-              <w:rPr>
-                <w:highlight w:val="yellow"/>
-              </w:rPr>
-            </w:pPr>
-            <w:proofErr w:type="spellStart"/>
-            <w:r>
-              <w:rPr>
-                <w:highlight w:val="yellow"/>
-              </w:rPr>
-              <w:t>Caract</w:t>
-            </w:r>
-            <w:proofErr w:type="spellEnd"/>
-            <w:r>
-              <w:rPr>
-                <w:highlight w:val="yellow"/>
-              </w:rPr>
-              <w:t>. 3</w:t>
+            <w:r>
+              <w:t>Gestão de listas de compras</w:t>
             </w:r>
           </w:p>
         </w:tc>
@@ -6127,6 +8800,9 @@
               <w:jc w:val="center"/>
               <w:cnfStyle w:val="000000100000" w:firstRow="0" w:lastRow="0" w:firstColumn="0" w:lastColumn="0" w:oddVBand="0" w:evenVBand="0" w:oddHBand="1" w:evenHBand="0" w:firstRowFirstColumn="0" w:firstRowLastColumn="0" w:lastRowFirstColumn="0" w:lastRowLastColumn="0"/>
             </w:pPr>
+            <w:r>
+              <w:t>x</w:t>
+            </w:r>
           </w:p>
         </w:tc>
         <w:tc>
@@ -6138,6 +8814,9 @@
               <w:jc w:val="center"/>
               <w:cnfStyle w:val="000000100000" w:firstRow="0" w:lastRow="0" w:firstColumn="0" w:lastColumn="0" w:oddVBand="0" w:evenVBand="0" w:oddHBand="1" w:evenHBand="0" w:firstRowFirstColumn="0" w:firstRowLastColumn="0" w:lastRowFirstColumn="0" w:lastRowLastColumn="0"/>
             </w:pPr>
+            <w:r>
+              <w:t>-</w:t>
+            </w:r>
           </w:p>
         </w:tc>
         <w:tc>
@@ -6149,6 +8828,9 @@
               <w:jc w:val="center"/>
               <w:cnfStyle w:val="000000100000" w:firstRow="0" w:lastRow="0" w:firstColumn="0" w:lastColumn="0" w:oddVBand="0" w:evenVBand="0" w:oddHBand="1" w:evenHBand="0" w:firstRowFirstColumn="0" w:firstRowLastColumn="0" w:lastRowFirstColumn="0" w:lastRowLastColumn="0"/>
             </w:pPr>
+            <w:r>
+              <w:t>x</w:t>
+            </w:r>
           </w:p>
         </w:tc>
       </w:tr>
@@ -6159,24 +8841,8 @@
             <w:tcW w:w="2348" w:type="dxa"/>
           </w:tcPr>
           <w:p>
-            <w:pPr>
-              <w:rPr>
-                <w:highlight w:val="yellow"/>
-              </w:rPr>
-            </w:pPr>
-            <w:proofErr w:type="spellStart"/>
-            <w:r>
-              <w:rPr>
-                <w:highlight w:val="yellow"/>
-              </w:rPr>
-              <w:t>Caract</w:t>
-            </w:r>
-            <w:proofErr w:type="spellEnd"/>
-            <w:r>
-              <w:rPr>
-                <w:highlight w:val="yellow"/>
-              </w:rPr>
-              <w:t>. 4</w:t>
+            <w:r>
+              <w:t>Gestão de orçamento mensal</w:t>
             </w:r>
           </w:p>
         </w:tc>
@@ -6189,6 +8855,9 @@
               <w:jc w:val="center"/>
               <w:cnfStyle w:val="000000000000" w:firstRow="0" w:lastRow="0" w:firstColumn="0" w:lastColumn="0" w:oddVBand="0" w:evenVBand="0" w:oddHBand="0" w:evenHBand="0" w:firstRowFirstColumn="0" w:firstRowLastColumn="0" w:lastRowFirstColumn="0" w:lastRowLastColumn="0"/>
             </w:pPr>
+            <w:r>
+              <w:t>-</w:t>
+            </w:r>
           </w:p>
         </w:tc>
         <w:tc>
@@ -6200,6 +8869,9 @@
               <w:jc w:val="center"/>
               <w:cnfStyle w:val="000000000000" w:firstRow="0" w:lastRow="0" w:firstColumn="0" w:lastColumn="0" w:oddVBand="0" w:evenVBand="0" w:oddHBand="0" w:evenHBand="0" w:firstRowFirstColumn="0" w:firstRowLastColumn="0" w:lastRowFirstColumn="0" w:lastRowLastColumn="0"/>
             </w:pPr>
+            <w:r>
+              <w:t>x</w:t>
+            </w:r>
           </w:p>
         </w:tc>
         <w:tc>
@@ -6211,6 +8883,9 @@
               <w:jc w:val="center"/>
               <w:cnfStyle w:val="000000000000" w:firstRow="0" w:lastRow="0" w:firstColumn="0" w:lastColumn="0" w:oddVBand="0" w:evenVBand="0" w:oddHBand="0" w:evenHBand="0" w:firstRowFirstColumn="0" w:firstRowLastColumn="0" w:lastRowFirstColumn="0" w:lastRowLastColumn="0"/>
             </w:pPr>
+            <w:r>
+              <w:t>-</w:t>
+            </w:r>
           </w:p>
         </w:tc>
       </w:tr>
@@ -6226,16 +8901,15 @@
           <w:p>
             <w:pPr>
               <w:rPr>
-                <w:highlight w:val="yellow"/>
-              </w:rPr>
-            </w:pPr>
-            <w:r>
-              <w:rPr>
-                <w:highlight w:val="yellow"/>
-              </w:rPr>
-              <w:t>...</w:t>
-            </w:r>
-          </w:p>
+                <w:i w:val="0"/>
+                <w:iCs w:val="0"/>
+              </w:rPr>
+            </w:pPr>
+            <w:r>
+              <w:t>Gestão de artigos</w:t>
+            </w:r>
+          </w:p>
+          <w:p/>
         </w:tc>
         <w:tc>
           <w:tcPr>
@@ -6246,6 +8920,9 @@
               <w:jc w:val="center"/>
               <w:cnfStyle w:val="000000100000" w:firstRow="0" w:lastRow="0" w:firstColumn="0" w:lastColumn="0" w:oddVBand="0" w:evenVBand="0" w:oddHBand="1" w:evenHBand="0" w:firstRowFirstColumn="0" w:firstRowLastColumn="0" w:lastRowFirstColumn="0" w:lastRowLastColumn="0"/>
             </w:pPr>
+            <w:r>
+              <w:t>x</w:t>
+            </w:r>
           </w:p>
         </w:tc>
         <w:tc>
@@ -6257,6 +8934,9 @@
               <w:jc w:val="center"/>
               <w:cnfStyle w:val="000000100000" w:firstRow="0" w:lastRow="0" w:firstColumn="0" w:lastColumn="0" w:oddVBand="0" w:evenVBand="0" w:oddHBand="1" w:evenHBand="0" w:firstRowFirstColumn="0" w:firstRowLastColumn="0" w:lastRowFirstColumn="0" w:lastRowLastColumn="0"/>
             </w:pPr>
+            <w:r>
+              <w:t>-</w:t>
+            </w:r>
           </w:p>
         </w:tc>
         <w:tc>
@@ -6268,6 +8948,9 @@
               <w:jc w:val="center"/>
               <w:cnfStyle w:val="000000100000" w:firstRow="0" w:lastRow="0" w:firstColumn="0" w:lastColumn="0" w:oddVBand="0" w:evenVBand="0" w:oddHBand="1" w:evenHBand="0" w:firstRowFirstColumn="0" w:firstRowLastColumn="0" w:lastRowFirstColumn="0" w:lastRowLastColumn="0"/>
             </w:pPr>
+            <w:r>
+              <w:t>x</w:t>
+            </w:r>
           </w:p>
         </w:tc>
       </w:tr>
@@ -6277,7 +8960,11 @@
             <w:cnfStyle w:val="001000000000" w:firstRow="0" w:lastRow="0" w:firstColumn="1" w:lastColumn="0" w:oddVBand="0" w:evenVBand="0" w:oddHBand="0" w:evenHBand="0" w:firstRowFirstColumn="0" w:firstRowLastColumn="0" w:lastRowFirstColumn="0" w:lastRowLastColumn="0"/>
             <w:tcW w:w="2348" w:type="dxa"/>
           </w:tcPr>
-          <w:p/>
+          <w:p>
+            <w:r>
+              <w:t>Estatísticas e relatórios</w:t>
+            </w:r>
+          </w:p>
         </w:tc>
         <w:tc>
           <w:tcPr>
@@ -6288,6 +8975,9 @@
               <w:jc w:val="center"/>
               <w:cnfStyle w:val="000000000000" w:firstRow="0" w:lastRow="0" w:firstColumn="0" w:lastColumn="0" w:oddVBand="0" w:evenVBand="0" w:oddHBand="0" w:evenHBand="0" w:firstRowFirstColumn="0" w:firstRowLastColumn="0" w:lastRowFirstColumn="0" w:lastRowLastColumn="0"/>
             </w:pPr>
+            <w:r>
+              <w:t>-</w:t>
+            </w:r>
           </w:p>
         </w:tc>
         <w:tc>
@@ -6299,6 +8989,9 @@
               <w:jc w:val="center"/>
               <w:cnfStyle w:val="000000000000" w:firstRow="0" w:lastRow="0" w:firstColumn="0" w:lastColumn="0" w:oddVBand="0" w:evenVBand="0" w:oddHBand="0" w:evenHBand="0" w:firstRowFirstColumn="0" w:firstRowLastColumn="0" w:lastRowFirstColumn="0" w:lastRowLastColumn="0"/>
             </w:pPr>
+            <w:r>
+              <w:t>x</w:t>
+            </w:r>
           </w:p>
         </w:tc>
         <w:tc>
@@ -6310,6 +9003,9 @@
               <w:jc w:val="center"/>
               <w:cnfStyle w:val="000000000000" w:firstRow="0" w:lastRow="0" w:firstColumn="0" w:lastColumn="0" w:oddVBand="0" w:evenVBand="0" w:oddHBand="0" w:evenHBand="0" w:firstRowFirstColumn="0" w:firstRowLastColumn="0" w:lastRowFirstColumn="0" w:lastRowLastColumn="0"/>
             </w:pPr>
+            <w:r>
+              <w:t>-</w:t>
+            </w:r>
           </w:p>
         </w:tc>
       </w:tr>
@@ -6322,7 +9018,11 @@
             <w:cnfStyle w:val="001000000000" w:firstRow="0" w:lastRow="0" w:firstColumn="1" w:lastColumn="0" w:oddVBand="0" w:evenVBand="0" w:oddHBand="0" w:evenHBand="0" w:firstRowFirstColumn="0" w:firstRowLastColumn="0" w:lastRowFirstColumn="0" w:lastRowLastColumn="0"/>
             <w:tcW w:w="2348" w:type="dxa"/>
           </w:tcPr>
-          <w:p/>
+          <w:p>
+            <w:r>
+              <w:t>Exportação CSV</w:t>
+            </w:r>
+          </w:p>
         </w:tc>
         <w:tc>
           <w:tcPr>
@@ -6333,6 +9033,9 @@
               <w:jc w:val="center"/>
               <w:cnfStyle w:val="000000100000" w:firstRow="0" w:lastRow="0" w:firstColumn="0" w:lastColumn="0" w:oddVBand="0" w:evenVBand="0" w:oddHBand="1" w:evenHBand="0" w:firstRowFirstColumn="0" w:firstRowLastColumn="0" w:lastRowFirstColumn="0" w:lastRowLastColumn="0"/>
             </w:pPr>
+            <w:r>
+              <w:t>-</w:t>
+            </w:r>
           </w:p>
         </w:tc>
         <w:tc>
@@ -6344,6 +9047,9 @@
               <w:jc w:val="center"/>
               <w:cnfStyle w:val="000000100000" w:firstRow="0" w:lastRow="0" w:firstColumn="0" w:lastColumn="0" w:oddVBand="0" w:evenVBand="0" w:oddHBand="1" w:evenHBand="0" w:firstRowFirstColumn="0" w:firstRowLastColumn="0" w:lastRowFirstColumn="0" w:lastRowLastColumn="0"/>
             </w:pPr>
+            <w:r>
+              <w:t>x</w:t>
+            </w:r>
           </w:p>
         </w:tc>
         <w:tc>
@@ -6355,6 +9061,9 @@
               <w:jc w:val="center"/>
               <w:cnfStyle w:val="000000100000" w:firstRow="0" w:lastRow="0" w:firstColumn="0" w:lastColumn="0" w:oddVBand="0" w:evenVBand="0" w:oddHBand="1" w:evenHBand="0" w:firstRowFirstColumn="0" w:firstRowLastColumn="0" w:lastRowFirstColumn="0" w:lastRowLastColumn="0"/>
             </w:pPr>
+            <w:r>
+              <w:t>-</w:t>
+            </w:r>
           </w:p>
         </w:tc>
       </w:tr>
@@ -6362,7 +9071,7 @@
     <w:p/>
     <w:p>
       <w:pPr>
-        <w:pStyle w:val="Heading3"/>
+        <w:pStyle w:val="Ttulo3"/>
       </w:pPr>
       <w:bookmarkStart w:id="14" w:name="_Toc227748423"/>
       <w:r>
@@ -6371,141 +9080,556 @@
       <w:bookmarkEnd w:id="14"/>
     </w:p>
     <w:p>
-      <w:pPr>
-        <w:rPr>
-          <w:highlight w:val="yellow"/>
-        </w:rPr>
-      </w:pPr>
-      <w:r>
-        <w:rPr>
-          <w:highlight w:val="yellow"/>
-        </w:rPr>
-        <w:t>&lt;</w:t>
-      </w:r>
-      <w:r>
-        <w:rPr>
-          <w:highlight w:val="yellow"/>
+      <w:r>
+        <w:rPr>
+          <w:rFonts w:ascii="Segoe UI" w:eastAsia="Times New Roman" w:hAnsi="Segoe UI" w:cs="Segoe UI"/>
+          <w:color w:val="2B2D38"/>
+          <w:sz w:val="23"/>
+          <w:szCs w:val="23"/>
+          <w:lang w:eastAsia="pt-PT"/>
+        </w:rPr>
+        <w:t>Dos três sistemas que olhámos</w:t>
+      </w:r>
+      <w:r>
+        <w:rPr>
+          <w:rFonts w:ascii="Segoe UI" w:eastAsia="Times New Roman" w:hAnsi="Segoe UI" w:cs="Segoe UI"/>
+          <w:color w:val="2B2D38"/>
+          <w:sz w:val="23"/>
+          <w:szCs w:val="23"/>
+          <w:lang w:eastAsia="pt-PT"/>
+        </w:rPr>
+        <w:t>, o</w:t>
+      </w:r>
+      <w:r>
+        <w:rPr>
+          <w:rFonts w:ascii="Segoe UI" w:eastAsia="Times New Roman" w:hAnsi="Segoe UI" w:cs="Segoe UI"/>
+          <w:color w:val="2B2D38"/>
+          <w:sz w:val="23"/>
+          <w:szCs w:val="23"/>
+          <w:lang w:eastAsia="pt-PT"/>
+        </w:rPr>
+        <w:t xml:space="preserve"> Out </w:t>
+      </w:r>
+      <w:proofErr w:type="spellStart"/>
+      <w:r>
+        <w:rPr>
+          <w:rFonts w:ascii="Segoe UI" w:eastAsia="Times New Roman" w:hAnsi="Segoe UI" w:cs="Segoe UI"/>
+          <w:color w:val="2B2D38"/>
+          <w:sz w:val="23"/>
+          <w:szCs w:val="23"/>
+          <w:lang w:eastAsia="pt-PT"/>
+        </w:rPr>
+        <w:t>of</w:t>
+      </w:r>
+      <w:proofErr w:type="spellEnd"/>
+      <w:r>
+        <w:rPr>
+          <w:rFonts w:ascii="Segoe UI" w:eastAsia="Times New Roman" w:hAnsi="Segoe UI" w:cs="Segoe UI"/>
+          <w:color w:val="2B2D38"/>
+          <w:sz w:val="23"/>
+          <w:szCs w:val="23"/>
+          <w:lang w:eastAsia="pt-PT"/>
         </w:rPr>
         <w:t xml:space="preserve"> </w:t>
       </w:r>
-      <w:r>
-        <w:rPr>
-          <w:highlight w:val="yellow"/>
-        </w:rPr>
-        <w:t>Enquadramento estratégico dos 3 sistemas no SI</w:t>
-      </w:r>
-      <w:r>
-        <w:rPr>
-          <w:highlight w:val="yellow"/>
-        </w:rPr>
-        <w:t xml:space="preserve"> a </w:t>
-      </w:r>
-      <w:r>
-        <w:rPr>
-          <w:highlight w:val="yellow"/>
-        </w:rPr>
-        <w:t>desenvolver</w:t>
-      </w:r>
-      <w:r>
-        <w:rPr>
-          <w:highlight w:val="yellow"/>
+      <w:proofErr w:type="spellStart"/>
+      <w:r>
+        <w:rPr>
+          <w:rFonts w:ascii="Segoe UI" w:eastAsia="Times New Roman" w:hAnsi="Segoe UI" w:cs="Segoe UI"/>
+          <w:color w:val="2B2D38"/>
+          <w:sz w:val="23"/>
+          <w:szCs w:val="23"/>
+          <w:lang w:eastAsia="pt-PT"/>
+        </w:rPr>
+        <w:t>Milk</w:t>
+      </w:r>
+      <w:proofErr w:type="spellEnd"/>
+      <w:r>
+        <w:rPr>
+          <w:rFonts w:ascii="Segoe UI" w:eastAsia="Times New Roman" w:hAnsi="Segoe UI" w:cs="Segoe UI"/>
+          <w:color w:val="2B2D38"/>
+          <w:sz w:val="23"/>
+          <w:szCs w:val="23"/>
+          <w:lang w:eastAsia="pt-PT"/>
+        </w:rPr>
+        <w:t>,</w:t>
+      </w:r>
+      <w:r>
+        <w:rPr>
+          <w:rFonts w:ascii="Segoe UI" w:eastAsia="Times New Roman" w:hAnsi="Segoe UI" w:cs="Segoe UI"/>
+          <w:color w:val="2B2D38"/>
+          <w:sz w:val="23"/>
+          <w:szCs w:val="23"/>
+          <w:lang w:eastAsia="pt-PT"/>
+        </w:rPr>
+        <w:t xml:space="preserve"> o</w:t>
+      </w:r>
+      <w:r>
+        <w:rPr>
+          <w:rFonts w:ascii="Segoe UI" w:eastAsia="Times New Roman" w:hAnsi="Segoe UI" w:cs="Segoe UI"/>
+          <w:color w:val="2B2D38"/>
+          <w:sz w:val="23"/>
+          <w:szCs w:val="23"/>
+          <w:lang w:eastAsia="pt-PT"/>
+        </w:rPr>
+        <w:t xml:space="preserve"> YNAB e</w:t>
+      </w:r>
+      <w:r>
+        <w:rPr>
+          <w:rFonts w:ascii="Segoe UI" w:eastAsia="Times New Roman" w:hAnsi="Segoe UI" w:cs="Segoe UI"/>
+          <w:color w:val="2B2D38"/>
+          <w:sz w:val="23"/>
+          <w:szCs w:val="23"/>
+          <w:lang w:eastAsia="pt-PT"/>
+        </w:rPr>
+        <w:t xml:space="preserve"> o</w:t>
+      </w:r>
+      <w:r>
+        <w:rPr>
+          <w:rFonts w:ascii="Segoe UI" w:eastAsia="Times New Roman" w:hAnsi="Segoe UI" w:cs="Segoe UI"/>
+          <w:color w:val="2B2D38"/>
+          <w:sz w:val="23"/>
+          <w:szCs w:val="23"/>
+          <w:lang w:eastAsia="pt-PT"/>
         </w:rPr>
         <w:t xml:space="preserve"> </w:t>
       </w:r>
-      <w:r>
-        <w:rPr>
-          <w:highlight w:val="yellow"/>
-        </w:rPr>
-        <w:t xml:space="preserve">(razões pelas quais são </w:t>
-      </w:r>
-      <w:r>
-        <w:rPr>
-          <w:highlight w:val="yellow"/>
-        </w:rPr>
-        <w:t xml:space="preserve">os sistemas analisados são </w:t>
-      </w:r>
-      <w:r>
-        <w:rPr>
-          <w:highlight w:val="yellow"/>
-        </w:rPr>
-        <w:t>importantes no SI</w:t>
-      </w:r>
-      <w:r>
-        <w:rPr>
-          <w:highlight w:val="yellow"/>
-        </w:rPr>
-        <w:t xml:space="preserve"> a ser desenvolvido; vantagens e desvantagens da abordagem</w:t>
-      </w:r>
-      <w:r>
-        <w:rPr>
-          <w:highlight w:val="yellow"/>
-        </w:rPr>
-        <w:t>)</w:t>
-      </w:r>
-      <w:r>
-        <w:rPr>
-          <w:highlight w:val="yellow"/>
-        </w:rPr>
-        <w:t xml:space="preserve">. </w:t>
-      </w:r>
-      <w:r>
-        <w:rPr>
-          <w:highlight w:val="yellow"/>
-        </w:rPr>
-        <w:t>Explicar:</w:t>
-      </w:r>
-    </w:p>
-    <w:p>
-      <w:pPr>
-        <w:pStyle w:val="ListParagraph"/>
-        <w:numPr>
-          <w:ilvl w:val="0"/>
-          <w:numId w:val="21"/>
-        </w:numPr>
-        <w:rPr>
-          <w:highlight w:val="yellow"/>
-        </w:rPr>
-      </w:pPr>
-      <w:r>
-        <w:rPr>
-          <w:highlight w:val="yellow"/>
-        </w:rPr>
-        <w:t>Porque é que foram escolhidos estes 3 sistemas no meio de tantos outros</w:t>
-      </w:r>
-    </w:p>
-    <w:p>
-      <w:pPr>
-        <w:pStyle w:val="ListParagraph"/>
-        <w:numPr>
-          <w:ilvl w:val="0"/>
-          <w:numId w:val="21"/>
-        </w:numPr>
-        <w:rPr>
-          <w:highlight w:val="yellow"/>
-        </w:rPr>
-      </w:pPr>
-      <w:r>
-        <w:rPr>
-          <w:highlight w:val="yellow"/>
-        </w:rPr>
-        <w:t>De que forma é que a presente análise irá impactar na estratégia de conceção e desenvolvimento do produto que resulta das atividades do projeto</w:t>
-      </w:r>
-      <w:r>
-        <w:rPr>
-          <w:highlight w:val="yellow"/>
-        </w:rPr>
-        <w:t>&gt;</w:t>
+      <w:proofErr w:type="spellStart"/>
+      <w:r>
+        <w:rPr>
+          <w:rFonts w:ascii="Segoe UI" w:eastAsia="Times New Roman" w:hAnsi="Segoe UI" w:cs="Segoe UI"/>
+          <w:color w:val="2B2D38"/>
+          <w:sz w:val="23"/>
+          <w:szCs w:val="23"/>
+          <w:lang w:eastAsia="pt-PT"/>
+        </w:rPr>
+        <w:t>Bring</w:t>
+      </w:r>
+      <w:proofErr w:type="spellEnd"/>
+      <w:r>
+        <w:rPr>
+          <w:rFonts w:ascii="Segoe UI" w:eastAsia="Times New Roman" w:hAnsi="Segoe UI" w:cs="Segoe UI"/>
+          <w:color w:val="2B2D38"/>
+          <w:sz w:val="23"/>
+          <w:szCs w:val="23"/>
+          <w:lang w:eastAsia="pt-PT"/>
+        </w:rPr>
+        <w:t xml:space="preserve">! Shopping </w:t>
+      </w:r>
+      <w:proofErr w:type="spellStart"/>
+      <w:r>
+        <w:rPr>
+          <w:rFonts w:ascii="Segoe UI" w:eastAsia="Times New Roman" w:hAnsi="Segoe UI" w:cs="Segoe UI"/>
+          <w:color w:val="2B2D38"/>
+          <w:sz w:val="23"/>
+          <w:szCs w:val="23"/>
+          <w:lang w:eastAsia="pt-PT"/>
+        </w:rPr>
+        <w:t>List</w:t>
+      </w:r>
+      <w:proofErr w:type="spellEnd"/>
+      <w:r>
+        <w:rPr>
+          <w:rFonts w:ascii="Segoe UI" w:eastAsia="Times New Roman" w:hAnsi="Segoe UI" w:cs="Segoe UI"/>
+          <w:color w:val="2B2D38"/>
+          <w:sz w:val="23"/>
+          <w:szCs w:val="23"/>
+          <w:lang w:eastAsia="pt-PT"/>
+        </w:rPr>
+        <w:t>,</w:t>
+      </w:r>
+      <w:r>
+        <w:rPr>
+          <w:rFonts w:ascii="Segoe UI" w:eastAsia="Times New Roman" w:hAnsi="Segoe UI" w:cs="Segoe UI"/>
+          <w:color w:val="2B2D38"/>
+          <w:sz w:val="23"/>
+          <w:szCs w:val="23"/>
+          <w:lang w:eastAsia="pt-PT"/>
+        </w:rPr>
+        <w:t xml:space="preserve"> </w:t>
+      </w:r>
+      <w:r>
+        <w:rPr>
+          <w:rFonts w:ascii="Segoe UI" w:eastAsia="Times New Roman" w:hAnsi="Segoe UI" w:cs="Segoe UI"/>
+          <w:color w:val="2B2D38"/>
+          <w:sz w:val="23"/>
+          <w:szCs w:val="23"/>
+          <w:lang w:eastAsia="pt-PT"/>
+        </w:rPr>
+        <w:t xml:space="preserve">escolhemos </w:t>
+      </w:r>
+      <w:r>
+        <w:rPr>
+          <w:rFonts w:ascii="Segoe UI" w:eastAsia="Times New Roman" w:hAnsi="Segoe UI" w:cs="Segoe UI"/>
+          <w:color w:val="2B2D38"/>
+          <w:sz w:val="23"/>
+          <w:szCs w:val="23"/>
+          <w:lang w:eastAsia="pt-PT"/>
+        </w:rPr>
+        <w:t xml:space="preserve">porque são bastante usados. </w:t>
+      </w:r>
+      <w:r>
+        <w:rPr>
+          <w:rFonts w:ascii="Segoe UI" w:eastAsia="Times New Roman" w:hAnsi="Segoe UI" w:cs="Segoe UI"/>
+          <w:color w:val="2B2D38"/>
+          <w:sz w:val="23"/>
+          <w:szCs w:val="23"/>
+          <w:lang w:eastAsia="pt-PT"/>
+        </w:rPr>
+        <w:t>E</w:t>
+      </w:r>
+      <w:r>
+        <w:rPr>
+          <w:rFonts w:ascii="Segoe UI" w:eastAsia="Times New Roman" w:hAnsi="Segoe UI" w:cs="Segoe UI"/>
+          <w:color w:val="2B2D38"/>
+          <w:sz w:val="23"/>
+          <w:szCs w:val="23"/>
+          <w:lang w:eastAsia="pt-PT"/>
+        </w:rPr>
+        <w:t>stas</w:t>
+      </w:r>
+      <w:r>
+        <w:rPr>
+          <w:rFonts w:ascii="Segoe UI" w:eastAsia="Times New Roman" w:hAnsi="Segoe UI" w:cs="Segoe UI"/>
+          <w:color w:val="2B2D38"/>
+          <w:sz w:val="23"/>
+          <w:szCs w:val="23"/>
+          <w:lang w:eastAsia="pt-PT"/>
+        </w:rPr>
+        <w:t xml:space="preserve"> aplicações</w:t>
+      </w:r>
+      <w:r>
+        <w:rPr>
+          <w:rFonts w:ascii="Segoe UI" w:eastAsia="Times New Roman" w:hAnsi="Segoe UI" w:cs="Segoe UI"/>
+          <w:color w:val="2B2D38"/>
+          <w:sz w:val="23"/>
+          <w:szCs w:val="23"/>
+          <w:lang w:eastAsia="pt-PT"/>
+        </w:rPr>
+        <w:t xml:space="preserve"> parecem aproximar</w:t>
+      </w:r>
+      <w:r>
+        <w:rPr>
+          <w:rFonts w:ascii="Segoe UI" w:eastAsia="Times New Roman" w:hAnsi="Segoe UI" w:cs="Segoe UI"/>
+          <w:color w:val="2B2D38"/>
+          <w:sz w:val="23"/>
+          <w:szCs w:val="23"/>
+          <w:lang w:eastAsia="pt-PT"/>
+        </w:rPr>
+        <w:noBreakHyphen/>
+        <w:t xml:space="preserve">se mais daquilo que queremos fazer. O Out </w:t>
+      </w:r>
+      <w:proofErr w:type="spellStart"/>
+      <w:r>
+        <w:rPr>
+          <w:rFonts w:ascii="Segoe UI" w:eastAsia="Times New Roman" w:hAnsi="Segoe UI" w:cs="Segoe UI"/>
+          <w:color w:val="2B2D38"/>
+          <w:sz w:val="23"/>
+          <w:szCs w:val="23"/>
+          <w:lang w:eastAsia="pt-PT"/>
+        </w:rPr>
+        <w:t>of</w:t>
+      </w:r>
+      <w:proofErr w:type="spellEnd"/>
+      <w:r>
+        <w:rPr>
+          <w:rFonts w:ascii="Segoe UI" w:eastAsia="Times New Roman" w:hAnsi="Segoe UI" w:cs="Segoe UI"/>
+          <w:color w:val="2B2D38"/>
+          <w:sz w:val="23"/>
+          <w:szCs w:val="23"/>
+          <w:lang w:eastAsia="pt-PT"/>
+        </w:rPr>
+        <w:t xml:space="preserve"> </w:t>
+      </w:r>
+      <w:proofErr w:type="spellStart"/>
+      <w:r>
+        <w:rPr>
+          <w:rFonts w:ascii="Segoe UI" w:eastAsia="Times New Roman" w:hAnsi="Segoe UI" w:cs="Segoe UI"/>
+          <w:color w:val="2B2D38"/>
+          <w:sz w:val="23"/>
+          <w:szCs w:val="23"/>
+          <w:lang w:eastAsia="pt-PT"/>
+        </w:rPr>
+        <w:t>Milk</w:t>
+      </w:r>
+      <w:proofErr w:type="spellEnd"/>
+      <w:r>
+        <w:rPr>
+          <w:rFonts w:ascii="Segoe UI" w:eastAsia="Times New Roman" w:hAnsi="Segoe UI" w:cs="Segoe UI"/>
+          <w:color w:val="2B2D38"/>
+          <w:sz w:val="23"/>
+          <w:szCs w:val="23"/>
+          <w:lang w:eastAsia="pt-PT"/>
+        </w:rPr>
+        <w:t xml:space="preserve"> </w:t>
+      </w:r>
+      <w:r>
+        <w:rPr>
+          <w:rFonts w:ascii="Segoe UI" w:eastAsia="Times New Roman" w:hAnsi="Segoe UI" w:cs="Segoe UI"/>
+          <w:color w:val="2B2D38"/>
+          <w:sz w:val="23"/>
+          <w:szCs w:val="23"/>
+          <w:lang w:eastAsia="pt-PT"/>
+        </w:rPr>
+        <w:t xml:space="preserve">é </w:t>
+      </w:r>
+      <w:r>
+        <w:rPr>
+          <w:rFonts w:ascii="Segoe UI" w:eastAsia="Times New Roman" w:hAnsi="Segoe UI" w:cs="Segoe UI"/>
+          <w:color w:val="2B2D38"/>
+          <w:sz w:val="23"/>
+          <w:szCs w:val="23"/>
+          <w:lang w:eastAsia="pt-PT"/>
+        </w:rPr>
+        <w:t xml:space="preserve">muito completo nas listas de compras. Dá para organizar produtos, dizer quantidades, agrupar por categorias e partilhar listas com outras pessoas. </w:t>
+      </w:r>
+      <w:r>
+        <w:rPr>
+          <w:rFonts w:ascii="Segoe UI" w:eastAsia="Times New Roman" w:hAnsi="Segoe UI" w:cs="Segoe UI"/>
+          <w:color w:val="2B2D38"/>
+          <w:sz w:val="23"/>
+          <w:szCs w:val="23"/>
+          <w:lang w:eastAsia="pt-PT"/>
+        </w:rPr>
+        <w:t>É</w:t>
+      </w:r>
+      <w:r>
+        <w:rPr>
+          <w:rFonts w:ascii="Segoe UI" w:eastAsia="Times New Roman" w:hAnsi="Segoe UI" w:cs="Segoe UI"/>
+          <w:color w:val="2B2D38"/>
+          <w:sz w:val="23"/>
+          <w:szCs w:val="23"/>
+          <w:lang w:eastAsia="pt-PT"/>
+        </w:rPr>
+        <w:t xml:space="preserve"> a parte mais prática do sistema, aquela que mexe diretamente com as compras do dia a dia. O YNAB é forte na gestão de orçamento. </w:t>
+      </w:r>
+      <w:r>
+        <w:rPr>
+          <w:rFonts w:ascii="Segoe UI" w:eastAsia="Times New Roman" w:hAnsi="Segoe UI" w:cs="Segoe UI"/>
+          <w:color w:val="2B2D38"/>
+          <w:sz w:val="23"/>
+          <w:szCs w:val="23"/>
+          <w:lang w:eastAsia="pt-PT"/>
+        </w:rPr>
+        <w:t xml:space="preserve">Não é </w:t>
+      </w:r>
+      <w:r>
+        <w:rPr>
+          <w:rFonts w:ascii="Segoe UI" w:eastAsia="Times New Roman" w:hAnsi="Segoe UI" w:cs="Segoe UI"/>
+          <w:color w:val="2B2D38"/>
+          <w:sz w:val="23"/>
+          <w:szCs w:val="23"/>
+          <w:lang w:eastAsia="pt-PT"/>
+        </w:rPr>
+        <w:t xml:space="preserve">focado em listas de compras, mas ajuda bastante a controlar despesas, </w:t>
+      </w:r>
+      <w:r>
+        <w:rPr>
+          <w:rFonts w:ascii="Segoe UI" w:eastAsia="Times New Roman" w:hAnsi="Segoe UI" w:cs="Segoe UI"/>
+          <w:color w:val="2B2D38"/>
+          <w:sz w:val="23"/>
+          <w:szCs w:val="23"/>
+          <w:lang w:eastAsia="pt-PT"/>
+        </w:rPr>
+        <w:t>fazer planeamento de</w:t>
+      </w:r>
+      <w:r>
+        <w:rPr>
+          <w:rFonts w:ascii="Segoe UI" w:eastAsia="Times New Roman" w:hAnsi="Segoe UI" w:cs="Segoe UI"/>
+          <w:color w:val="2B2D38"/>
+          <w:sz w:val="23"/>
+          <w:szCs w:val="23"/>
+          <w:lang w:eastAsia="pt-PT"/>
+        </w:rPr>
+        <w:t xml:space="preserve"> gastos e perceber para onde vai o dinheiro. Isso ajuda</w:t>
+      </w:r>
+      <w:r>
+        <w:rPr>
+          <w:rFonts w:ascii="Segoe UI" w:eastAsia="Times New Roman" w:hAnsi="Segoe UI" w:cs="Segoe UI"/>
+          <w:color w:val="2B2D38"/>
+          <w:sz w:val="23"/>
+          <w:szCs w:val="23"/>
+          <w:lang w:eastAsia="pt-PT"/>
+        </w:rPr>
+        <w:noBreakHyphen/>
+        <w:t xml:space="preserve">nos </w:t>
+      </w:r>
+      <w:r>
+        <w:rPr>
+          <w:rFonts w:ascii="Segoe UI" w:eastAsia="Times New Roman" w:hAnsi="Segoe UI" w:cs="Segoe UI"/>
+          <w:color w:val="2B2D38"/>
+          <w:sz w:val="23"/>
+          <w:szCs w:val="23"/>
+          <w:lang w:eastAsia="pt-PT"/>
+        </w:rPr>
+        <w:t xml:space="preserve">a construir </w:t>
+      </w:r>
+      <w:r>
+        <w:rPr>
+          <w:rFonts w:ascii="Segoe UI" w:eastAsia="Times New Roman" w:hAnsi="Segoe UI" w:cs="Segoe UI"/>
+          <w:color w:val="2B2D38"/>
+          <w:sz w:val="23"/>
+          <w:szCs w:val="23"/>
+          <w:lang w:eastAsia="pt-PT"/>
+        </w:rPr>
+        <w:t xml:space="preserve">a parte financeira do nosso sistema. </w:t>
+      </w:r>
+      <w:r>
+        <w:rPr>
+          <w:rFonts w:ascii="Segoe UI" w:eastAsia="Times New Roman" w:hAnsi="Segoe UI" w:cs="Segoe UI"/>
+          <w:color w:val="2B2D38"/>
+          <w:sz w:val="23"/>
+          <w:szCs w:val="23"/>
+          <w:lang w:eastAsia="pt-PT"/>
+        </w:rPr>
+        <w:t>O</w:t>
+      </w:r>
+      <w:r>
+        <w:rPr>
+          <w:rFonts w:ascii="Segoe UI" w:eastAsia="Times New Roman" w:hAnsi="Segoe UI" w:cs="Segoe UI"/>
+          <w:color w:val="2B2D38"/>
+          <w:sz w:val="23"/>
+          <w:szCs w:val="23"/>
+          <w:lang w:eastAsia="pt-PT"/>
+        </w:rPr>
+        <w:t xml:space="preserve"> </w:t>
+      </w:r>
+      <w:proofErr w:type="spellStart"/>
+      <w:r>
+        <w:rPr>
+          <w:rFonts w:ascii="Segoe UI" w:eastAsia="Times New Roman" w:hAnsi="Segoe UI" w:cs="Segoe UI"/>
+          <w:color w:val="2B2D38"/>
+          <w:sz w:val="23"/>
+          <w:szCs w:val="23"/>
+          <w:lang w:eastAsia="pt-PT"/>
+        </w:rPr>
+        <w:t>Bring</w:t>
+      </w:r>
+      <w:proofErr w:type="spellEnd"/>
+      <w:r>
+        <w:rPr>
+          <w:rFonts w:ascii="Segoe UI" w:eastAsia="Times New Roman" w:hAnsi="Segoe UI" w:cs="Segoe UI"/>
+          <w:color w:val="2B2D38"/>
+          <w:sz w:val="23"/>
+          <w:szCs w:val="23"/>
+          <w:lang w:eastAsia="pt-PT"/>
+        </w:rPr>
+        <w:t xml:space="preserve">! Shopping </w:t>
+      </w:r>
+      <w:proofErr w:type="spellStart"/>
+      <w:r>
+        <w:rPr>
+          <w:rFonts w:ascii="Segoe UI" w:eastAsia="Times New Roman" w:hAnsi="Segoe UI" w:cs="Segoe UI"/>
+          <w:color w:val="2B2D38"/>
+          <w:sz w:val="23"/>
+          <w:szCs w:val="23"/>
+          <w:lang w:eastAsia="pt-PT"/>
+        </w:rPr>
+        <w:t>List</w:t>
+      </w:r>
+      <w:proofErr w:type="spellEnd"/>
+      <w:r>
+        <w:rPr>
+          <w:rFonts w:ascii="Segoe UI" w:eastAsia="Times New Roman" w:hAnsi="Segoe UI" w:cs="Segoe UI"/>
+          <w:color w:val="2B2D38"/>
+          <w:sz w:val="23"/>
+          <w:szCs w:val="23"/>
+          <w:lang w:eastAsia="pt-PT"/>
+        </w:rPr>
+        <w:t xml:space="preserve"> é simples e funciona bem em grupo. É fácil partilhar listas e ver as alterações em tempo real, o que vem bem quando várias pessoas mexem na mesma lista. </w:t>
+      </w:r>
+      <w:r>
+        <w:rPr>
+          <w:rFonts w:ascii="Segoe UI" w:eastAsia="Times New Roman" w:hAnsi="Segoe UI" w:cs="Segoe UI"/>
+          <w:color w:val="2B2D38"/>
+          <w:sz w:val="23"/>
+          <w:szCs w:val="23"/>
+          <w:lang w:eastAsia="pt-PT"/>
+        </w:rPr>
+        <w:t>S</w:t>
+      </w:r>
+      <w:r>
+        <w:rPr>
+          <w:rFonts w:ascii="Segoe UI" w:eastAsia="Times New Roman" w:hAnsi="Segoe UI" w:cs="Segoe UI"/>
+          <w:color w:val="2B2D38"/>
+          <w:sz w:val="23"/>
+          <w:szCs w:val="23"/>
+          <w:lang w:eastAsia="pt-PT"/>
+        </w:rPr>
+        <w:t xml:space="preserve">erve mais como referência para a experiência do utilizador e para a simplicidade de uso. </w:t>
+      </w:r>
+      <w:r>
+        <w:rPr>
+          <w:rFonts w:ascii="Segoe UI" w:eastAsia="Times New Roman" w:hAnsi="Segoe UI" w:cs="Segoe UI"/>
+          <w:color w:val="2B2D38"/>
+          <w:sz w:val="23"/>
+          <w:szCs w:val="23"/>
+          <w:lang w:eastAsia="pt-PT"/>
+        </w:rPr>
+        <w:t xml:space="preserve">Ao </w:t>
+      </w:r>
+      <w:r>
+        <w:rPr>
+          <w:rFonts w:ascii="Segoe UI" w:eastAsia="Times New Roman" w:hAnsi="Segoe UI" w:cs="Segoe UI"/>
+          <w:color w:val="2B2D38"/>
+          <w:sz w:val="23"/>
+          <w:szCs w:val="23"/>
+          <w:lang w:eastAsia="pt-PT"/>
+        </w:rPr>
+        <w:t xml:space="preserve">olhar para estas aplicações, percebemos que nenhuma junta tudo o que queremos. Algumas são mais fortes na parte financeira, outras na parte colaborativa ou na organização das compras. Por isso, a ideia do nosso projeto é criar algo mais integrado, que misture o melhor de cada uma. </w:t>
+      </w:r>
+      <w:r>
+        <w:rPr>
+          <w:rFonts w:ascii="Segoe UI" w:eastAsia="Times New Roman" w:hAnsi="Segoe UI" w:cs="Segoe UI"/>
+          <w:color w:val="2B2D38"/>
+          <w:sz w:val="23"/>
+          <w:szCs w:val="23"/>
+          <w:lang w:eastAsia="pt-PT"/>
+        </w:rPr>
+        <w:t>A a</w:t>
+      </w:r>
+      <w:r>
+        <w:rPr>
+          <w:rFonts w:ascii="Segoe UI" w:eastAsia="Times New Roman" w:hAnsi="Segoe UI" w:cs="Segoe UI"/>
+          <w:color w:val="2B2D38"/>
+          <w:sz w:val="23"/>
+          <w:szCs w:val="23"/>
+          <w:lang w:eastAsia="pt-PT"/>
+        </w:rPr>
+        <w:t xml:space="preserve">nálise ajudou a perceber o que vale mesmo a pena implementar, o que pode ser melhorado e como o nosso sistema se pode diferenciar. </w:t>
+      </w:r>
+      <w:r>
+        <w:rPr>
+          <w:rFonts w:ascii="Segoe UI" w:eastAsia="Times New Roman" w:hAnsi="Segoe UI" w:cs="Segoe UI"/>
+          <w:color w:val="2B2D38"/>
+          <w:sz w:val="23"/>
+          <w:szCs w:val="23"/>
+          <w:lang w:eastAsia="pt-PT"/>
+        </w:rPr>
+        <w:t xml:space="preserve">Ainda ajuda a perceber </w:t>
+      </w:r>
+      <w:r>
+        <w:rPr>
+          <w:rFonts w:ascii="Segoe UI" w:eastAsia="Times New Roman" w:hAnsi="Segoe UI" w:cs="Segoe UI"/>
+          <w:color w:val="2B2D38"/>
+          <w:sz w:val="23"/>
+          <w:szCs w:val="23"/>
+          <w:lang w:eastAsia="pt-PT"/>
+        </w:rPr>
+        <w:t>como organizar as funcionalidades, estruturar os dados e criar uma interface mais simples e intuitiva para quem o vai usar.</w:t>
       </w:r>
     </w:p>
     <w:p/>
     <w:p/>
+    <w:p/>
     <w:p>
       <w:pPr>
-        <w:pStyle w:val="Heading2"/>
+        <w:pStyle w:val="Ttulo2"/>
       </w:pPr>
       <w:bookmarkStart w:id="15" w:name="_Toc227748424"/>
       <w:proofErr w:type="spellStart"/>
       <w:r>
+        <w:lastRenderedPageBreak/>
         <w:t>Wireframes</w:t>
       </w:r>
       <w:proofErr w:type="spellEnd"/>
@@ -6577,7 +9701,6 @@
         <w:rPr>
           <w:noProof/>
         </w:rPr>
-        <w:lastRenderedPageBreak/>
         <w:drawing>
           <wp:inline distT="0" distB="0" distL="0" distR="0" wp14:anchorId="1AA1AEC4" wp14:editId="33110529">
             <wp:extent cx="6120130" cy="6151880"/>
@@ -6594,7 +9717,7 @@
                     <pic:cNvPicPr/>
                   </pic:nvPicPr>
                   <pic:blipFill>
-                    <a:blip r:embed="rId12"/>
+                    <a:blip r:embed="rId17"/>
                     <a:stretch>
                       <a:fillRect/>
                     </a:stretch>
@@ -6617,21 +9740,34 @@
     </w:p>
     <w:p>
       <w:pPr>
-        <w:pStyle w:val="Caption"/>
+        <w:pStyle w:val="Legenda"/>
         <w:jc w:val="center"/>
       </w:pPr>
       <w:bookmarkStart w:id="16" w:name="_Toc227746380"/>
       <w:r>
         <w:t xml:space="preserve">Figura </w:t>
       </w:r>
-      <w:fldSimple w:instr=" SEQ Figura \* ARABIC ">
-        <w:r>
-          <w:rPr>
-            <w:noProof/>
-          </w:rPr>
-          <w:t>1</w:t>
-        </w:r>
-      </w:fldSimple>
+      <w:r>
+        <w:fldChar w:fldCharType="begin"/>
+      </w:r>
+      <w:r>
+        <w:instrText xml:space="preserve"> SEQ Figura \* ARABIC </w:instrText>
+      </w:r>
+      <w:r>
+        <w:fldChar w:fldCharType="separate"/>
+      </w:r>
+      <w:r>
+        <w:rPr>
+          <w:noProof/>
+        </w:rPr>
+        <w:t>1</w:t>
+      </w:r>
+      <w:r>
+        <w:rPr>
+          <w:noProof/>
+        </w:rPr>
+        <w:fldChar w:fldCharType="end"/>
+      </w:r>
       <w:r>
         <w:t xml:space="preserve"> – </w:t>
       </w:r>
@@ -6704,7 +9840,7 @@
     <w:p/>
     <w:p>
       <w:pPr>
-        <w:pStyle w:val="Heading2"/>
+        <w:pStyle w:val="Ttulo2"/>
       </w:pPr>
       <w:bookmarkStart w:id="17" w:name="_Toc102664379"/>
       <w:bookmarkStart w:id="18" w:name="_Toc227748425"/>
@@ -6760,7 +9896,7 @@
                     <pic:cNvPicPr/>
                   </pic:nvPicPr>
                   <pic:blipFill>
-                    <a:blip r:embed="rId13">
+                    <a:blip r:embed="rId18">
                       <a:extLst>
                         <a:ext uri="{28A0092B-C50C-407E-A947-70E740481C1C}">
                           <a14:useLocalDpi xmlns:a14="http://schemas.microsoft.com/office/drawing/2010/main" val="0"/>
@@ -6789,7 +9925,7 @@
     </w:p>
     <w:p>
       <w:pPr>
-        <w:pStyle w:val="Caption"/>
+        <w:pStyle w:val="Legenda"/>
         <w:jc w:val="center"/>
       </w:pPr>
       <w:bookmarkStart w:id="19" w:name="_Toc70951687"/>
@@ -6833,7 +9969,7 @@
     <w:p/>
     <w:p>
       <w:pPr>
-        <w:pStyle w:val="Heading1"/>
+        <w:pStyle w:val="Ttulo1"/>
       </w:pPr>
       <w:bookmarkStart w:id="21" w:name="_Toc227748426"/>
       <w:proofErr w:type="spellStart"/>
@@ -6855,7 +9991,7 @@
     <w:p/>
     <w:p>
       <w:pPr>
-        <w:pStyle w:val="Heading2"/>
+        <w:pStyle w:val="Ttulo2"/>
       </w:pPr>
       <w:bookmarkStart w:id="22" w:name="_Toc227748427"/>
       <w:r>
@@ -6910,7 +10046,7 @@
     </w:p>
     <w:p>
       <w:pPr>
-        <w:pStyle w:val="ListParagraph"/>
+        <w:pStyle w:val="PargrafodaLista"/>
         <w:numPr>
           <w:ilvl w:val="0"/>
           <w:numId w:val="23"/>
@@ -6959,7 +10095,7 @@
     </w:p>
     <w:p>
       <w:pPr>
-        <w:pStyle w:val="ListParagraph"/>
+        <w:pStyle w:val="PargrafodaLista"/>
         <w:numPr>
           <w:ilvl w:val="0"/>
           <w:numId w:val="23"/>
@@ -6974,7 +10110,7 @@
     </w:p>
     <w:p>
       <w:pPr>
-        <w:pStyle w:val="ListParagraph"/>
+        <w:pStyle w:val="PargrafodaLista"/>
         <w:numPr>
           <w:ilvl w:val="0"/>
           <w:numId w:val="23"/>
@@ -7060,7 +10196,7 @@
     </w:p>
     <w:p>
       <w:pPr>
-        <w:pStyle w:val="ListParagraph"/>
+        <w:pStyle w:val="PargrafodaLista"/>
         <w:numPr>
           <w:ilvl w:val="0"/>
           <w:numId w:val="23"/>
@@ -7134,7 +10270,7 @@
     </w:p>
     <w:p>
       <w:pPr>
-        <w:pStyle w:val="ListParagraph"/>
+        <w:pStyle w:val="PargrafodaLista"/>
         <w:numPr>
           <w:ilvl w:val="0"/>
           <w:numId w:val="23"/>
@@ -7159,7 +10295,7 @@
     <w:p/>
     <w:p>
       <w:pPr>
-        <w:pStyle w:val="Heading2"/>
+        <w:pStyle w:val="Ttulo2"/>
       </w:pPr>
       <w:bookmarkStart w:id="23" w:name="_Toc227748428"/>
       <w:proofErr w:type="spellStart"/>
@@ -7219,7 +10355,7 @@
     <w:p/>
     <w:p>
       <w:pPr>
-        <w:pStyle w:val="Caption"/>
+        <w:pStyle w:val="Legenda"/>
         <w:keepNext/>
         <w:jc w:val="center"/>
       </w:pPr>
@@ -7227,14 +10363,27 @@
       <w:r>
         <w:t xml:space="preserve">Tabela </w:t>
       </w:r>
-      <w:fldSimple w:instr=" SEQ Tabela \* ARABIC ">
-        <w:r>
-          <w:rPr>
-            <w:noProof/>
-          </w:rPr>
-          <w:t>5</w:t>
-        </w:r>
-      </w:fldSimple>
+      <w:r>
+        <w:fldChar w:fldCharType="begin"/>
+      </w:r>
+      <w:r>
+        <w:instrText xml:space="preserve"> SEQ Tabela \* ARABIC </w:instrText>
+      </w:r>
+      <w:r>
+        <w:fldChar w:fldCharType="separate"/>
+      </w:r>
+      <w:r>
+        <w:rPr>
+          <w:noProof/>
+        </w:rPr>
+        <w:t>5</w:t>
+      </w:r>
+      <w:r>
+        <w:rPr>
+          <w:noProof/>
+        </w:rPr>
+        <w:fldChar w:fldCharType="end"/>
+      </w:r>
       <w:r>
         <w:t xml:space="preserve"> – Identificação e funções dos </w:t>
       </w:r>
@@ -7258,7 +10407,7 @@
     </w:p>
     <w:tbl>
       <w:tblPr>
-        <w:tblStyle w:val="GridTable7ColourfulAccent3"/>
+        <w:tblStyle w:val="TabeladeGrelha7Colorida-Destaque3"/>
         <w:tblW w:w="0" w:type="auto"/>
         <w:tblLook w:val="04A0" w:firstRow="1" w:lastRow="0" w:firstColumn="1" w:lastColumn="0" w:noHBand="0" w:noVBand="1"/>
       </w:tblPr>
@@ -7339,7 +10488,7 @@
           </w:tcPr>
           <w:p>
             <w:pPr>
-              <w:pStyle w:val="ListParagraph"/>
+              <w:pStyle w:val="PargrafodaLista"/>
               <w:numPr>
                 <w:ilvl w:val="0"/>
                 <w:numId w:val="4"/>
@@ -7354,7 +10503,7 @@
           </w:p>
           <w:p>
             <w:pPr>
-              <w:pStyle w:val="ListParagraph"/>
+              <w:pStyle w:val="PargrafodaLista"/>
               <w:numPr>
                 <w:ilvl w:val="0"/>
                 <w:numId w:val="4"/>
@@ -7403,7 +10552,7 @@
           </w:tcPr>
           <w:p>
             <w:pPr>
-              <w:pStyle w:val="ListParagraph"/>
+              <w:pStyle w:val="PargrafodaLista"/>
               <w:numPr>
                 <w:ilvl w:val="0"/>
                 <w:numId w:val="4"/>
@@ -7418,7 +10567,7 @@
           </w:p>
           <w:p>
             <w:pPr>
-              <w:pStyle w:val="ListParagraph"/>
+              <w:pStyle w:val="PargrafodaLista"/>
               <w:numPr>
                 <w:ilvl w:val="0"/>
                 <w:numId w:val="4"/>
@@ -7470,7 +10619,7 @@
           </w:tcPr>
           <w:p>
             <w:pPr>
-              <w:pStyle w:val="ListParagraph"/>
+              <w:pStyle w:val="PargrafodaLista"/>
               <w:numPr>
                 <w:ilvl w:val="0"/>
                 <w:numId w:val="4"/>
@@ -7485,7 +10634,7 @@
           </w:p>
           <w:p>
             <w:pPr>
-              <w:pStyle w:val="ListParagraph"/>
+              <w:pStyle w:val="PargrafodaLista"/>
               <w:numPr>
                 <w:ilvl w:val="0"/>
                 <w:numId w:val="4"/>
@@ -7534,7 +10683,7 @@
           </w:tcPr>
           <w:p>
             <w:pPr>
-              <w:pStyle w:val="ListParagraph"/>
+              <w:pStyle w:val="PargrafodaLista"/>
               <w:numPr>
                 <w:ilvl w:val="0"/>
                 <w:numId w:val="4"/>
@@ -7549,7 +10698,7 @@
           </w:p>
           <w:p>
             <w:pPr>
-              <w:pStyle w:val="ListParagraph"/>
+              <w:pStyle w:val="PargrafodaLista"/>
               <w:numPr>
                 <w:ilvl w:val="0"/>
                 <w:numId w:val="4"/>
@@ -7569,7 +10718,7 @@
     <w:p/>
     <w:p>
       <w:pPr>
-        <w:pStyle w:val="Heading2"/>
+        <w:pStyle w:val="Ttulo2"/>
       </w:pPr>
       <w:bookmarkStart w:id="25" w:name="_Toc227748429"/>
       <w:proofErr w:type="spellStart"/>
@@ -7904,7 +11053,7 @@
     <w:p/>
     <w:tbl>
       <w:tblPr>
-        <w:tblStyle w:val="GridTable2-Accent3"/>
+        <w:tblStyle w:val="TabeladeGrelha2-Destaque3"/>
         <w:tblW w:w="9639" w:type="dxa"/>
         <w:tblLook w:val="04A0" w:firstRow="1" w:lastRow="0" w:firstColumn="1" w:lastColumn="0" w:noHBand="0" w:noVBand="1"/>
       </w:tblPr>
@@ -8043,7 +11192,7 @@
           </w:p>
           <w:p>
             <w:pPr>
-              <w:pStyle w:val="ListParagraph"/>
+              <w:pStyle w:val="PargrafodaLista"/>
               <w:numPr>
                 <w:ilvl w:val="0"/>
                 <w:numId w:val="5"/>
@@ -8067,7 +11216,7 @@
           </w:p>
           <w:p>
             <w:pPr>
-              <w:pStyle w:val="ListParagraph"/>
+              <w:pStyle w:val="PargrafodaLista"/>
               <w:numPr>
                 <w:ilvl w:val="0"/>
                 <w:numId w:val="5"/>
@@ -8186,7 +11335,7 @@
           </w:p>
           <w:p>
             <w:pPr>
-              <w:pStyle w:val="ListParagraph"/>
+              <w:pStyle w:val="PargrafodaLista"/>
               <w:numPr>
                 <w:ilvl w:val="0"/>
                 <w:numId w:val="5"/>
@@ -8210,7 +11359,7 @@
           </w:p>
           <w:p>
             <w:pPr>
-              <w:pStyle w:val="ListParagraph"/>
+              <w:pStyle w:val="PargrafodaLista"/>
               <w:numPr>
                 <w:ilvl w:val="0"/>
                 <w:numId w:val="5"/>
@@ -8313,7 +11462,7 @@
           </w:p>
           <w:p>
             <w:pPr>
-              <w:pStyle w:val="ListParagraph"/>
+              <w:pStyle w:val="PargrafodaLista"/>
               <w:numPr>
                 <w:ilvl w:val="0"/>
                 <w:numId w:val="7"/>
@@ -8410,7 +11559,7 @@
           </w:p>
           <w:p>
             <w:pPr>
-              <w:pStyle w:val="ListParagraph"/>
+              <w:pStyle w:val="PargrafodaLista"/>
               <w:numPr>
                 <w:ilvl w:val="0"/>
                 <w:numId w:val="6"/>
@@ -8500,7 +11649,7 @@
           </w:p>
           <w:p>
             <w:pPr>
-              <w:pStyle w:val="ListParagraph"/>
+              <w:pStyle w:val="PargrafodaLista"/>
               <w:numPr>
                 <w:ilvl w:val="0"/>
                 <w:numId w:val="6"/>
@@ -8583,7 +11732,7 @@
           </w:p>
           <w:p>
             <w:pPr>
-              <w:pStyle w:val="ListParagraph"/>
+              <w:pStyle w:val="PargrafodaLista"/>
               <w:numPr>
                 <w:ilvl w:val="0"/>
                 <w:numId w:val="6"/>
@@ -8648,7 +11797,7 @@
     <w:p/>
     <w:p>
       <w:pPr>
-        <w:pStyle w:val="Heading2"/>
+        <w:pStyle w:val="Ttulo2"/>
       </w:pPr>
       <w:bookmarkStart w:id="26" w:name="_Toc227748430"/>
       <w:r>
@@ -8705,7 +11854,7 @@
     </w:p>
     <w:p>
       <w:pPr>
-        <w:pStyle w:val="ListParagraph"/>
+        <w:pStyle w:val="PargrafodaLista"/>
         <w:numPr>
           <w:ilvl w:val="0"/>
           <w:numId w:val="6"/>
@@ -8723,7 +11872,7 @@
     </w:p>
     <w:p>
       <w:pPr>
-        <w:pStyle w:val="ListParagraph"/>
+        <w:pStyle w:val="PargrafodaLista"/>
         <w:numPr>
           <w:ilvl w:val="0"/>
           <w:numId w:val="6"/>
@@ -8755,7 +11904,7 @@
     </w:p>
     <w:p>
       <w:pPr>
-        <w:pStyle w:val="ListParagraph"/>
+        <w:pStyle w:val="PargrafodaLista"/>
         <w:numPr>
           <w:ilvl w:val="0"/>
           <w:numId w:val="6"/>
@@ -8787,7 +11936,7 @@
     </w:p>
     <w:p>
       <w:pPr>
-        <w:pStyle w:val="ListParagraph"/>
+        <w:pStyle w:val="PargrafodaLista"/>
         <w:numPr>
           <w:ilvl w:val="0"/>
           <w:numId w:val="6"/>
@@ -8819,7 +11968,7 @@
     </w:p>
     <w:p>
       <w:pPr>
-        <w:pStyle w:val="ListParagraph"/>
+        <w:pStyle w:val="PargrafodaLista"/>
         <w:numPr>
           <w:ilvl w:val="0"/>
           <w:numId w:val="6"/>
@@ -9040,7 +12189,7 @@
     <w:p/>
     <w:p>
       <w:pPr>
-        <w:pStyle w:val="Heading3"/>
+        <w:pStyle w:val="Ttulo3"/>
       </w:pPr>
       <w:bookmarkStart w:id="27" w:name="_Toc227748431"/>
       <w:r>
@@ -9096,7 +12245,7 @@
     </w:p>
     <w:p>
       <w:pPr>
-        <w:pStyle w:val="Heading4"/>
+        <w:pStyle w:val="Ttulo4"/>
       </w:pPr>
       <w:r>
         <w:t xml:space="preserve">Sprint </w:t>
@@ -9110,7 +12259,7 @@
     <w:p/>
     <w:tbl>
       <w:tblPr>
-        <w:tblStyle w:val="GridTable2-Accent3"/>
+        <w:tblStyle w:val="TabeladeGrelha2-Destaque3"/>
         <w:tblW w:w="9856" w:type="dxa"/>
         <w:tblLook w:val="04A0" w:firstRow="1" w:lastRow="0" w:firstColumn="1" w:lastColumn="0" w:noHBand="0" w:noVBand="1"/>
       </w:tblPr>
@@ -9278,7 +12427,7 @@
                           <pic:cNvPicPr/>
                         </pic:nvPicPr>
                         <pic:blipFill>
-                          <a:blip r:embed="rId14"/>
+                          <a:blip r:embed="rId19"/>
                           <a:stretch>
                             <a:fillRect/>
                           </a:stretch>
@@ -9305,7 +12454,7 @@
     <w:p/>
     <w:p>
       <w:pPr>
-        <w:pStyle w:val="Heading4"/>
+        <w:pStyle w:val="Ttulo4"/>
       </w:pPr>
       <w:proofErr w:type="spellStart"/>
       <w:r>
@@ -9322,7 +12471,7 @@
     <w:p/>
     <w:tbl>
       <w:tblPr>
-        <w:tblStyle w:val="GridTable2-Accent3"/>
+        <w:tblStyle w:val="TabeladeGrelha2-Destaque3"/>
         <w:tblW w:w="9856" w:type="dxa"/>
         <w:tblLook w:val="04A0" w:firstRow="1" w:lastRow="0" w:firstColumn="1" w:lastColumn="0" w:noHBand="0" w:noVBand="1"/>
       </w:tblPr>
@@ -9439,7 +12588,7 @@
           </w:p>
           <w:p>
             <w:pPr>
-              <w:pStyle w:val="ListParagraph"/>
+              <w:pStyle w:val="PargrafodaLista"/>
               <w:numPr>
                 <w:ilvl w:val="0"/>
                 <w:numId w:val="12"/>
@@ -9469,7 +12618,7 @@
           </w:p>
           <w:p>
             <w:pPr>
-              <w:pStyle w:val="ListParagraph"/>
+              <w:pStyle w:val="PargrafodaLista"/>
               <w:numPr>
                 <w:ilvl w:val="0"/>
                 <w:numId w:val="12"/>
@@ -9499,7 +12648,7 @@
           </w:p>
           <w:p>
             <w:pPr>
-              <w:pStyle w:val="ListParagraph"/>
+              <w:pStyle w:val="PargrafodaLista"/>
               <w:numPr>
                 <w:ilvl w:val="0"/>
                 <w:numId w:val="12"/>
@@ -9545,7 +12694,7 @@
           </w:p>
           <w:p>
             <w:pPr>
-              <w:pStyle w:val="ListParagraph"/>
+              <w:pStyle w:val="PargrafodaLista"/>
               <w:numPr>
                 <w:ilvl w:val="0"/>
                 <w:numId w:val="13"/>
@@ -9575,7 +12724,7 @@
           </w:p>
           <w:p>
             <w:pPr>
-              <w:pStyle w:val="ListParagraph"/>
+              <w:pStyle w:val="PargrafodaLista"/>
               <w:numPr>
                 <w:ilvl w:val="0"/>
                 <w:numId w:val="13"/>
@@ -9605,7 +12754,7 @@
           </w:p>
           <w:p>
             <w:pPr>
-              <w:pStyle w:val="ListParagraph"/>
+              <w:pStyle w:val="PargrafodaLista"/>
               <w:numPr>
                 <w:ilvl w:val="0"/>
                 <w:numId w:val="13"/>
@@ -9650,7 +12799,7 @@
           </w:p>
           <w:p>
             <w:pPr>
-              <w:pStyle w:val="ListParagraph"/>
+              <w:pStyle w:val="PargrafodaLista"/>
               <w:numPr>
                 <w:ilvl w:val="0"/>
                 <w:numId w:val="14"/>
@@ -9680,7 +12829,7 @@
           </w:p>
           <w:p>
             <w:pPr>
-              <w:pStyle w:val="ListParagraph"/>
+              <w:pStyle w:val="PargrafodaLista"/>
               <w:numPr>
                 <w:ilvl w:val="0"/>
                 <w:numId w:val="14"/>
@@ -9710,7 +12859,7 @@
           </w:p>
           <w:p>
             <w:pPr>
-              <w:pStyle w:val="ListParagraph"/>
+              <w:pStyle w:val="PargrafodaLista"/>
               <w:numPr>
                 <w:ilvl w:val="0"/>
                 <w:numId w:val="14"/>
@@ -9744,7 +12893,7 @@
     <w:p/>
     <w:tbl>
       <w:tblPr>
-        <w:tblStyle w:val="GridTable2-Accent3"/>
+        <w:tblStyle w:val="TabeladeGrelha2-Destaque3"/>
         <w:tblW w:w="9856" w:type="dxa"/>
         <w:tblLook w:val="04A0" w:firstRow="1" w:lastRow="0" w:firstColumn="1" w:lastColumn="0" w:noHBand="0" w:noVBand="1"/>
       </w:tblPr>
@@ -9861,7 +13010,7 @@
           </w:p>
           <w:p>
             <w:pPr>
-              <w:pStyle w:val="ListParagraph"/>
+              <w:pStyle w:val="PargrafodaLista"/>
               <w:numPr>
                 <w:ilvl w:val="0"/>
                 <w:numId w:val="15"/>
@@ -9891,7 +13040,7 @@
           </w:p>
           <w:p>
             <w:pPr>
-              <w:pStyle w:val="ListParagraph"/>
+              <w:pStyle w:val="PargrafodaLista"/>
               <w:numPr>
                 <w:ilvl w:val="0"/>
                 <w:numId w:val="15"/>
@@ -9921,7 +13070,7 @@
           </w:p>
           <w:p>
             <w:pPr>
-              <w:pStyle w:val="ListParagraph"/>
+              <w:pStyle w:val="PargrafodaLista"/>
               <w:numPr>
                 <w:ilvl w:val="0"/>
                 <w:numId w:val="15"/>
@@ -9966,7 +13115,7 @@
           </w:p>
           <w:p>
             <w:pPr>
-              <w:pStyle w:val="ListParagraph"/>
+              <w:pStyle w:val="PargrafodaLista"/>
               <w:numPr>
                 <w:ilvl w:val="0"/>
                 <w:numId w:val="16"/>
@@ -9996,7 +13145,7 @@
           </w:p>
           <w:p>
             <w:pPr>
-              <w:pStyle w:val="ListParagraph"/>
+              <w:pStyle w:val="PargrafodaLista"/>
               <w:numPr>
                 <w:ilvl w:val="0"/>
                 <w:numId w:val="16"/>
@@ -10026,7 +13175,7 @@
           </w:p>
           <w:p>
             <w:pPr>
-              <w:pStyle w:val="ListParagraph"/>
+              <w:pStyle w:val="PargrafodaLista"/>
               <w:numPr>
                 <w:ilvl w:val="0"/>
                 <w:numId w:val="16"/>
@@ -10071,7 +13220,7 @@
           </w:p>
           <w:p>
             <w:pPr>
-              <w:pStyle w:val="ListParagraph"/>
+              <w:pStyle w:val="PargrafodaLista"/>
               <w:numPr>
                 <w:ilvl w:val="0"/>
                 <w:numId w:val="17"/>
@@ -10101,7 +13250,7 @@
           </w:p>
           <w:p>
             <w:pPr>
-              <w:pStyle w:val="ListParagraph"/>
+              <w:pStyle w:val="PargrafodaLista"/>
               <w:numPr>
                 <w:ilvl w:val="0"/>
                 <w:numId w:val="17"/>
@@ -10131,7 +13280,7 @@
           </w:p>
           <w:p>
             <w:pPr>
-              <w:pStyle w:val="ListParagraph"/>
+              <w:pStyle w:val="PargrafodaLista"/>
               <w:numPr>
                 <w:ilvl w:val="0"/>
                 <w:numId w:val="17"/>
@@ -10165,7 +13314,7 @@
     <w:p/>
     <w:p>
       <w:pPr>
-        <w:pStyle w:val="Heading4"/>
+        <w:pStyle w:val="Ttulo4"/>
       </w:pPr>
       <w:r>
         <w:t xml:space="preserve">Sprint </w:t>
@@ -10179,7 +13328,7 @@
     <w:p/>
     <w:tbl>
       <w:tblPr>
-        <w:tblStyle w:val="GridTable2-Accent3"/>
+        <w:tblStyle w:val="TabeladeGrelha2-Destaque3"/>
         <w:tblW w:w="9856" w:type="dxa"/>
         <w:tblLook w:val="04A0" w:firstRow="1" w:lastRow="0" w:firstColumn="1" w:lastColumn="0" w:noHBand="0" w:noVBand="1"/>
       </w:tblPr>
@@ -10393,7 +13542,7 @@
           </w:p>
           <w:p>
             <w:pPr>
-              <w:pStyle w:val="ListParagraph"/>
+              <w:pStyle w:val="PargrafodaLista"/>
               <w:numPr>
                 <w:ilvl w:val="0"/>
                 <w:numId w:val="8"/>
@@ -10413,7 +13562,7 @@
           </w:p>
           <w:p>
             <w:pPr>
-              <w:pStyle w:val="ListParagraph"/>
+              <w:pStyle w:val="PargrafodaLista"/>
               <w:numPr>
                 <w:ilvl w:val="0"/>
                 <w:numId w:val="8"/>
@@ -10433,7 +13582,7 @@
           </w:p>
           <w:p>
             <w:pPr>
-              <w:pStyle w:val="ListParagraph"/>
+              <w:pStyle w:val="PargrafodaLista"/>
               <w:numPr>
                 <w:ilvl w:val="0"/>
                 <w:numId w:val="8"/>
@@ -10525,7 +13674,7 @@
                           <pic:cNvPicPr/>
                         </pic:nvPicPr>
                         <pic:blipFill>
-                          <a:blip r:embed="rId15"/>
+                          <a:blip r:embed="rId20"/>
                           <a:stretch>
                             <a:fillRect/>
                           </a:stretch>
@@ -10554,7 +13703,7 @@
     <w:p/>
     <w:p>
       <w:pPr>
-        <w:pStyle w:val="Heading3"/>
+        <w:pStyle w:val="Ttulo3"/>
       </w:pPr>
       <w:bookmarkStart w:id="28" w:name="_Toc227748432"/>
       <w:r>
@@ -10607,7 +13756,7 @@
     </w:p>
     <w:p>
       <w:pPr>
-        <w:pStyle w:val="Heading4"/>
+        <w:pStyle w:val="Ttulo4"/>
       </w:pPr>
       <w:r>
         <w:t xml:space="preserve">Sprint </w:t>
@@ -10621,7 +13770,7 @@
     <w:p/>
     <w:tbl>
       <w:tblPr>
-        <w:tblStyle w:val="GridTable2-Accent3"/>
+        <w:tblStyle w:val="TabeladeGrelha2-Destaque3"/>
         <w:tblW w:w="9856" w:type="dxa"/>
         <w:tblLook w:val="04A0" w:firstRow="1" w:lastRow="0" w:firstColumn="1" w:lastColumn="0" w:noHBand="0" w:noVBand="1"/>
       </w:tblPr>
@@ -10797,7 +13946,7 @@
     <w:p/>
     <w:p>
       <w:pPr>
-        <w:pStyle w:val="Heading4"/>
+        <w:pStyle w:val="Ttulo4"/>
       </w:pPr>
       <w:proofErr w:type="spellStart"/>
       <w:r>
@@ -10814,7 +13963,7 @@
     <w:p/>
     <w:tbl>
       <w:tblPr>
-        <w:tblStyle w:val="GridTable2-Accent3"/>
+        <w:tblStyle w:val="TabeladeGrelha2-Destaque3"/>
         <w:tblW w:w="9856" w:type="dxa"/>
         <w:tblLook w:val="04A0" w:firstRow="1" w:lastRow="0" w:firstColumn="1" w:lastColumn="0" w:noHBand="0" w:noVBand="1"/>
       </w:tblPr>
@@ -10931,7 +14080,7 @@
           </w:p>
           <w:p>
             <w:pPr>
-              <w:pStyle w:val="ListParagraph"/>
+              <w:pStyle w:val="PargrafodaLista"/>
               <w:numPr>
                 <w:ilvl w:val="0"/>
                 <w:numId w:val="9"/>
@@ -10961,7 +14110,7 @@
           </w:p>
           <w:p>
             <w:pPr>
-              <w:pStyle w:val="ListParagraph"/>
+              <w:pStyle w:val="PargrafodaLista"/>
               <w:numPr>
                 <w:ilvl w:val="0"/>
                 <w:numId w:val="9"/>
@@ -10991,7 +14140,7 @@
           </w:p>
           <w:p>
             <w:pPr>
-              <w:pStyle w:val="ListParagraph"/>
+              <w:pStyle w:val="PargrafodaLista"/>
               <w:numPr>
                 <w:ilvl w:val="0"/>
                 <w:numId w:val="9"/>
@@ -11036,7 +14185,7 @@
           </w:p>
           <w:p>
             <w:pPr>
-              <w:pStyle w:val="ListParagraph"/>
+              <w:pStyle w:val="PargrafodaLista"/>
               <w:numPr>
                 <w:ilvl w:val="0"/>
                 <w:numId w:val="10"/>
@@ -11066,7 +14215,7 @@
           </w:p>
           <w:p>
             <w:pPr>
-              <w:pStyle w:val="ListParagraph"/>
+              <w:pStyle w:val="PargrafodaLista"/>
               <w:numPr>
                 <w:ilvl w:val="0"/>
                 <w:numId w:val="10"/>
@@ -11096,7 +14245,7 @@
           </w:p>
           <w:p>
             <w:pPr>
-              <w:pStyle w:val="ListParagraph"/>
+              <w:pStyle w:val="PargrafodaLista"/>
               <w:numPr>
                 <w:ilvl w:val="0"/>
                 <w:numId w:val="10"/>
@@ -11141,7 +14290,7 @@
           </w:p>
           <w:p>
             <w:pPr>
-              <w:pStyle w:val="ListParagraph"/>
+              <w:pStyle w:val="PargrafodaLista"/>
               <w:numPr>
                 <w:ilvl w:val="0"/>
                 <w:numId w:val="11"/>
@@ -11171,7 +14320,7 @@
           </w:p>
           <w:p>
             <w:pPr>
-              <w:pStyle w:val="ListParagraph"/>
+              <w:pStyle w:val="PargrafodaLista"/>
               <w:numPr>
                 <w:ilvl w:val="0"/>
                 <w:numId w:val="11"/>
@@ -11201,7 +14350,7 @@
           </w:p>
           <w:p>
             <w:pPr>
-              <w:pStyle w:val="ListParagraph"/>
+              <w:pStyle w:val="PargrafodaLista"/>
               <w:numPr>
                 <w:ilvl w:val="0"/>
                 <w:numId w:val="11"/>
@@ -11235,7 +14384,7 @@
     <w:p/>
     <w:tbl>
       <w:tblPr>
-        <w:tblStyle w:val="GridTable2-Accent3"/>
+        <w:tblStyle w:val="TabeladeGrelha2-Destaque3"/>
         <w:tblW w:w="9856" w:type="dxa"/>
         <w:tblLook w:val="04A0" w:firstRow="1" w:lastRow="0" w:firstColumn="1" w:lastColumn="0" w:noHBand="0" w:noVBand="1"/>
       </w:tblPr>
@@ -11352,7 +14501,7 @@
           </w:p>
           <w:p>
             <w:pPr>
-              <w:pStyle w:val="ListParagraph"/>
+              <w:pStyle w:val="PargrafodaLista"/>
               <w:numPr>
                 <w:ilvl w:val="0"/>
                 <w:numId w:val="18"/>
@@ -11382,7 +14531,7 @@
           </w:p>
           <w:p>
             <w:pPr>
-              <w:pStyle w:val="ListParagraph"/>
+              <w:pStyle w:val="PargrafodaLista"/>
               <w:numPr>
                 <w:ilvl w:val="0"/>
                 <w:numId w:val="18"/>
@@ -11412,7 +14561,7 @@
           </w:p>
           <w:p>
             <w:pPr>
-              <w:pStyle w:val="ListParagraph"/>
+              <w:pStyle w:val="PargrafodaLista"/>
               <w:numPr>
                 <w:ilvl w:val="0"/>
                 <w:numId w:val="18"/>
@@ -11457,7 +14606,7 @@
           </w:p>
           <w:p>
             <w:pPr>
-              <w:pStyle w:val="ListParagraph"/>
+              <w:pStyle w:val="PargrafodaLista"/>
               <w:numPr>
                 <w:ilvl w:val="0"/>
                 <w:numId w:val="19"/>
@@ -11487,7 +14636,7 @@
           </w:p>
           <w:p>
             <w:pPr>
-              <w:pStyle w:val="ListParagraph"/>
+              <w:pStyle w:val="PargrafodaLista"/>
               <w:numPr>
                 <w:ilvl w:val="0"/>
                 <w:numId w:val="19"/>
@@ -11517,7 +14666,7 @@
           </w:p>
           <w:p>
             <w:pPr>
-              <w:pStyle w:val="ListParagraph"/>
+              <w:pStyle w:val="PargrafodaLista"/>
               <w:numPr>
                 <w:ilvl w:val="0"/>
                 <w:numId w:val="19"/>
@@ -11562,7 +14711,7 @@
           </w:p>
           <w:p>
             <w:pPr>
-              <w:pStyle w:val="ListParagraph"/>
+              <w:pStyle w:val="PargrafodaLista"/>
               <w:numPr>
                 <w:ilvl w:val="0"/>
                 <w:numId w:val="20"/>
@@ -11592,7 +14741,7 @@
           </w:p>
           <w:p>
             <w:pPr>
-              <w:pStyle w:val="ListParagraph"/>
+              <w:pStyle w:val="PargrafodaLista"/>
               <w:numPr>
                 <w:ilvl w:val="0"/>
                 <w:numId w:val="20"/>
@@ -11622,7 +14771,7 @@
           </w:p>
           <w:p>
             <w:pPr>
-              <w:pStyle w:val="ListParagraph"/>
+              <w:pStyle w:val="PargrafodaLista"/>
               <w:numPr>
                 <w:ilvl w:val="0"/>
                 <w:numId w:val="20"/>
@@ -11656,7 +14805,7 @@
     <w:p/>
     <w:p>
       <w:pPr>
-        <w:pStyle w:val="Heading4"/>
+        <w:pStyle w:val="Ttulo4"/>
       </w:pPr>
       <w:r>
         <w:t xml:space="preserve">Sprint </w:t>
@@ -11670,7 +14819,7 @@
     <w:p/>
     <w:tbl>
       <w:tblPr>
-        <w:tblStyle w:val="GridTable2-Accent3"/>
+        <w:tblStyle w:val="TabeladeGrelha2-Destaque3"/>
         <w:tblW w:w="9856" w:type="dxa"/>
         <w:tblLook w:val="04A0" w:firstRow="1" w:lastRow="0" w:firstColumn="1" w:lastColumn="0" w:noHBand="0" w:noVBand="1"/>
       </w:tblPr>
@@ -11885,7 +15034,7 @@
           </w:p>
           <w:p>
             <w:pPr>
-              <w:pStyle w:val="ListParagraph"/>
+              <w:pStyle w:val="PargrafodaLista"/>
               <w:numPr>
                 <w:ilvl w:val="0"/>
                 <w:numId w:val="8"/>
@@ -11905,7 +15054,7 @@
           </w:p>
           <w:p>
             <w:pPr>
-              <w:pStyle w:val="ListParagraph"/>
+              <w:pStyle w:val="PargrafodaLista"/>
               <w:numPr>
                 <w:ilvl w:val="0"/>
                 <w:numId w:val="8"/>
@@ -11925,7 +15074,7 @@
           </w:p>
           <w:p>
             <w:pPr>
-              <w:pStyle w:val="ListParagraph"/>
+              <w:pStyle w:val="PargrafodaLista"/>
               <w:numPr>
                 <w:ilvl w:val="0"/>
                 <w:numId w:val="8"/>
@@ -12019,7 +15168,7 @@
     <w:p/>
     <w:p>
       <w:pPr>
-        <w:pStyle w:val="Heading3"/>
+        <w:pStyle w:val="Ttulo3"/>
       </w:pPr>
       <w:bookmarkStart w:id="29" w:name="_Toc227748433"/>
       <w:r>
@@ -12072,7 +15221,7 @@
     </w:p>
     <w:p>
       <w:pPr>
-        <w:pStyle w:val="Heading4"/>
+        <w:pStyle w:val="Ttulo4"/>
       </w:pPr>
       <w:r>
         <w:t xml:space="preserve">Sprint </w:t>
@@ -12086,7 +15235,7 @@
     <w:p/>
     <w:tbl>
       <w:tblPr>
-        <w:tblStyle w:val="GridTable2-Accent3"/>
+        <w:tblStyle w:val="TabeladeGrelha2-Destaque3"/>
         <w:tblW w:w="9856" w:type="dxa"/>
         <w:tblLook w:val="04A0" w:firstRow="1" w:lastRow="0" w:firstColumn="1" w:lastColumn="0" w:noHBand="0" w:noVBand="1"/>
       </w:tblPr>
@@ -12256,7 +15405,7 @@
     <w:p/>
     <w:p>
       <w:pPr>
-        <w:pStyle w:val="Heading4"/>
+        <w:pStyle w:val="Ttulo4"/>
       </w:pPr>
       <w:proofErr w:type="spellStart"/>
       <w:r>
@@ -12273,7 +15422,7 @@
     <w:p/>
     <w:tbl>
       <w:tblPr>
-        <w:tblStyle w:val="GridTable2-Accent3"/>
+        <w:tblStyle w:val="TabeladeGrelha2-Destaque3"/>
         <w:tblW w:w="9856" w:type="dxa"/>
         <w:tblLook w:val="04A0" w:firstRow="1" w:lastRow="0" w:firstColumn="1" w:lastColumn="0" w:noHBand="0" w:noVBand="1"/>
       </w:tblPr>
@@ -12390,7 +15539,7 @@
           </w:p>
           <w:p>
             <w:pPr>
-              <w:pStyle w:val="ListParagraph"/>
+              <w:pStyle w:val="PargrafodaLista"/>
               <w:numPr>
                 <w:ilvl w:val="0"/>
                 <w:numId w:val="9"/>
@@ -12420,7 +15569,7 @@
           </w:p>
           <w:p>
             <w:pPr>
-              <w:pStyle w:val="ListParagraph"/>
+              <w:pStyle w:val="PargrafodaLista"/>
               <w:numPr>
                 <w:ilvl w:val="0"/>
                 <w:numId w:val="9"/>
@@ -12450,7 +15599,7 @@
           </w:p>
           <w:p>
             <w:pPr>
-              <w:pStyle w:val="ListParagraph"/>
+              <w:pStyle w:val="PargrafodaLista"/>
               <w:numPr>
                 <w:ilvl w:val="0"/>
                 <w:numId w:val="9"/>
@@ -12495,7 +15644,7 @@
           </w:p>
           <w:p>
             <w:pPr>
-              <w:pStyle w:val="ListParagraph"/>
+              <w:pStyle w:val="PargrafodaLista"/>
               <w:numPr>
                 <w:ilvl w:val="0"/>
                 <w:numId w:val="10"/>
@@ -12525,7 +15674,7 @@
           </w:p>
           <w:p>
             <w:pPr>
-              <w:pStyle w:val="ListParagraph"/>
+              <w:pStyle w:val="PargrafodaLista"/>
               <w:numPr>
                 <w:ilvl w:val="0"/>
                 <w:numId w:val="10"/>
@@ -12555,7 +15704,7 @@
           </w:p>
           <w:p>
             <w:pPr>
-              <w:pStyle w:val="ListParagraph"/>
+              <w:pStyle w:val="PargrafodaLista"/>
               <w:numPr>
                 <w:ilvl w:val="0"/>
                 <w:numId w:val="10"/>
@@ -12600,7 +15749,7 @@
           </w:p>
           <w:p>
             <w:pPr>
-              <w:pStyle w:val="ListParagraph"/>
+              <w:pStyle w:val="PargrafodaLista"/>
               <w:numPr>
                 <w:ilvl w:val="0"/>
                 <w:numId w:val="11"/>
@@ -12630,7 +15779,7 @@
           </w:p>
           <w:p>
             <w:pPr>
-              <w:pStyle w:val="ListParagraph"/>
+              <w:pStyle w:val="PargrafodaLista"/>
               <w:numPr>
                 <w:ilvl w:val="0"/>
                 <w:numId w:val="11"/>
@@ -12660,7 +15809,7 @@
           </w:p>
           <w:p>
             <w:pPr>
-              <w:pStyle w:val="ListParagraph"/>
+              <w:pStyle w:val="PargrafodaLista"/>
               <w:numPr>
                 <w:ilvl w:val="0"/>
                 <w:numId w:val="11"/>
@@ -12694,7 +15843,7 @@
     <w:p/>
     <w:tbl>
       <w:tblPr>
-        <w:tblStyle w:val="GridTable2-Accent3"/>
+        <w:tblStyle w:val="TabeladeGrelha2-Destaque3"/>
         <w:tblW w:w="9856" w:type="dxa"/>
         <w:tblLook w:val="04A0" w:firstRow="1" w:lastRow="0" w:firstColumn="1" w:lastColumn="0" w:noHBand="0" w:noVBand="1"/>
       </w:tblPr>
@@ -12812,7 +15961,7 @@
           </w:p>
           <w:p>
             <w:pPr>
-              <w:pStyle w:val="ListParagraph"/>
+              <w:pStyle w:val="PargrafodaLista"/>
               <w:numPr>
                 <w:ilvl w:val="0"/>
                 <w:numId w:val="18"/>
@@ -12842,7 +15991,7 @@
           </w:p>
           <w:p>
             <w:pPr>
-              <w:pStyle w:val="ListParagraph"/>
+              <w:pStyle w:val="PargrafodaLista"/>
               <w:numPr>
                 <w:ilvl w:val="0"/>
                 <w:numId w:val="18"/>
@@ -12872,7 +16021,7 @@
           </w:p>
           <w:p>
             <w:pPr>
-              <w:pStyle w:val="ListParagraph"/>
+              <w:pStyle w:val="PargrafodaLista"/>
               <w:numPr>
                 <w:ilvl w:val="0"/>
                 <w:numId w:val="18"/>
@@ -12917,7 +16066,7 @@
           </w:p>
           <w:p>
             <w:pPr>
-              <w:pStyle w:val="ListParagraph"/>
+              <w:pStyle w:val="PargrafodaLista"/>
               <w:numPr>
                 <w:ilvl w:val="0"/>
                 <w:numId w:val="19"/>
@@ -12947,7 +16096,7 @@
           </w:p>
           <w:p>
             <w:pPr>
-              <w:pStyle w:val="ListParagraph"/>
+              <w:pStyle w:val="PargrafodaLista"/>
               <w:numPr>
                 <w:ilvl w:val="0"/>
                 <w:numId w:val="19"/>
@@ -12977,7 +16126,7 @@
           </w:p>
           <w:p>
             <w:pPr>
-              <w:pStyle w:val="ListParagraph"/>
+              <w:pStyle w:val="PargrafodaLista"/>
               <w:numPr>
                 <w:ilvl w:val="0"/>
                 <w:numId w:val="19"/>
@@ -13022,7 +16171,7 @@
           </w:p>
           <w:p>
             <w:pPr>
-              <w:pStyle w:val="ListParagraph"/>
+              <w:pStyle w:val="PargrafodaLista"/>
               <w:numPr>
                 <w:ilvl w:val="0"/>
                 <w:numId w:val="20"/>
@@ -13052,7 +16201,7 @@
           </w:p>
           <w:p>
             <w:pPr>
-              <w:pStyle w:val="ListParagraph"/>
+              <w:pStyle w:val="PargrafodaLista"/>
               <w:numPr>
                 <w:ilvl w:val="0"/>
                 <w:numId w:val="20"/>
@@ -13082,7 +16231,7 @@
           </w:p>
           <w:p>
             <w:pPr>
-              <w:pStyle w:val="ListParagraph"/>
+              <w:pStyle w:val="PargrafodaLista"/>
               <w:numPr>
                 <w:ilvl w:val="0"/>
                 <w:numId w:val="20"/>
@@ -13116,7 +16265,7 @@
     <w:p/>
     <w:p>
       <w:pPr>
-        <w:pStyle w:val="Heading4"/>
+        <w:pStyle w:val="Ttulo4"/>
       </w:pPr>
       <w:r>
         <w:t xml:space="preserve">Sprint </w:t>
@@ -13130,7 +16279,7 @@
     <w:p/>
     <w:tbl>
       <w:tblPr>
-        <w:tblStyle w:val="GridTable2-Accent3"/>
+        <w:tblStyle w:val="TabeladeGrelha2-Destaque3"/>
         <w:tblW w:w="9856" w:type="dxa"/>
         <w:tblLook w:val="04A0" w:firstRow="1" w:lastRow="0" w:firstColumn="1" w:lastColumn="0" w:noHBand="0" w:noVBand="1"/>
       </w:tblPr>
@@ -13344,7 +16493,7 @@
           </w:p>
           <w:p>
             <w:pPr>
-              <w:pStyle w:val="ListParagraph"/>
+              <w:pStyle w:val="PargrafodaLista"/>
               <w:numPr>
                 <w:ilvl w:val="0"/>
                 <w:numId w:val="8"/>
@@ -13364,7 +16513,7 @@
           </w:p>
           <w:p>
             <w:pPr>
-              <w:pStyle w:val="ListParagraph"/>
+              <w:pStyle w:val="PargrafodaLista"/>
               <w:numPr>
                 <w:ilvl w:val="0"/>
                 <w:numId w:val="8"/>
@@ -13384,7 +16533,7 @@
           </w:p>
           <w:p>
             <w:pPr>
-              <w:pStyle w:val="ListParagraph"/>
+              <w:pStyle w:val="PargrafodaLista"/>
               <w:numPr>
                 <w:ilvl w:val="0"/>
                 <w:numId w:val="8"/>
@@ -13479,7 +16628,7 @@
     <w:p/>
     <w:p>
       <w:pPr>
-        <w:pStyle w:val="Heading2"/>
+        <w:pStyle w:val="Ttulo2"/>
       </w:pPr>
       <w:bookmarkStart w:id="30" w:name="_Toc227748434"/>
       <w:proofErr w:type="spellStart"/>
@@ -13547,7 +16696,7 @@
     <w:p/>
     <w:tbl>
       <w:tblPr>
-        <w:tblStyle w:val="GridTable2-Accent3"/>
+        <w:tblStyle w:val="TabeladeGrelha2-Destaque3"/>
         <w:tblW w:w="9856" w:type="dxa"/>
         <w:tblLook w:val="04A0" w:firstRow="1" w:lastRow="0" w:firstColumn="1" w:lastColumn="0" w:noHBand="0" w:noVBand="1"/>
       </w:tblPr>
@@ -13654,7 +16803,7 @@
           </w:tcPr>
           <w:p>
             <w:pPr>
-              <w:pStyle w:val="ListParagraph"/>
+              <w:pStyle w:val="PargrafodaLista"/>
               <w:numPr>
                 <w:ilvl w:val="0"/>
                 <w:numId w:val="8"/>
@@ -13674,7 +16823,7 @@
           </w:p>
           <w:p>
             <w:pPr>
-              <w:pStyle w:val="ListParagraph"/>
+              <w:pStyle w:val="PargrafodaLista"/>
               <w:numPr>
                 <w:ilvl w:val="0"/>
                 <w:numId w:val="8"/>
@@ -13694,7 +16843,7 @@
           </w:p>
           <w:p>
             <w:pPr>
-              <w:pStyle w:val="ListParagraph"/>
+              <w:pStyle w:val="PargrafodaLista"/>
               <w:numPr>
                 <w:ilvl w:val="0"/>
                 <w:numId w:val="8"/>
@@ -13751,7 +16900,7 @@
           </w:tcPr>
           <w:p>
             <w:pPr>
-              <w:pStyle w:val="ListParagraph"/>
+              <w:pStyle w:val="PargrafodaLista"/>
               <w:numPr>
                 <w:ilvl w:val="0"/>
                 <w:numId w:val="8"/>
@@ -13771,7 +16920,7 @@
           </w:p>
           <w:p>
             <w:pPr>
-              <w:pStyle w:val="ListParagraph"/>
+              <w:pStyle w:val="PargrafodaLista"/>
               <w:numPr>
                 <w:ilvl w:val="0"/>
                 <w:numId w:val="8"/>
@@ -13791,7 +16940,7 @@
           </w:p>
           <w:p>
             <w:pPr>
-              <w:pStyle w:val="ListParagraph"/>
+              <w:pStyle w:val="PargrafodaLista"/>
               <w:numPr>
                 <w:ilvl w:val="0"/>
                 <w:numId w:val="8"/>
@@ -13847,7 +16996,7 @@
           </w:tcPr>
           <w:p>
             <w:pPr>
-              <w:pStyle w:val="ListParagraph"/>
+              <w:pStyle w:val="PargrafodaLista"/>
               <w:numPr>
                 <w:ilvl w:val="0"/>
                 <w:numId w:val="8"/>
@@ -13867,7 +17016,7 @@
           </w:p>
           <w:p>
             <w:pPr>
-              <w:pStyle w:val="ListParagraph"/>
+              <w:pStyle w:val="PargrafodaLista"/>
               <w:numPr>
                 <w:ilvl w:val="0"/>
                 <w:numId w:val="8"/>
@@ -13887,7 +17036,7 @@
           </w:p>
           <w:p>
             <w:pPr>
-              <w:pStyle w:val="ListParagraph"/>
+              <w:pStyle w:val="PargrafodaLista"/>
               <w:numPr>
                 <w:ilvl w:val="0"/>
                 <w:numId w:val="8"/>
@@ -13946,7 +17095,7 @@
           </w:tcPr>
           <w:p>
             <w:pPr>
-              <w:pStyle w:val="ListParagraph"/>
+              <w:pStyle w:val="PargrafodaLista"/>
               <w:numPr>
                 <w:ilvl w:val="0"/>
                 <w:numId w:val="8"/>
@@ -13966,7 +17115,7 @@
           </w:p>
           <w:p>
             <w:pPr>
-              <w:pStyle w:val="ListParagraph"/>
+              <w:pStyle w:val="PargrafodaLista"/>
               <w:numPr>
                 <w:ilvl w:val="0"/>
                 <w:numId w:val="8"/>
@@ -13986,7 +17135,7 @@
           </w:p>
           <w:p>
             <w:pPr>
-              <w:pStyle w:val="ListParagraph"/>
+              <w:pStyle w:val="PargrafodaLista"/>
               <w:numPr>
                 <w:ilvl w:val="0"/>
                 <w:numId w:val="8"/>
@@ -14058,7 +17207,7 @@
           </w:p>
           <w:p>
             <w:pPr>
-              <w:pStyle w:val="ListParagraph"/>
+              <w:pStyle w:val="PargrafodaLista"/>
               <w:numPr>
                 <w:ilvl w:val="0"/>
                 <w:numId w:val="8"/>
@@ -14078,7 +17227,7 @@
           </w:p>
           <w:p>
             <w:pPr>
-              <w:pStyle w:val="ListParagraph"/>
+              <w:pStyle w:val="PargrafodaLista"/>
               <w:numPr>
                 <w:ilvl w:val="0"/>
                 <w:numId w:val="8"/>
@@ -14098,7 +17247,7 @@
           </w:p>
           <w:p>
             <w:pPr>
-              <w:pStyle w:val="ListParagraph"/>
+              <w:pStyle w:val="PargrafodaLista"/>
               <w:numPr>
                 <w:ilvl w:val="0"/>
                 <w:numId w:val="8"/>
@@ -14142,7 +17291,7 @@
           </w:p>
           <w:p>
             <w:pPr>
-              <w:pStyle w:val="ListParagraph"/>
+              <w:pStyle w:val="PargrafodaLista"/>
               <w:numPr>
                 <w:ilvl w:val="0"/>
                 <w:numId w:val="8"/>
@@ -14162,7 +17311,7 @@
           </w:p>
           <w:p>
             <w:pPr>
-              <w:pStyle w:val="ListParagraph"/>
+              <w:pStyle w:val="PargrafodaLista"/>
               <w:numPr>
                 <w:ilvl w:val="0"/>
                 <w:numId w:val="8"/>
@@ -14182,7 +17331,7 @@
           </w:p>
           <w:p>
             <w:pPr>
-              <w:pStyle w:val="ListParagraph"/>
+              <w:pStyle w:val="PargrafodaLista"/>
               <w:numPr>
                 <w:ilvl w:val="0"/>
                 <w:numId w:val="8"/>
@@ -14206,7 +17355,7 @@
     <w:p/>
     <w:p>
       <w:pPr>
-        <w:pStyle w:val="Heading1"/>
+        <w:pStyle w:val="Ttulo1"/>
       </w:pPr>
       <w:bookmarkStart w:id="31" w:name="_Toc227748435"/>
       <w:r>
@@ -14233,140 +17382,140 @@
     </w:p>
     <w:p>
       <w:pPr>
-        <w:pStyle w:val="ListParagraph"/>
+        <w:pStyle w:val="PargrafodaLista"/>
         <w:numPr>
           <w:ilvl w:val="0"/>
           <w:numId w:val="24"/>
         </w:numPr>
         <w:rPr>
           <w:highlight w:val="yellow"/>
-          <w:lang w:val="en-PT"/>
-        </w:rPr>
-      </w:pPr>
-      <w:r>
-        <w:rPr>
-          <w:highlight w:val="yellow"/>
-          <w:lang w:val="en-PT"/>
+          <w:lang/>
+        </w:rPr>
+      </w:pPr>
+      <w:r>
+        <w:rPr>
+          <w:highlight w:val="yellow"/>
+          <w:lang/>
         </w:rPr>
         <w:t>Resumo do estado final do software</w:t>
       </w:r>
     </w:p>
     <w:p>
       <w:pPr>
-        <w:pStyle w:val="ListParagraph"/>
+        <w:pStyle w:val="PargrafodaLista"/>
         <w:numPr>
           <w:ilvl w:val="0"/>
           <w:numId w:val="24"/>
         </w:numPr>
         <w:rPr>
           <w:highlight w:val="yellow"/>
-          <w:lang w:val="en-PT"/>
-        </w:rPr>
-      </w:pPr>
-      <w:r>
-        <w:rPr>
-          <w:highlight w:val="yellow"/>
-          <w:lang w:val="en-PT"/>
+          <w:lang/>
+        </w:rPr>
+      </w:pPr>
+      <w:r>
+        <w:rPr>
+          <w:highlight w:val="yellow"/>
+          <w:lang/>
         </w:rPr>
         <w:t>Conformidade com os requisitos definidos</w:t>
       </w:r>
     </w:p>
     <w:p>
       <w:pPr>
-        <w:pStyle w:val="ListParagraph"/>
+        <w:pStyle w:val="PargrafodaLista"/>
         <w:numPr>
           <w:ilvl w:val="0"/>
           <w:numId w:val="24"/>
         </w:numPr>
         <w:rPr>
           <w:highlight w:val="yellow"/>
-          <w:lang w:val="en-PT"/>
-        </w:rPr>
-      </w:pPr>
-      <w:r>
-        <w:rPr>
-          <w:highlight w:val="yellow"/>
-          <w:lang w:val="en-PT"/>
+          <w:lang/>
+        </w:rPr>
+      </w:pPr>
+      <w:r>
+        <w:rPr>
+          <w:highlight w:val="yellow"/>
+          <w:lang/>
         </w:rPr>
         <w:t>Estado do backlog (funcionalidades pendentes ou descartadas)</w:t>
       </w:r>
     </w:p>
     <w:p>
       <w:pPr>
-        <w:pStyle w:val="ListParagraph"/>
+        <w:pStyle w:val="PargrafodaLista"/>
         <w:numPr>
           <w:ilvl w:val="0"/>
           <w:numId w:val="24"/>
         </w:numPr>
         <w:rPr>
           <w:highlight w:val="yellow"/>
-          <w:lang w:val="en-PT"/>
-        </w:rPr>
-      </w:pPr>
-      <w:r>
-        <w:rPr>
-          <w:highlight w:val="yellow"/>
-          <w:lang w:val="en-PT"/>
+          <w:lang/>
+        </w:rPr>
+      </w:pPr>
+      <w:r>
+        <w:rPr>
+          <w:highlight w:val="yellow"/>
+          <w:lang/>
         </w:rPr>
         <w:t>Riscos identificados durante o desenvolvimento</w:t>
       </w:r>
     </w:p>
     <w:p>
       <w:pPr>
-        <w:pStyle w:val="ListParagraph"/>
+        <w:pStyle w:val="PargrafodaLista"/>
         <w:numPr>
           <w:ilvl w:val="0"/>
           <w:numId w:val="24"/>
         </w:numPr>
         <w:rPr>
           <w:highlight w:val="yellow"/>
-          <w:lang w:val="en-PT"/>
-        </w:rPr>
-      </w:pPr>
-      <w:r>
-        <w:rPr>
-          <w:highlight w:val="yellow"/>
-          <w:lang w:val="en-PT"/>
+          <w:lang/>
+        </w:rPr>
+      </w:pPr>
+      <w:r>
+        <w:rPr>
+          <w:highlight w:val="yellow"/>
+          <w:lang/>
         </w:rPr>
         <w:t>Medidas de mitigação</w:t>
       </w:r>
     </w:p>
     <w:p>
       <w:pPr>
-        <w:pStyle w:val="ListParagraph"/>
+        <w:pStyle w:val="PargrafodaLista"/>
         <w:numPr>
           <w:ilvl w:val="0"/>
           <w:numId w:val="24"/>
         </w:numPr>
         <w:rPr>
           <w:highlight w:val="yellow"/>
-          <w:lang w:val="en-PT"/>
-        </w:rPr>
-      </w:pPr>
-      <w:r>
-        <w:rPr>
-          <w:highlight w:val="yellow"/>
-          <w:lang w:val="en-PT"/>
+          <w:lang/>
+        </w:rPr>
+      </w:pPr>
+      <w:r>
+        <w:rPr>
+          <w:highlight w:val="yellow"/>
+          <w:lang/>
         </w:rPr>
         <w:t>Problemas ocorridos e resolução</w:t>
       </w:r>
     </w:p>
     <w:p>
       <w:pPr>
-        <w:pStyle w:val="ListParagraph"/>
+        <w:pStyle w:val="PargrafodaLista"/>
         <w:numPr>
           <w:ilvl w:val="0"/>
           <w:numId w:val="24"/>
         </w:numPr>
         <w:rPr>
           <w:highlight w:val="yellow"/>
-          <w:lang w:val="en-PT"/>
-        </w:rPr>
-      </w:pPr>
-      <w:r>
-        <w:rPr>
-          <w:highlight w:val="yellow"/>
-          <w:lang w:val="en-PT"/>
+          <w:lang/>
+        </w:rPr>
+      </w:pPr>
+      <w:r>
+        <w:rPr>
+          <w:highlight w:val="yellow"/>
+          <w:lang/>
         </w:rPr>
         <w:t>Propostas para continuidade ou manutenção do projeto</w:t>
       </w:r>
@@ -14551,8 +17700,8 @@
     </w:p>
     <w:p/>
     <w:sectPr>
-      <w:headerReference w:type="default" r:id="rId16"/>
-      <w:footerReference w:type="default" r:id="rId17"/>
+      <w:headerReference w:type="default" r:id="rId21"/>
+      <w:footerReference w:type="default" r:id="rId22"/>
       <w:pgSz w:w="11906" w:h="16838"/>
       <w:pgMar w:top="1134" w:right="1134" w:bottom="1418" w:left="1134" w:header="709" w:footer="692" w:gutter="0"/>
       <w:cols w:space="708"/>
@@ -14585,7 +17734,7 @@
 <w:ftr xmlns:wpc="http://schemas.microsoft.com/office/word/2010/wordprocessingCanvas" xmlns:cx="http://schemas.microsoft.com/office/drawing/2014/chartex" xmlns:cx1="http://schemas.microsoft.com/office/drawing/2015/9/8/chartex" xmlns:cx2="http://schemas.microsoft.com/office/drawing/2015/10/21/chartex" xmlns:cx3="http://schemas.microsoft.com/office/drawing/2016/5/9/chartex" xmlns:cx4="http://schemas.microsoft.com/office/drawing/2016/5/10/chartex" xmlns:cx5="http://schemas.microsoft.com/office/drawing/2016/5/11/chartex" xmlns:cx6="http://schemas.microsoft.com/office/drawing/2016/5/12/chartex" xmlns:cx7="http://schemas.microsoft.com/office/drawing/2016/5/13/chartex" xmlns:cx8="http://schemas.microsoft.com/office/drawing/2016/5/14/chartex" xmlns:mc="http://schemas.openxmlformats.org/markup-compatibility/2006" xmlns:aink="http://schemas.microsoft.com/office/drawing/2016/ink" xmlns:am3d="http://schemas.microsoft.com/office/drawing/2017/model3d" xmlns:o="urn:schemas-microsoft-com:office:office" xmlns:oel="http://schemas.microsoft.com/office/2019/extlst" xmlns:r="http://schemas.openxmlformats.org/officeDocument/2006/relationships" xmlns:m="http://schemas.openxmlformats.org/officeDocument/2006/math" xmlns:v="urn:schemas-microsoft-com:vml" xmlns:wp14="http://schemas.microsoft.com/office/word/2010/wordprocessingDrawing" xmlns:wp="http://schemas.openxmlformats.org/drawingml/2006/wordprocessingDrawing" xmlns:w10="urn:schemas-microsoft-com:office:word" xmlns:w="http://schemas.openxmlformats.org/wordprocessingml/2006/main" xmlns:w14="http://schemas.microsoft.com/office/word/2010/wordml" xmlns:w15="http://schemas.microsoft.com/office/word/2012/wordml" xmlns:w16cex="http://schemas.microsoft.com/office/word/2018/wordml/cex" xmlns:w16cid="http://schemas.microsoft.com/office/word/2016/wordml/cid" xmlns:w16="http://schemas.microsoft.com/office/word/2018/wordml" xmlns:w16du="http://schemas.microsoft.com/office/word/2023/wordml/word16du" xmlns:w16sdtdh="http://schemas.microsoft.com/office/word/2020/wordml/sdtdatahash" xmlns:w16sdtfl="http://schemas.microsoft.com/office/word/2024/wordml/sdtformatlock" xmlns:w16se="http://schemas.microsoft.com/office/word/2015/wordml/symex" xmlns:wpg="http://schemas.microsoft.com/office/word/2010/wordprocessingGroup" xmlns:wpi="http://schemas.microsoft.com/office/word/2010/wordprocessingInk" xmlns:wne="http://schemas.microsoft.com/office/word/2006/wordml" xmlns:wps="http://schemas.microsoft.com/office/word/2010/wordprocessingShape" mc:Ignorable="w14 w15 w16se w16cid w16 w16cex w16sdtdh w16sdtfl w16du wp14">
   <w:p>
     <w:pPr>
-      <w:pStyle w:val="Footer"/>
+      <w:pStyle w:val="Rodap"/>
     </w:pPr>
     <w:r>
       <w:rPr>
@@ -14658,7 +17807,7 @@
     <w:sdtContent>
       <w:p>
         <w:pPr>
-          <w:pStyle w:val="Footer"/>
+          <w:pStyle w:val="Rodap"/>
         </w:pPr>
         <w:r>
           <w:rPr>
@@ -14854,7 +18003,7 @@
 <w:hdr xmlns:wpc="http://schemas.microsoft.com/office/word/2010/wordprocessingCanvas" xmlns:cx="http://schemas.microsoft.com/office/drawing/2014/chartex" xmlns:cx1="http://schemas.microsoft.com/office/drawing/2015/9/8/chartex" xmlns:cx2="http://schemas.microsoft.com/office/drawing/2015/10/21/chartex" xmlns:cx3="http://schemas.microsoft.com/office/drawing/2016/5/9/chartex" xmlns:cx4="http://schemas.microsoft.com/office/drawing/2016/5/10/chartex" xmlns:cx5="http://schemas.microsoft.com/office/drawing/2016/5/11/chartex" xmlns:cx6="http://schemas.microsoft.com/office/drawing/2016/5/12/chartex" xmlns:cx7="http://schemas.microsoft.com/office/drawing/2016/5/13/chartex" xmlns:cx8="http://schemas.microsoft.com/office/drawing/2016/5/14/chartex" xmlns:mc="http://schemas.openxmlformats.org/markup-compatibility/2006" xmlns:aink="http://schemas.microsoft.com/office/drawing/2016/ink" xmlns:am3d="http://schemas.microsoft.com/office/drawing/2017/model3d" xmlns:o="urn:schemas-microsoft-com:office:office" xmlns:oel="http://schemas.microsoft.com/office/2019/extlst" xmlns:r="http://schemas.openxmlformats.org/officeDocument/2006/relationships" xmlns:m="http://schemas.openxmlformats.org/officeDocument/2006/math" xmlns:v="urn:schemas-microsoft-com:vml" xmlns:wp14="http://schemas.microsoft.com/office/word/2010/wordprocessingDrawing" xmlns:wp="http://schemas.openxmlformats.org/drawingml/2006/wordprocessingDrawing" xmlns:w10="urn:schemas-microsoft-com:office:word" xmlns:w="http://schemas.openxmlformats.org/wordprocessingml/2006/main" xmlns:w14="http://schemas.microsoft.com/office/word/2010/wordml" xmlns:w15="http://schemas.microsoft.com/office/word/2012/wordml" xmlns:w16cex="http://schemas.microsoft.com/office/word/2018/wordml/cex" xmlns:w16cid="http://schemas.microsoft.com/office/word/2016/wordml/cid" xmlns:w16="http://schemas.microsoft.com/office/word/2018/wordml" xmlns:w16du="http://schemas.microsoft.com/office/word/2023/wordml/word16du" xmlns:w16sdtdh="http://schemas.microsoft.com/office/word/2020/wordml/sdtdatahash" xmlns:w16sdtfl="http://schemas.microsoft.com/office/word/2024/wordml/sdtformatlock" xmlns:w16se="http://schemas.microsoft.com/office/word/2015/wordml/symex" xmlns:wpg="http://schemas.microsoft.com/office/word/2010/wordprocessingGroup" xmlns:wpi="http://schemas.microsoft.com/office/word/2010/wordprocessingInk" xmlns:wne="http://schemas.microsoft.com/office/word/2006/wordml" xmlns:wps="http://schemas.microsoft.com/office/word/2010/wordprocessingShape" mc:Ignorable="w14 w15 w16se w16cid w16 w16cex w16sdtdh w16sdtfl w16du wp14">
   <w:p>
     <w:pPr>
-      <w:pStyle w:val="Header"/>
+      <w:pStyle w:val="Cabealho"/>
     </w:pPr>
   </w:p>
 </w:hdr>
@@ -15582,6 +18731,304 @@
     </w:lvl>
   </w:abstractNum>
   <w:abstractNum w:abstractNumId="7" w15:restartNumberingAfterBreak="0">
+    <w:nsid w:val="288F4110"/>
+    <w:multiLevelType w:val="multilevel"/>
+    <w:tmpl w:val="8B26B7D2"/>
+    <w:lvl w:ilvl="0">
+      <w:start w:val="1"/>
+      <w:numFmt w:val="bullet"/>
+      <w:lvlText w:val=""/>
+      <w:lvlJc w:val="left"/>
+      <w:pPr>
+        <w:tabs>
+          <w:tab w:val="num" w:pos="720"/>
+        </w:tabs>
+        <w:ind w:left="720" w:hanging="360"/>
+      </w:pPr>
+      <w:rPr>
+        <w:rFonts w:ascii="Symbol" w:hAnsi="Symbol" w:hint="default"/>
+        <w:sz w:val="20"/>
+      </w:rPr>
+    </w:lvl>
+    <w:lvl w:ilvl="1" w:tentative="1">
+      <w:start w:val="1"/>
+      <w:numFmt w:val="bullet"/>
+      <w:lvlText w:val="o"/>
+      <w:lvlJc w:val="left"/>
+      <w:pPr>
+        <w:tabs>
+          <w:tab w:val="num" w:pos="1440"/>
+        </w:tabs>
+        <w:ind w:left="1440" w:hanging="360"/>
+      </w:pPr>
+      <w:rPr>
+        <w:rFonts w:ascii="Courier New" w:hAnsi="Courier New" w:hint="default"/>
+        <w:sz w:val="20"/>
+      </w:rPr>
+    </w:lvl>
+    <w:lvl w:ilvl="2" w:tentative="1">
+      <w:start w:val="1"/>
+      <w:numFmt w:val="bullet"/>
+      <w:lvlText w:val=""/>
+      <w:lvlJc w:val="left"/>
+      <w:pPr>
+        <w:tabs>
+          <w:tab w:val="num" w:pos="2160"/>
+        </w:tabs>
+        <w:ind w:left="2160" w:hanging="360"/>
+      </w:pPr>
+      <w:rPr>
+        <w:rFonts w:ascii="Wingdings" w:hAnsi="Wingdings" w:hint="default"/>
+        <w:sz w:val="20"/>
+      </w:rPr>
+    </w:lvl>
+    <w:lvl w:ilvl="3" w:tentative="1">
+      <w:start w:val="1"/>
+      <w:numFmt w:val="bullet"/>
+      <w:lvlText w:val=""/>
+      <w:lvlJc w:val="left"/>
+      <w:pPr>
+        <w:tabs>
+          <w:tab w:val="num" w:pos="2880"/>
+        </w:tabs>
+        <w:ind w:left="2880" w:hanging="360"/>
+      </w:pPr>
+      <w:rPr>
+        <w:rFonts w:ascii="Wingdings" w:hAnsi="Wingdings" w:hint="default"/>
+        <w:sz w:val="20"/>
+      </w:rPr>
+    </w:lvl>
+    <w:lvl w:ilvl="4" w:tentative="1">
+      <w:start w:val="1"/>
+      <w:numFmt w:val="bullet"/>
+      <w:lvlText w:val=""/>
+      <w:lvlJc w:val="left"/>
+      <w:pPr>
+        <w:tabs>
+          <w:tab w:val="num" w:pos="3600"/>
+        </w:tabs>
+        <w:ind w:left="3600" w:hanging="360"/>
+      </w:pPr>
+      <w:rPr>
+        <w:rFonts w:ascii="Wingdings" w:hAnsi="Wingdings" w:hint="default"/>
+        <w:sz w:val="20"/>
+      </w:rPr>
+    </w:lvl>
+    <w:lvl w:ilvl="5" w:tentative="1">
+      <w:start w:val="1"/>
+      <w:numFmt w:val="bullet"/>
+      <w:lvlText w:val=""/>
+      <w:lvlJc w:val="left"/>
+      <w:pPr>
+        <w:tabs>
+          <w:tab w:val="num" w:pos="4320"/>
+        </w:tabs>
+        <w:ind w:left="4320" w:hanging="360"/>
+      </w:pPr>
+      <w:rPr>
+        <w:rFonts w:ascii="Wingdings" w:hAnsi="Wingdings" w:hint="default"/>
+        <w:sz w:val="20"/>
+      </w:rPr>
+    </w:lvl>
+    <w:lvl w:ilvl="6" w:tentative="1">
+      <w:start w:val="1"/>
+      <w:numFmt w:val="bullet"/>
+      <w:lvlText w:val=""/>
+      <w:lvlJc w:val="left"/>
+      <w:pPr>
+        <w:tabs>
+          <w:tab w:val="num" w:pos="5040"/>
+        </w:tabs>
+        <w:ind w:left="5040" w:hanging="360"/>
+      </w:pPr>
+      <w:rPr>
+        <w:rFonts w:ascii="Wingdings" w:hAnsi="Wingdings" w:hint="default"/>
+        <w:sz w:val="20"/>
+      </w:rPr>
+    </w:lvl>
+    <w:lvl w:ilvl="7" w:tentative="1">
+      <w:start w:val="1"/>
+      <w:numFmt w:val="bullet"/>
+      <w:lvlText w:val=""/>
+      <w:lvlJc w:val="left"/>
+      <w:pPr>
+        <w:tabs>
+          <w:tab w:val="num" w:pos="5760"/>
+        </w:tabs>
+        <w:ind w:left="5760" w:hanging="360"/>
+      </w:pPr>
+      <w:rPr>
+        <w:rFonts w:ascii="Wingdings" w:hAnsi="Wingdings" w:hint="default"/>
+        <w:sz w:val="20"/>
+      </w:rPr>
+    </w:lvl>
+    <w:lvl w:ilvl="8" w:tentative="1">
+      <w:start w:val="1"/>
+      <w:numFmt w:val="bullet"/>
+      <w:lvlText w:val=""/>
+      <w:lvlJc w:val="left"/>
+      <w:pPr>
+        <w:tabs>
+          <w:tab w:val="num" w:pos="6480"/>
+        </w:tabs>
+        <w:ind w:left="6480" w:hanging="360"/>
+      </w:pPr>
+      <w:rPr>
+        <w:rFonts w:ascii="Wingdings" w:hAnsi="Wingdings" w:hint="default"/>
+        <w:sz w:val="20"/>
+      </w:rPr>
+    </w:lvl>
+  </w:abstractNum>
+  <w:abstractNum w:abstractNumId="8" w15:restartNumberingAfterBreak="0">
+    <w:nsid w:val="2B8F433A"/>
+    <w:multiLevelType w:val="multilevel"/>
+    <w:tmpl w:val="96CA6BAC"/>
+    <w:lvl w:ilvl="0">
+      <w:start w:val="1"/>
+      <w:numFmt w:val="bullet"/>
+      <w:lvlText w:val=""/>
+      <w:lvlJc w:val="left"/>
+      <w:pPr>
+        <w:tabs>
+          <w:tab w:val="num" w:pos="720"/>
+        </w:tabs>
+        <w:ind w:left="720" w:hanging="360"/>
+      </w:pPr>
+      <w:rPr>
+        <w:rFonts w:ascii="Symbol" w:hAnsi="Symbol" w:hint="default"/>
+        <w:sz w:val="20"/>
+      </w:rPr>
+    </w:lvl>
+    <w:lvl w:ilvl="1" w:tentative="1">
+      <w:start w:val="1"/>
+      <w:numFmt w:val="bullet"/>
+      <w:lvlText w:val="o"/>
+      <w:lvlJc w:val="left"/>
+      <w:pPr>
+        <w:tabs>
+          <w:tab w:val="num" w:pos="1440"/>
+        </w:tabs>
+        <w:ind w:left="1440" w:hanging="360"/>
+      </w:pPr>
+      <w:rPr>
+        <w:rFonts w:ascii="Courier New" w:hAnsi="Courier New" w:hint="default"/>
+        <w:sz w:val="20"/>
+      </w:rPr>
+    </w:lvl>
+    <w:lvl w:ilvl="2" w:tentative="1">
+      <w:start w:val="1"/>
+      <w:numFmt w:val="bullet"/>
+      <w:lvlText w:val=""/>
+      <w:lvlJc w:val="left"/>
+      <w:pPr>
+        <w:tabs>
+          <w:tab w:val="num" w:pos="2160"/>
+        </w:tabs>
+        <w:ind w:left="2160" w:hanging="360"/>
+      </w:pPr>
+      <w:rPr>
+        <w:rFonts w:ascii="Wingdings" w:hAnsi="Wingdings" w:hint="default"/>
+        <w:sz w:val="20"/>
+      </w:rPr>
+    </w:lvl>
+    <w:lvl w:ilvl="3" w:tentative="1">
+      <w:start w:val="1"/>
+      <w:numFmt w:val="bullet"/>
+      <w:lvlText w:val=""/>
+      <w:lvlJc w:val="left"/>
+      <w:pPr>
+        <w:tabs>
+          <w:tab w:val="num" w:pos="2880"/>
+        </w:tabs>
+        <w:ind w:left="2880" w:hanging="360"/>
+      </w:pPr>
+      <w:rPr>
+        <w:rFonts w:ascii="Wingdings" w:hAnsi="Wingdings" w:hint="default"/>
+        <w:sz w:val="20"/>
+      </w:rPr>
+    </w:lvl>
+    <w:lvl w:ilvl="4" w:tentative="1">
+      <w:start w:val="1"/>
+      <w:numFmt w:val="bullet"/>
+      <w:lvlText w:val=""/>
+      <w:lvlJc w:val="left"/>
+      <w:pPr>
+        <w:tabs>
+          <w:tab w:val="num" w:pos="3600"/>
+        </w:tabs>
+        <w:ind w:left="3600" w:hanging="360"/>
+      </w:pPr>
+      <w:rPr>
+        <w:rFonts w:ascii="Wingdings" w:hAnsi="Wingdings" w:hint="default"/>
+        <w:sz w:val="20"/>
+      </w:rPr>
+    </w:lvl>
+    <w:lvl w:ilvl="5" w:tentative="1">
+      <w:start w:val="1"/>
+      <w:numFmt w:val="bullet"/>
+      <w:lvlText w:val=""/>
+      <w:lvlJc w:val="left"/>
+      <w:pPr>
+        <w:tabs>
+          <w:tab w:val="num" w:pos="4320"/>
+        </w:tabs>
+        <w:ind w:left="4320" w:hanging="360"/>
+      </w:pPr>
+      <w:rPr>
+        <w:rFonts w:ascii="Wingdings" w:hAnsi="Wingdings" w:hint="default"/>
+        <w:sz w:val="20"/>
+      </w:rPr>
+    </w:lvl>
+    <w:lvl w:ilvl="6" w:tentative="1">
+      <w:start w:val="1"/>
+      <w:numFmt w:val="bullet"/>
+      <w:lvlText w:val=""/>
+      <w:lvlJc w:val="left"/>
+      <w:pPr>
+        <w:tabs>
+          <w:tab w:val="num" w:pos="5040"/>
+        </w:tabs>
+        <w:ind w:left="5040" w:hanging="360"/>
+      </w:pPr>
+      <w:rPr>
+        <w:rFonts w:ascii="Wingdings" w:hAnsi="Wingdings" w:hint="default"/>
+        <w:sz w:val="20"/>
+      </w:rPr>
+    </w:lvl>
+    <w:lvl w:ilvl="7" w:tentative="1">
+      <w:start w:val="1"/>
+      <w:numFmt w:val="bullet"/>
+      <w:lvlText w:val=""/>
+      <w:lvlJc w:val="left"/>
+      <w:pPr>
+        <w:tabs>
+          <w:tab w:val="num" w:pos="5760"/>
+        </w:tabs>
+        <w:ind w:left="5760" w:hanging="360"/>
+      </w:pPr>
+      <w:rPr>
+        <w:rFonts w:ascii="Wingdings" w:hAnsi="Wingdings" w:hint="default"/>
+        <w:sz w:val="20"/>
+      </w:rPr>
+    </w:lvl>
+    <w:lvl w:ilvl="8" w:tentative="1">
+      <w:start w:val="1"/>
+      <w:numFmt w:val="bullet"/>
+      <w:lvlText w:val=""/>
+      <w:lvlJc w:val="left"/>
+      <w:pPr>
+        <w:tabs>
+          <w:tab w:val="num" w:pos="6480"/>
+        </w:tabs>
+        <w:ind w:left="6480" w:hanging="360"/>
+      </w:pPr>
+      <w:rPr>
+        <w:rFonts w:ascii="Wingdings" w:hAnsi="Wingdings" w:hint="default"/>
+        <w:sz w:val="20"/>
+      </w:rPr>
+    </w:lvl>
+  </w:abstractNum>
+  <w:abstractNum w:abstractNumId="9" w15:restartNumberingAfterBreak="0">
     <w:nsid w:val="2CA167CF"/>
     <w:multiLevelType w:val="hybridMultilevel"/>
     <w:tmpl w:val="95C2C98A"/>
@@ -15670,7 +19117,7 @@
       </w:pPr>
     </w:lvl>
   </w:abstractNum>
-  <w:abstractNum w:abstractNumId="8" w15:restartNumberingAfterBreak="0">
+  <w:abstractNum w:abstractNumId="10" w15:restartNumberingAfterBreak="0">
     <w:nsid w:val="2CDD5DDE"/>
     <w:multiLevelType w:val="hybridMultilevel"/>
     <w:tmpl w:val="D27C5AB2"/>
@@ -15759,7 +19206,7 @@
       </w:pPr>
     </w:lvl>
   </w:abstractNum>
-  <w:abstractNum w:abstractNumId="9" w15:restartNumberingAfterBreak="0">
+  <w:abstractNum w:abstractNumId="11" w15:restartNumberingAfterBreak="0">
     <w:nsid w:val="2DB951C3"/>
     <w:multiLevelType w:val="hybridMultilevel"/>
     <w:tmpl w:val="F2006FAA"/>
@@ -15848,7 +19295,7 @@
       </w:pPr>
     </w:lvl>
   </w:abstractNum>
-  <w:abstractNum w:abstractNumId="10" w15:restartNumberingAfterBreak="0">
+  <w:abstractNum w:abstractNumId="12" w15:restartNumberingAfterBreak="0">
     <w:nsid w:val="2FC009C9"/>
     <w:multiLevelType w:val="hybridMultilevel"/>
     <w:tmpl w:val="4A70404A"/>
@@ -15961,7 +19408,7 @@
       </w:rPr>
     </w:lvl>
   </w:abstractNum>
-  <w:abstractNum w:abstractNumId="11" w15:restartNumberingAfterBreak="0">
+  <w:abstractNum w:abstractNumId="13" w15:restartNumberingAfterBreak="0">
     <w:nsid w:val="35250DC6"/>
     <w:multiLevelType w:val="hybridMultilevel"/>
     <w:tmpl w:val="1B2E197C"/>
@@ -16074,7 +19521,7 @@
       </w:rPr>
     </w:lvl>
   </w:abstractNum>
-  <w:abstractNum w:abstractNumId="12" w15:restartNumberingAfterBreak="0">
+  <w:abstractNum w:abstractNumId="14" w15:restartNumberingAfterBreak="0">
     <w:nsid w:val="3D7F006E"/>
     <w:multiLevelType w:val="hybridMultilevel"/>
     <w:tmpl w:val="32DC94D4"/>
@@ -16163,7 +19610,7 @@
       </w:pPr>
     </w:lvl>
   </w:abstractNum>
-  <w:abstractNum w:abstractNumId="13" w15:restartNumberingAfterBreak="0">
+  <w:abstractNum w:abstractNumId="15" w15:restartNumberingAfterBreak="0">
     <w:nsid w:val="40AA07A1"/>
     <w:multiLevelType w:val="multilevel"/>
     <w:tmpl w:val="7E68E422"/>
@@ -16277,7 +19724,7 @@
       </w:rPr>
     </w:lvl>
   </w:abstractNum>
-  <w:abstractNum w:abstractNumId="14" w15:restartNumberingAfterBreak="0">
+  <w:abstractNum w:abstractNumId="16" w15:restartNumberingAfterBreak="0">
     <w:nsid w:val="4C494EAF"/>
     <w:multiLevelType w:val="hybridMultilevel"/>
     <w:tmpl w:val="BE0204BC"/>
@@ -16366,14 +19813,14 @@
       </w:pPr>
     </w:lvl>
   </w:abstractNum>
-  <w:abstractNum w:abstractNumId="15" w15:restartNumberingAfterBreak="0">
+  <w:abstractNum w:abstractNumId="17" w15:restartNumberingAfterBreak="0">
     <w:nsid w:val="56F8252E"/>
     <w:multiLevelType w:val="multilevel"/>
     <w:tmpl w:val="5FFCA586"/>
     <w:lvl w:ilvl="0">
       <w:start w:val="1"/>
       <w:numFmt w:val="decimal"/>
-      <w:pStyle w:val="Heading1"/>
+      <w:pStyle w:val="Ttulo1"/>
       <w:lvlText w:val="%1"/>
       <w:lvlJc w:val="left"/>
       <w:pPr>
@@ -16383,7 +19830,7 @@
     <w:lvl w:ilvl="1">
       <w:start w:val="1"/>
       <w:numFmt w:val="decimal"/>
-      <w:pStyle w:val="Heading2"/>
+      <w:pStyle w:val="Ttulo2"/>
       <w:lvlText w:val="%1.%2"/>
       <w:lvlJc w:val="left"/>
       <w:pPr>
@@ -16393,7 +19840,7 @@
     <w:lvl w:ilvl="2">
       <w:start w:val="1"/>
       <w:numFmt w:val="decimal"/>
-      <w:pStyle w:val="Heading3"/>
+      <w:pStyle w:val="Ttulo3"/>
       <w:lvlText w:val="%1.%2.%3"/>
       <w:lvlJc w:val="left"/>
       <w:pPr>
@@ -16403,7 +19850,7 @@
     <w:lvl w:ilvl="3">
       <w:start w:val="1"/>
       <w:numFmt w:val="decimal"/>
-      <w:pStyle w:val="Heading4"/>
+      <w:pStyle w:val="Ttulo4"/>
       <w:lvlText w:val="%1.%2.%3.%4"/>
       <w:lvlJc w:val="left"/>
       <w:pPr>
@@ -16413,7 +19860,7 @@
     <w:lvl w:ilvl="4">
       <w:start w:val="1"/>
       <w:numFmt w:val="decimal"/>
-      <w:pStyle w:val="Heading5"/>
+      <w:pStyle w:val="Ttulo5"/>
       <w:lvlText w:val="%1.%2.%3.%4.%5"/>
       <w:lvlJc w:val="left"/>
       <w:pPr>
@@ -16423,7 +19870,7 @@
     <w:lvl w:ilvl="5">
       <w:start w:val="1"/>
       <w:numFmt w:val="decimal"/>
-      <w:pStyle w:val="Heading6"/>
+      <w:pStyle w:val="Ttulo6"/>
       <w:lvlText w:val="%1.%2.%3.%4.%5.%6"/>
       <w:lvlJc w:val="left"/>
       <w:pPr>
@@ -16433,7 +19880,7 @@
     <w:lvl w:ilvl="6">
       <w:start w:val="1"/>
       <w:numFmt w:val="decimal"/>
-      <w:pStyle w:val="Heading7"/>
+      <w:pStyle w:val="Ttulo7"/>
       <w:lvlText w:val="%1.%2.%3.%4.%5.%6.%7"/>
       <w:lvlJc w:val="left"/>
       <w:pPr>
@@ -16443,7 +19890,7 @@
     <w:lvl w:ilvl="7">
       <w:start w:val="1"/>
       <w:numFmt w:val="decimal"/>
-      <w:pStyle w:val="Heading8"/>
+      <w:pStyle w:val="Ttulo8"/>
       <w:lvlText w:val="%1.%2.%3.%4.%5.%6.%7.%8"/>
       <w:lvlJc w:val="left"/>
       <w:pPr>
@@ -16453,7 +19900,7 @@
     <w:lvl w:ilvl="8">
       <w:start w:val="1"/>
       <w:numFmt w:val="decimal"/>
-      <w:pStyle w:val="Heading9"/>
+      <w:pStyle w:val="Ttulo9"/>
       <w:lvlText w:val="%1.%2.%3.%4.%5.%6.%7.%8.%9"/>
       <w:lvlJc w:val="left"/>
       <w:pPr>
@@ -16461,7 +19908,7 @@
       </w:pPr>
     </w:lvl>
   </w:abstractNum>
-  <w:abstractNum w:abstractNumId="16" w15:restartNumberingAfterBreak="0">
+  <w:abstractNum w:abstractNumId="18" w15:restartNumberingAfterBreak="0">
     <w:nsid w:val="57727338"/>
     <w:multiLevelType w:val="hybridMultilevel"/>
     <w:tmpl w:val="F72850BA"/>
@@ -16574,7 +20021,7 @@
       </w:rPr>
     </w:lvl>
   </w:abstractNum>
-  <w:abstractNum w:abstractNumId="17" w15:restartNumberingAfterBreak="0">
+  <w:abstractNum w:abstractNumId="19" w15:restartNumberingAfterBreak="0">
     <w:nsid w:val="5B0F18B6"/>
     <w:multiLevelType w:val="hybridMultilevel"/>
     <w:tmpl w:val="4D181508"/>
@@ -16687,7 +20134,7 @@
       </w:rPr>
     </w:lvl>
   </w:abstractNum>
-  <w:abstractNum w:abstractNumId="18" w15:restartNumberingAfterBreak="0">
+  <w:abstractNum w:abstractNumId="20" w15:restartNumberingAfterBreak="0">
     <w:nsid w:val="5B7F5424"/>
     <w:multiLevelType w:val="hybridMultilevel"/>
     <w:tmpl w:val="2F08BE48"/>
@@ -16775,7 +20222,7 @@
       </w:pPr>
     </w:lvl>
   </w:abstractNum>
-  <w:abstractNum w:abstractNumId="19" w15:restartNumberingAfterBreak="0">
+  <w:abstractNum w:abstractNumId="21" w15:restartNumberingAfterBreak="0">
     <w:nsid w:val="62314B0E"/>
     <w:multiLevelType w:val="hybridMultilevel"/>
     <w:tmpl w:val="1E50642C"/>
@@ -16861,7 +20308,7 @@
       </w:pPr>
     </w:lvl>
   </w:abstractNum>
-  <w:abstractNum w:abstractNumId="20" w15:restartNumberingAfterBreak="0">
+  <w:abstractNum w:abstractNumId="22" w15:restartNumberingAfterBreak="0">
     <w:nsid w:val="6C750030"/>
     <w:multiLevelType w:val="hybridMultilevel"/>
     <w:tmpl w:val="B6D0BC3E"/>
@@ -16950,7 +20397,7 @@
       </w:pPr>
     </w:lvl>
   </w:abstractNum>
-  <w:abstractNum w:abstractNumId="21" w15:restartNumberingAfterBreak="0">
+  <w:abstractNum w:abstractNumId="23" w15:restartNumberingAfterBreak="0">
     <w:nsid w:val="77D44B5A"/>
     <w:multiLevelType w:val="hybridMultilevel"/>
     <w:tmpl w:val="1AA0C640"/>
@@ -17039,7 +20486,7 @@
       </w:pPr>
     </w:lvl>
   </w:abstractNum>
-  <w:abstractNum w:abstractNumId="22" w15:restartNumberingAfterBreak="0">
+  <w:abstractNum w:abstractNumId="24" w15:restartNumberingAfterBreak="0">
     <w:nsid w:val="78633291"/>
     <w:multiLevelType w:val="hybridMultilevel"/>
     <w:tmpl w:val="4E6C0242"/>
@@ -17128,7 +20575,7 @@
       </w:pPr>
     </w:lvl>
   </w:abstractNum>
-  <w:abstractNum w:abstractNumId="23" w15:restartNumberingAfterBreak="0">
+  <w:abstractNum w:abstractNumId="25" w15:restartNumberingAfterBreak="0">
     <w:nsid w:val="7F040BEF"/>
     <w:multiLevelType w:val="hybridMultilevel"/>
     <w:tmpl w:val="F7DEB53A"/>
@@ -17241,7 +20688,7 @@
       </w:rPr>
     </w:lvl>
   </w:abstractNum>
-  <w:abstractNum w:abstractNumId="24" w15:restartNumberingAfterBreak="0">
+  <w:abstractNum w:abstractNumId="26" w15:restartNumberingAfterBreak="0">
     <w:nsid w:val="7F3155BC"/>
     <w:multiLevelType w:val="hybridMultilevel"/>
     <w:tmpl w:val="997CA6F4"/>
@@ -17331,31 +20778,31 @@
     </w:lvl>
   </w:abstractNum>
   <w:num w:numId="1" w16cid:durableId="274945660">
-    <w:abstractNumId w:val="13"/>
+    <w:abstractNumId w:val="15"/>
   </w:num>
   <w:num w:numId="2" w16cid:durableId="540284225">
+    <w:abstractNumId w:val="20"/>
+  </w:num>
+  <w:num w:numId="3" w16cid:durableId="1363434330">
+    <w:abstractNumId w:val="17"/>
+  </w:num>
+  <w:num w:numId="4" w16cid:durableId="968166831">
     <w:abstractNumId w:val="18"/>
   </w:num>
-  <w:num w:numId="3" w16cid:durableId="1363434330">
-    <w:abstractNumId w:val="15"/>
-  </w:num>
-  <w:num w:numId="4" w16cid:durableId="968166831">
-    <w:abstractNumId w:val="16"/>
-  </w:num>
   <w:num w:numId="5" w16cid:durableId="1068652566">
-    <w:abstractNumId w:val="17"/>
+    <w:abstractNumId w:val="19"/>
   </w:num>
   <w:num w:numId="6" w16cid:durableId="1900243924">
     <w:abstractNumId w:val="4"/>
   </w:num>
   <w:num w:numId="7" w16cid:durableId="255401366">
-    <w:abstractNumId w:val="10"/>
+    <w:abstractNumId w:val="12"/>
   </w:num>
   <w:num w:numId="8" w16cid:durableId="574517222">
-    <w:abstractNumId w:val="11"/>
+    <w:abstractNumId w:val="13"/>
   </w:num>
   <w:num w:numId="9" w16cid:durableId="1139999751">
-    <w:abstractNumId w:val="12"/>
+    <w:abstractNumId w:val="14"/>
   </w:num>
   <w:num w:numId="10" w16cid:durableId="1586183799">
     <w:abstractNumId w:val="1"/>
@@ -17364,34 +20811,34 @@
     <w:abstractNumId w:val="2"/>
   </w:num>
   <w:num w:numId="12" w16cid:durableId="2096320210">
-    <w:abstractNumId w:val="14"/>
+    <w:abstractNumId w:val="16"/>
   </w:num>
   <w:num w:numId="13" w16cid:durableId="692995223">
-    <w:abstractNumId w:val="21"/>
+    <w:abstractNumId w:val="23"/>
   </w:num>
   <w:num w:numId="14" w16cid:durableId="741681648">
-    <w:abstractNumId w:val="24"/>
+    <w:abstractNumId w:val="26"/>
   </w:num>
   <w:num w:numId="15" w16cid:durableId="92215374">
+    <w:abstractNumId w:val="11"/>
+  </w:num>
+  <w:num w:numId="16" w16cid:durableId="1175416252">
     <w:abstractNumId w:val="9"/>
   </w:num>
-  <w:num w:numId="16" w16cid:durableId="1175416252">
-    <w:abstractNumId w:val="7"/>
-  </w:num>
   <w:num w:numId="17" w16cid:durableId="309138382">
-    <w:abstractNumId w:val="8"/>
+    <w:abstractNumId w:val="10"/>
   </w:num>
   <w:num w:numId="18" w16cid:durableId="442456630">
-    <w:abstractNumId w:val="22"/>
+    <w:abstractNumId w:val="24"/>
   </w:num>
   <w:num w:numId="19" w16cid:durableId="294411698">
     <w:abstractNumId w:val="0"/>
   </w:num>
   <w:num w:numId="20" w16cid:durableId="1670140064">
-    <w:abstractNumId w:val="20"/>
+    <w:abstractNumId w:val="22"/>
   </w:num>
   <w:num w:numId="21" w16cid:durableId="1813522467">
-    <w:abstractNumId w:val="23"/>
+    <w:abstractNumId w:val="25"/>
   </w:num>
   <w:num w:numId="22" w16cid:durableId="1748569989">
     <w:abstractNumId w:val="6"/>
@@ -17403,7 +20850,13 @@
     <w:abstractNumId w:val="5"/>
   </w:num>
   <w:num w:numId="25" w16cid:durableId="882903682">
-    <w:abstractNumId w:val="19"/>
+    <w:abstractNumId w:val="21"/>
+  </w:num>
+  <w:num w:numId="26" w16cid:durableId="358967955">
+    <w:abstractNumId w:val="8"/>
+  </w:num>
+  <w:num w:numId="27" w16cid:durableId="1199390945">
+    <w:abstractNumId w:val="7"/>
   </w:num>
   <w:numIdMacAtCleanup w:val="20"/>
 </w:numbering>
@@ -17813,11 +21266,11 @@
       <w:jc w:val="both"/>
     </w:pPr>
   </w:style>
-  <w:style w:type="paragraph" w:styleId="Heading1">
+  <w:style w:type="paragraph" w:styleId="Ttulo1">
     <w:name w:val="heading 1"/>
     <w:basedOn w:val="Normal"/>
     <w:next w:val="Normal"/>
-    <w:link w:val="Heading1Char"/>
+    <w:link w:val="Ttulo1Carter"/>
     <w:uiPriority w:val="9"/>
     <w:qFormat/>
     <w:rsid w:val="00313990"/>
@@ -17829,7 +21282,6 @@
         <w:numId w:val="3"/>
       </w:numPr>
       <w:spacing w:before="360"/>
-      <w:ind w:left="431" w:hanging="431"/>
       <w:outlineLvl w:val="0"/>
     </w:pPr>
     <w:rPr>
@@ -17841,11 +21293,11 @@
       <w:szCs w:val="32"/>
     </w:rPr>
   </w:style>
-  <w:style w:type="paragraph" w:styleId="Heading2">
+  <w:style w:type="paragraph" w:styleId="Ttulo2">
     <w:name w:val="heading 2"/>
     <w:basedOn w:val="Normal"/>
     <w:next w:val="Normal"/>
-    <w:link w:val="Heading2Char"/>
+    <w:link w:val="Ttulo2Carter"/>
     <w:uiPriority w:val="9"/>
     <w:unhideWhenUsed/>
     <w:qFormat/>
@@ -17868,11 +21320,11 @@
       <w:szCs w:val="26"/>
     </w:rPr>
   </w:style>
-  <w:style w:type="paragraph" w:styleId="Heading3">
+  <w:style w:type="paragraph" w:styleId="Ttulo3">
     <w:name w:val="heading 3"/>
     <w:basedOn w:val="Normal"/>
     <w:next w:val="Normal"/>
-    <w:link w:val="Heading3Char"/>
+    <w:link w:val="Ttulo3Carter"/>
     <w:uiPriority w:val="9"/>
     <w:unhideWhenUsed/>
     <w:qFormat/>
@@ -17894,11 +21346,11 @@
       <w:szCs w:val="24"/>
     </w:rPr>
   </w:style>
-  <w:style w:type="paragraph" w:styleId="Heading4">
+  <w:style w:type="paragraph" w:styleId="Ttulo4">
     <w:name w:val="heading 4"/>
     <w:basedOn w:val="Normal"/>
     <w:next w:val="Normal"/>
-    <w:link w:val="Heading4Char"/>
+    <w:link w:val="Ttulo4Carter"/>
     <w:uiPriority w:val="9"/>
     <w:unhideWhenUsed/>
     <w:qFormat/>
@@ -17920,11 +21372,11 @@
       <w:color w:val="2E74B5" w:themeColor="accent1" w:themeShade="BF"/>
     </w:rPr>
   </w:style>
-  <w:style w:type="paragraph" w:styleId="Heading5">
+  <w:style w:type="paragraph" w:styleId="Ttulo5">
     <w:name w:val="heading 5"/>
     <w:basedOn w:val="Normal"/>
     <w:next w:val="Normal"/>
-    <w:link w:val="Heading5Char"/>
+    <w:link w:val="Ttulo5Carter"/>
     <w:uiPriority w:val="9"/>
     <w:unhideWhenUsed/>
     <w:qFormat/>
@@ -17944,11 +21396,11 @@
       <w:color w:val="2E74B5" w:themeColor="accent1" w:themeShade="BF"/>
     </w:rPr>
   </w:style>
-  <w:style w:type="paragraph" w:styleId="Heading6">
+  <w:style w:type="paragraph" w:styleId="Ttulo6">
     <w:name w:val="heading 6"/>
     <w:basedOn w:val="Normal"/>
     <w:next w:val="Normal"/>
-    <w:link w:val="Heading6Char"/>
+    <w:link w:val="Ttulo6Carter"/>
     <w:uiPriority w:val="9"/>
     <w:semiHidden/>
     <w:unhideWhenUsed/>
@@ -17969,11 +21421,11 @@
       <w:color w:val="1F4D78" w:themeColor="accent1" w:themeShade="7F"/>
     </w:rPr>
   </w:style>
-  <w:style w:type="paragraph" w:styleId="Heading7">
+  <w:style w:type="paragraph" w:styleId="Ttulo7">
     <w:name w:val="heading 7"/>
     <w:basedOn w:val="Normal"/>
     <w:next w:val="Normal"/>
-    <w:link w:val="Heading7Char"/>
+    <w:link w:val="Ttulo7Carter"/>
     <w:uiPriority w:val="9"/>
     <w:semiHidden/>
     <w:unhideWhenUsed/>
@@ -17996,11 +21448,11 @@
       <w:color w:val="1F4D78" w:themeColor="accent1" w:themeShade="7F"/>
     </w:rPr>
   </w:style>
-  <w:style w:type="paragraph" w:styleId="Heading8">
+  <w:style w:type="paragraph" w:styleId="Ttulo8">
     <w:name w:val="heading 8"/>
     <w:basedOn w:val="Normal"/>
     <w:next w:val="Normal"/>
-    <w:link w:val="Heading8Char"/>
+    <w:link w:val="Ttulo8Carter"/>
     <w:uiPriority w:val="9"/>
     <w:semiHidden/>
     <w:unhideWhenUsed/>
@@ -18023,11 +21475,11 @@
       <w:szCs w:val="21"/>
     </w:rPr>
   </w:style>
-  <w:style w:type="paragraph" w:styleId="Heading9">
+  <w:style w:type="paragraph" w:styleId="Ttulo9">
     <w:name w:val="heading 9"/>
     <w:basedOn w:val="Normal"/>
     <w:next w:val="Normal"/>
-    <w:link w:val="Heading9Char"/>
+    <w:link w:val="Ttulo9Carter"/>
     <w:uiPriority w:val="9"/>
     <w:semiHidden/>
     <w:unhideWhenUsed/>
@@ -18052,12 +21504,12 @@
       <w:szCs w:val="21"/>
     </w:rPr>
   </w:style>
-  <w:style w:type="character" w:default="1" w:styleId="DefaultParagraphFont">
+  <w:style w:type="character" w:default="1" w:styleId="Tipodeletrapredefinidodopargrafo">
     <w:name w:val="Default Paragraph Font"/>
     <w:uiPriority w:val="1"/>
     <w:unhideWhenUsed/>
   </w:style>
-  <w:style w:type="table" w:default="1" w:styleId="TableNormal">
+  <w:style w:type="table" w:default="1" w:styleId="Tabelanormal">
     <w:name w:val="Normal Table"/>
     <w:uiPriority w:val="99"/>
     <w:semiHidden/>
@@ -18072,7 +21524,7 @@
       </w:tblCellMar>
     </w:tblPr>
   </w:style>
-  <w:style w:type="numbering" w:default="1" w:styleId="NoList">
+  <w:style w:type="numbering" w:default="1" w:styleId="Semlista">
     <w:name w:val="No List"/>
     <w:uiPriority w:val="99"/>
     <w:semiHidden/>
@@ -18080,7 +21532,7 @@
   </w:style>
   <w:style w:type="character" w:customStyle="1" w:styleId="Code">
     <w:name w:val="Code"/>
-    <w:basedOn w:val="DefaultParagraphFont"/>
+    <w:basedOn w:val="Tipodeletrapredefinidodopargrafo"/>
     <w:rsid w:val="000118FB"/>
     <w:rPr>
       <w:rFonts w:ascii="Lucida Console" w:eastAsia="Lucida Console" w:hAnsi="Lucida Console" w:cs="Lucida Console"/>
@@ -18159,7 +21611,7 @@
   </w:style>
   <w:style w:type="character" w:customStyle="1" w:styleId="CodeBoxChar">
     <w:name w:val="Code Box Char"/>
-    <w:basedOn w:val="DefaultParagraphFont"/>
+    <w:basedOn w:val="Tipodeletrapredefinidodopargrafo"/>
     <w:link w:val="CodeBox"/>
     <w:rsid w:val="00E706EF"/>
     <w:rPr>
@@ -18173,10 +21625,10 @@
       <w:lang w:val="en-GB" w:eastAsia="pt-PT"/>
     </w:rPr>
   </w:style>
-  <w:style w:type="character" w:customStyle="1" w:styleId="Heading1Char">
-    <w:name w:val="Heading 1 Char"/>
-    <w:basedOn w:val="DefaultParagraphFont"/>
-    <w:link w:val="Heading1"/>
+  <w:style w:type="character" w:customStyle="1" w:styleId="Ttulo1Carter">
+    <w:name w:val="Título 1 Caráter"/>
+    <w:basedOn w:val="Tipodeletrapredefinidodopargrafo"/>
+    <w:link w:val="Ttulo1"/>
     <w:uiPriority w:val="9"/>
     <w:rsid w:val="00313990"/>
     <w:rPr>
@@ -18188,10 +21640,10 @@
       <w:szCs w:val="32"/>
     </w:rPr>
   </w:style>
-  <w:style w:type="character" w:customStyle="1" w:styleId="Heading2Char">
-    <w:name w:val="Heading 2 Char"/>
-    <w:basedOn w:val="DefaultParagraphFont"/>
-    <w:link w:val="Heading2"/>
+  <w:style w:type="character" w:customStyle="1" w:styleId="Ttulo2Carter">
+    <w:name w:val="Título 2 Caráter"/>
+    <w:basedOn w:val="Tipodeletrapredefinidodopargrafo"/>
+    <w:link w:val="Ttulo2"/>
     <w:uiPriority w:val="9"/>
     <w:rsid w:val="00721AAD"/>
     <w:rPr>
@@ -18202,10 +21654,10 @@
       <w:szCs w:val="26"/>
     </w:rPr>
   </w:style>
-  <w:style w:type="paragraph" w:styleId="ListParagraph">
+  <w:style w:type="paragraph" w:styleId="PargrafodaLista">
     <w:name w:val="List Paragraph"/>
     <w:basedOn w:val="Normal"/>
-    <w:link w:val="ListParagraphChar"/>
+    <w:link w:val="PargrafodaListaCarter"/>
     <w:uiPriority w:val="34"/>
     <w:qFormat/>
     <w:rsid w:val="00C34B94"/>
@@ -18214,9 +21666,9 @@
       <w:contextualSpacing/>
     </w:pPr>
   </w:style>
-  <w:style w:type="table" w:styleId="TableGrid">
+  <w:style w:type="table" w:styleId="TabelacomGrelha">
     <w:name w:val="Table Grid"/>
-    <w:basedOn w:val="TableNormal"/>
+    <w:basedOn w:val="Tabelanormal"/>
     <w:uiPriority w:val="39"/>
     <w:rsid w:val="008F6BAB"/>
     <w:pPr>
@@ -18252,10 +21704,10 @@
       <w:lang w:val="en-US" w:bidi="en-US"/>
     </w:rPr>
   </w:style>
-  <w:style w:type="paragraph" w:styleId="BodyText">
+  <w:style w:type="paragraph" w:styleId="Corpodetexto">
     <w:name w:val="Body Text"/>
     <w:basedOn w:val="Normal"/>
-    <w:link w:val="BodyTextChar"/>
+    <w:link w:val="CorpodetextoCarter"/>
     <w:rsid w:val="008F6BAB"/>
     <w:pPr>
       <w:spacing w:line="360" w:lineRule="auto"/>
@@ -18266,10 +21718,10 @@
       <w:szCs w:val="24"/>
     </w:rPr>
   </w:style>
-  <w:style w:type="character" w:customStyle="1" w:styleId="BodyTextChar">
-    <w:name w:val="Body Text Char"/>
-    <w:basedOn w:val="DefaultParagraphFont"/>
-    <w:link w:val="BodyText"/>
+  <w:style w:type="character" w:customStyle="1" w:styleId="CorpodetextoCarter">
+    <w:name w:val="Corpo de texto Caráter"/>
+    <w:basedOn w:val="Tipodeletrapredefinidodopargrafo"/>
+    <w:link w:val="Corpodetexto"/>
     <w:rsid w:val="008F6BAB"/>
     <w:rPr>
       <w:rFonts w:ascii="Verdana" w:eastAsia="Times New Roman" w:hAnsi="Verdana" w:cs="Times New Roman"/>
@@ -18277,7 +21729,7 @@
       <w:szCs w:val="24"/>
     </w:rPr>
   </w:style>
-  <w:style w:type="paragraph" w:styleId="NoSpacing">
+  <w:style w:type="paragraph" w:styleId="SemEspaamento">
     <w:name w:val="No Spacing"/>
     <w:uiPriority w:val="1"/>
     <w:qFormat/>
@@ -18331,7 +21783,7 @@
   </w:style>
   <w:style w:type="paragraph" w:customStyle="1" w:styleId="Pergunta">
     <w:name w:val="Pergunta"/>
-    <w:basedOn w:val="ListParagraph"/>
+    <w:basedOn w:val="PargrafodaLista"/>
     <w:qFormat/>
     <w:rsid w:val="00544475"/>
     <w:pPr>
@@ -18345,7 +21797,7 @@
   </w:style>
   <w:style w:type="paragraph" w:customStyle="1" w:styleId="RespostaMultipla">
     <w:name w:val="Resposta Multipla"/>
-    <w:basedOn w:val="BodyText"/>
+    <w:basedOn w:val="Corpodetexto"/>
     <w:qFormat/>
     <w:rsid w:val="000203B2"/>
     <w:pPr>
@@ -18367,10 +21819,10 @@
       <w:lang w:eastAsia="pt-PT"/>
     </w:rPr>
   </w:style>
-  <w:style w:type="paragraph" w:styleId="Header">
+  <w:style w:type="paragraph" w:styleId="Cabealho">
     <w:name w:val="header"/>
     <w:basedOn w:val="Normal"/>
-    <w:link w:val="HeaderChar"/>
+    <w:link w:val="CabealhoCarter"/>
     <w:uiPriority w:val="99"/>
     <w:unhideWhenUsed/>
     <w:rsid w:val="006C64FC"/>
@@ -18382,17 +21834,17 @@
       <w:spacing w:line="240" w:lineRule="auto"/>
     </w:pPr>
   </w:style>
-  <w:style w:type="character" w:customStyle="1" w:styleId="HeaderChar">
-    <w:name w:val="Header Char"/>
-    <w:basedOn w:val="DefaultParagraphFont"/>
-    <w:link w:val="Header"/>
+  <w:style w:type="character" w:customStyle="1" w:styleId="CabealhoCarter">
+    <w:name w:val="Cabeçalho Caráter"/>
+    <w:basedOn w:val="Tipodeletrapredefinidodopargrafo"/>
+    <w:link w:val="Cabealho"/>
     <w:uiPriority w:val="99"/>
     <w:rsid w:val="006C64FC"/>
   </w:style>
-  <w:style w:type="paragraph" w:styleId="Footer">
+  <w:style w:type="paragraph" w:styleId="Rodap">
     <w:name w:val="footer"/>
     <w:basedOn w:val="Normal"/>
-    <w:link w:val="FooterChar"/>
+    <w:link w:val="RodapCarter"/>
     <w:uiPriority w:val="99"/>
     <w:unhideWhenUsed/>
     <w:rsid w:val="006C64FC"/>
@@ -18404,18 +21856,18 @@
       <w:spacing w:line="240" w:lineRule="auto"/>
     </w:pPr>
   </w:style>
-  <w:style w:type="character" w:customStyle="1" w:styleId="FooterChar">
-    <w:name w:val="Footer Char"/>
-    <w:basedOn w:val="DefaultParagraphFont"/>
-    <w:link w:val="Footer"/>
+  <w:style w:type="character" w:customStyle="1" w:styleId="RodapCarter">
+    <w:name w:val="Rodapé Caráter"/>
+    <w:basedOn w:val="Tipodeletrapredefinidodopargrafo"/>
+    <w:link w:val="Rodap"/>
     <w:uiPriority w:val="99"/>
     <w:qFormat/>
     <w:rsid w:val="006C64FC"/>
   </w:style>
-  <w:style w:type="paragraph" w:styleId="BalloonText">
+  <w:style w:type="paragraph" w:styleId="Textodebalo">
     <w:name w:val="Balloon Text"/>
     <w:basedOn w:val="Normal"/>
-    <w:link w:val="BalloonTextChar"/>
+    <w:link w:val="TextodebaloCarter"/>
     <w:uiPriority w:val="99"/>
     <w:semiHidden/>
     <w:unhideWhenUsed/>
@@ -18429,10 +21881,10 @@
       <w:szCs w:val="18"/>
     </w:rPr>
   </w:style>
-  <w:style w:type="character" w:customStyle="1" w:styleId="BalloonTextChar">
-    <w:name w:val="Balloon Text Char"/>
-    <w:basedOn w:val="DefaultParagraphFont"/>
-    <w:link w:val="BalloonText"/>
+  <w:style w:type="character" w:customStyle="1" w:styleId="TextodebaloCarter">
+    <w:name w:val="Texto de balão Caráter"/>
+    <w:basedOn w:val="Tipodeletrapredefinidodopargrafo"/>
+    <w:link w:val="Textodebalo"/>
     <w:uiPriority w:val="99"/>
     <w:semiHidden/>
     <w:rsid w:val="00C941DE"/>
@@ -18442,10 +21894,10 @@
       <w:szCs w:val="18"/>
     </w:rPr>
   </w:style>
-  <w:style w:type="character" w:customStyle="1" w:styleId="Heading3Char">
-    <w:name w:val="Heading 3 Char"/>
-    <w:basedOn w:val="DefaultParagraphFont"/>
-    <w:link w:val="Heading3"/>
+  <w:style w:type="character" w:customStyle="1" w:styleId="Ttulo3Carter">
+    <w:name w:val="Título 3 Caráter"/>
+    <w:basedOn w:val="Tipodeletrapredefinidodopargrafo"/>
+    <w:link w:val="Ttulo3"/>
     <w:uiPriority w:val="9"/>
     <w:rsid w:val="00AC33A9"/>
     <w:rPr>
@@ -18457,7 +21909,7 @@
   </w:style>
   <w:style w:type="paragraph" w:customStyle="1" w:styleId="item">
     <w:name w:val="item"/>
-    <w:basedOn w:val="ListParagraph"/>
+    <w:basedOn w:val="PargrafodaLista"/>
     <w:link w:val="itemChar"/>
     <w:qFormat/>
     <w:rsid w:val="00521789"/>
@@ -18483,16 +21935,16 @@
       <w:spacing w:after="240"/>
     </w:pPr>
   </w:style>
-  <w:style w:type="character" w:customStyle="1" w:styleId="ListParagraphChar">
-    <w:name w:val="List Paragraph Char"/>
-    <w:basedOn w:val="DefaultParagraphFont"/>
-    <w:link w:val="ListParagraph"/>
+  <w:style w:type="character" w:customStyle="1" w:styleId="PargrafodaListaCarter">
+    <w:name w:val="Parágrafo da Lista Caráter"/>
+    <w:basedOn w:val="Tipodeletrapredefinidodopargrafo"/>
+    <w:link w:val="PargrafodaLista"/>
     <w:uiPriority w:val="34"/>
     <w:rsid w:val="004458C9"/>
   </w:style>
   <w:style w:type="character" w:customStyle="1" w:styleId="itemChar">
     <w:name w:val="item Char"/>
-    <w:basedOn w:val="ListParagraphChar"/>
+    <w:basedOn w:val="PargrafodaListaCarter"/>
     <w:link w:val="item"/>
     <w:rsid w:val="00521789"/>
   </w:style>
@@ -18502,9 +21954,9 @@
     <w:link w:val="ltimoitem"/>
     <w:rsid w:val="00E81AE8"/>
   </w:style>
-  <w:style w:type="character" w:styleId="Hyperlink">
+  <w:style w:type="character" w:styleId="Hiperligao">
     <w:name w:val="Hyperlink"/>
-    <w:basedOn w:val="DefaultParagraphFont"/>
+    <w:basedOn w:val="Tipodeletrapredefinidodopargrafo"/>
     <w:uiPriority w:val="99"/>
     <w:unhideWhenUsed/>
     <w:rsid w:val="00D22378"/>
@@ -18513,9 +21965,9 @@
       <w:u w:val="single"/>
     </w:rPr>
   </w:style>
-  <w:style w:type="character" w:styleId="UnresolvedMention">
+  <w:style w:type="character" w:styleId="MenoNoResolvida">
     <w:name w:val="Unresolved Mention"/>
-    <w:basedOn w:val="DefaultParagraphFont"/>
+    <w:basedOn w:val="Tipodeletrapredefinidodopargrafo"/>
     <w:uiPriority w:val="99"/>
     <w:semiHidden/>
     <w:unhideWhenUsed/>
@@ -18525,7 +21977,7 @@
       <w:shd w:val="clear" w:color="auto" w:fill="E1DFDD"/>
     </w:rPr>
   </w:style>
-  <w:style w:type="paragraph" w:styleId="Caption">
+  <w:style w:type="paragraph" w:styleId="Legenda">
     <w:name w:val="caption"/>
     <w:basedOn w:val="Normal"/>
     <w:next w:val="Normal"/>
@@ -18558,10 +22010,10 @@
       <w:color w:val="auto"/>
     </w:rPr>
   </w:style>
-  <w:style w:type="character" w:customStyle="1" w:styleId="Heading4Char">
-    <w:name w:val="Heading 4 Char"/>
-    <w:basedOn w:val="DefaultParagraphFont"/>
-    <w:link w:val="Heading4"/>
+  <w:style w:type="character" w:customStyle="1" w:styleId="Ttulo4Carter">
+    <w:name w:val="Título 4 Caráter"/>
+    <w:basedOn w:val="Tipodeletrapredefinidodopargrafo"/>
+    <w:link w:val="Ttulo4"/>
     <w:uiPriority w:val="9"/>
     <w:rsid w:val="001013C0"/>
     <w:rPr>
@@ -18571,9 +22023,9 @@
       <w:color w:val="2E74B5" w:themeColor="accent1" w:themeShade="BF"/>
     </w:rPr>
   </w:style>
-  <w:style w:type="table" w:styleId="GridTable1Light-Accent1">
+  <w:style w:type="table" w:styleId="TabeladeGrelha1Clara-Destaque1">
     <w:name w:val="Grid Table 1 Light Accent 1"/>
-    <w:basedOn w:val="TableNormal"/>
+    <w:basedOn w:val="Tabelanormal"/>
     <w:uiPriority w:val="46"/>
     <w:rsid w:val="00F553B8"/>
     <w:pPr>
@@ -18628,10 +22080,10 @@
       </w:rPr>
     </w:tblStylePr>
   </w:style>
-  <w:style w:type="character" w:customStyle="1" w:styleId="Heading5Char">
-    <w:name w:val="Heading 5 Char"/>
-    <w:basedOn w:val="DefaultParagraphFont"/>
-    <w:link w:val="Heading5"/>
+  <w:style w:type="character" w:customStyle="1" w:styleId="Ttulo5Carter">
+    <w:name w:val="Título 5 Caráter"/>
+    <w:basedOn w:val="Tipodeletrapredefinidodopargrafo"/>
+    <w:link w:val="Ttulo5"/>
     <w:uiPriority w:val="9"/>
     <w:rsid w:val="00033870"/>
     <w:rPr>
@@ -18639,10 +22091,10 @@
       <w:color w:val="2E74B5" w:themeColor="accent1" w:themeShade="BF"/>
     </w:rPr>
   </w:style>
-  <w:style w:type="character" w:customStyle="1" w:styleId="Heading6Char">
-    <w:name w:val="Heading 6 Char"/>
-    <w:basedOn w:val="DefaultParagraphFont"/>
-    <w:link w:val="Heading6"/>
+  <w:style w:type="character" w:customStyle="1" w:styleId="Ttulo6Carter">
+    <w:name w:val="Título 6 Caráter"/>
+    <w:basedOn w:val="Tipodeletrapredefinidodopargrafo"/>
+    <w:link w:val="Ttulo6"/>
     <w:uiPriority w:val="9"/>
     <w:semiHidden/>
     <w:rsid w:val="00033870"/>
@@ -18651,10 +22103,10 @@
       <w:color w:val="1F4D78" w:themeColor="accent1" w:themeShade="7F"/>
     </w:rPr>
   </w:style>
-  <w:style w:type="character" w:customStyle="1" w:styleId="Heading7Char">
-    <w:name w:val="Heading 7 Char"/>
-    <w:basedOn w:val="DefaultParagraphFont"/>
-    <w:link w:val="Heading7"/>
+  <w:style w:type="character" w:customStyle="1" w:styleId="Ttulo7Carter">
+    <w:name w:val="Título 7 Caráter"/>
+    <w:basedOn w:val="Tipodeletrapredefinidodopargrafo"/>
+    <w:link w:val="Ttulo7"/>
     <w:uiPriority w:val="9"/>
     <w:semiHidden/>
     <w:rsid w:val="00033870"/>
@@ -18665,10 +22117,10 @@
       <w:color w:val="1F4D78" w:themeColor="accent1" w:themeShade="7F"/>
     </w:rPr>
   </w:style>
-  <w:style w:type="character" w:customStyle="1" w:styleId="Heading8Char">
-    <w:name w:val="Heading 8 Char"/>
-    <w:basedOn w:val="DefaultParagraphFont"/>
-    <w:link w:val="Heading8"/>
+  <w:style w:type="character" w:customStyle="1" w:styleId="Ttulo8Carter">
+    <w:name w:val="Título 8 Caráter"/>
+    <w:basedOn w:val="Tipodeletrapredefinidodopargrafo"/>
+    <w:link w:val="Ttulo8"/>
     <w:uiPriority w:val="9"/>
     <w:semiHidden/>
     <w:rsid w:val="00033870"/>
@@ -18679,10 +22131,10 @@
       <w:szCs w:val="21"/>
     </w:rPr>
   </w:style>
-  <w:style w:type="character" w:customStyle="1" w:styleId="Heading9Char">
-    <w:name w:val="Heading 9 Char"/>
-    <w:basedOn w:val="DefaultParagraphFont"/>
-    <w:link w:val="Heading9"/>
+  <w:style w:type="character" w:customStyle="1" w:styleId="Ttulo9Carter">
+    <w:name w:val="Título 9 Caráter"/>
+    <w:basedOn w:val="Tipodeletrapredefinidodopargrafo"/>
+    <w:link w:val="Ttulo9"/>
     <w:uiPriority w:val="9"/>
     <w:semiHidden/>
     <w:rsid w:val="00033870"/>
@@ -18695,9 +22147,9 @@
       <w:szCs w:val="21"/>
     </w:rPr>
   </w:style>
-  <w:style w:type="table" w:styleId="GridTable1Light-Accent5">
+  <w:style w:type="table" w:styleId="TabeladeGrelha1Clara-Destaque5">
     <w:name w:val="Grid Table 1 Light Accent 5"/>
-    <w:basedOn w:val="TableNormal"/>
+    <w:basedOn w:val="Tabelanormal"/>
     <w:uiPriority w:val="46"/>
     <w:rsid w:val="00F553B8"/>
     <w:pPr>
@@ -18752,9 +22204,9 @@
       </w:rPr>
     </w:tblStylePr>
   </w:style>
-  <w:style w:type="table" w:styleId="ListTable2-Accent1">
+  <w:style w:type="table" w:styleId="TabeladeLista2-Destaque1">
     <w:name w:val="List Table 2 Accent 1"/>
-    <w:basedOn w:val="TableNormal"/>
+    <w:basedOn w:val="Tabelanormal"/>
     <w:uiPriority w:val="47"/>
     <w:rsid w:val="00152273"/>
     <w:pPr>
@@ -18806,9 +22258,9 @@
       </w:tcPr>
     </w:tblStylePr>
   </w:style>
-  <w:style w:type="character" w:styleId="FollowedHyperlink">
+  <w:style w:type="character" w:styleId="Hiperligaovisitada">
     <w:name w:val="FollowedHyperlink"/>
-    <w:basedOn w:val="DefaultParagraphFont"/>
+    <w:basedOn w:val="Tipodeletrapredefinidodopargrafo"/>
     <w:uiPriority w:val="99"/>
     <w:semiHidden/>
     <w:unhideWhenUsed/>
@@ -18818,9 +22270,9 @@
       <w:u w:val="single"/>
     </w:rPr>
   </w:style>
-  <w:style w:type="paragraph" w:styleId="TOCHeading">
+  <w:style w:type="paragraph" w:styleId="Cabealhodondice">
     <w:name w:val="TOC Heading"/>
-    <w:basedOn w:val="Heading1"/>
+    <w:basedOn w:val="Ttulo1"/>
     <w:next w:val="Normal"/>
     <w:uiPriority w:val="39"/>
     <w:unhideWhenUsed/>
@@ -18843,7 +22295,7 @@
       <w:lang w:val="en-US"/>
     </w:rPr>
   </w:style>
-  <w:style w:type="paragraph" w:styleId="TOC1">
+  <w:style w:type="paragraph" w:styleId="ndice1">
     <w:name w:val="toc 1"/>
     <w:basedOn w:val="Normal"/>
     <w:next w:val="Normal"/>
@@ -18862,7 +22314,7 @@
       <w:u w:val="single"/>
     </w:rPr>
   </w:style>
-  <w:style w:type="paragraph" w:styleId="TOC2">
+  <w:style w:type="paragraph" w:styleId="ndice2">
     <w:name w:val="toc 2"/>
     <w:basedOn w:val="Normal"/>
     <w:next w:val="Normal"/>
@@ -18880,7 +22332,7 @@
       <w:smallCaps/>
     </w:rPr>
   </w:style>
-  <w:style w:type="paragraph" w:styleId="TOC3">
+  <w:style w:type="paragraph" w:styleId="ndice3">
     <w:name w:val="toc 3"/>
     <w:basedOn w:val="Normal"/>
     <w:next w:val="Normal"/>
@@ -18896,7 +22348,7 @@
       <w:smallCaps/>
     </w:rPr>
   </w:style>
-  <w:style w:type="paragraph" w:styleId="TOC4">
+  <w:style w:type="paragraph" w:styleId="ndice4">
     <w:name w:val="toc 4"/>
     <w:basedOn w:val="Normal"/>
     <w:next w:val="Normal"/>
@@ -18910,7 +22362,7 @@
       <w:jc w:val="left"/>
     </w:pPr>
   </w:style>
-  <w:style w:type="paragraph" w:styleId="TOC5">
+  <w:style w:type="paragraph" w:styleId="ndice5">
     <w:name w:val="toc 5"/>
     <w:basedOn w:val="Normal"/>
     <w:next w:val="Normal"/>
@@ -18924,7 +22376,7 @@
       <w:jc w:val="left"/>
     </w:pPr>
   </w:style>
-  <w:style w:type="paragraph" w:styleId="TOC6">
+  <w:style w:type="paragraph" w:styleId="ndice6">
     <w:name w:val="toc 6"/>
     <w:basedOn w:val="Normal"/>
     <w:next w:val="Normal"/>
@@ -18938,7 +22390,7 @@
       <w:jc w:val="left"/>
     </w:pPr>
   </w:style>
-  <w:style w:type="paragraph" w:styleId="TOC7">
+  <w:style w:type="paragraph" w:styleId="ndice7">
     <w:name w:val="toc 7"/>
     <w:basedOn w:val="Normal"/>
     <w:next w:val="Normal"/>
@@ -18952,7 +22404,7 @@
       <w:jc w:val="left"/>
     </w:pPr>
   </w:style>
-  <w:style w:type="paragraph" w:styleId="TOC8">
+  <w:style w:type="paragraph" w:styleId="ndice8">
     <w:name w:val="toc 8"/>
     <w:basedOn w:val="Normal"/>
     <w:next w:val="Normal"/>
@@ -18966,7 +22418,7 @@
       <w:jc w:val="left"/>
     </w:pPr>
   </w:style>
-  <w:style w:type="paragraph" w:styleId="TOC9">
+  <w:style w:type="paragraph" w:styleId="ndice9">
     <w:name w:val="toc 9"/>
     <w:basedOn w:val="Normal"/>
     <w:next w:val="Normal"/>
@@ -18980,9 +22432,9 @@
       <w:jc w:val="left"/>
     </w:pPr>
   </w:style>
-  <w:style w:type="table" w:styleId="GridTable7ColourfulAccent3">
+  <w:style w:type="table" w:styleId="TabeladeGrelha7Colorida-Destaque3">
     <w:name w:val="Grid Table 7 Colorful Accent 3"/>
-    <w:basedOn w:val="TableNormal"/>
+    <w:basedOn w:val="Tabelanormal"/>
     <w:uiPriority w:val="52"/>
     <w:rsid w:val="0043019C"/>
     <w:pPr>
@@ -19120,7 +22572,7 @@
       </w:tcPr>
     </w:tblStylePr>
   </w:style>
-  <w:style w:type="paragraph" w:styleId="TableofFigures">
+  <w:style w:type="paragraph" w:styleId="ndicedeilustraes">
     <w:name w:val="table of figures"/>
     <w:basedOn w:val="Normal"/>
     <w:next w:val="Normal"/>
@@ -19131,9 +22583,9 @@
       <w:spacing w:after="0"/>
     </w:pPr>
   </w:style>
-  <w:style w:type="table" w:styleId="GridTable2-Accent3">
+  <w:style w:type="table" w:styleId="TabeladeGrelha2-Destaque3">
     <w:name w:val="Grid Table 2 Accent 3"/>
-    <w:basedOn w:val="TableNormal"/>
+    <w:basedOn w:val="Tabelanormal"/>
     <w:uiPriority w:val="47"/>
     <w:rsid w:val="0095536C"/>
     <w:pPr>
@@ -19209,9 +22661,9 @@
       </w:tcPr>
     </w:tblStylePr>
   </w:style>
-  <w:style w:type="table" w:styleId="GridTable4-Accent3">
+  <w:style w:type="table" w:styleId="TabeladeGrelha4-Destaque3">
     <w:name w:val="Grid Table 4 Accent 3"/>
-    <w:basedOn w:val="TableNormal"/>
+    <w:basedOn w:val="Tabelanormal"/>
     <w:uiPriority w:val="49"/>
     <w:rsid w:val="008F4623"/>
     <w:pPr>
@@ -19284,6 +22736,19 @@
         <w:shd w:val="clear" w:color="auto" w:fill="EDEDED" w:themeFill="accent3" w:themeFillTint="33"/>
       </w:tcPr>
     </w:tblStylePr>
+  </w:style>
+  <w:style w:type="paragraph" w:styleId="NormalWeb">
+    <w:name w:val="Normal (Web)"/>
+    <w:basedOn w:val="Normal"/>
+    <w:uiPriority w:val="99"/>
+    <w:semiHidden/>
+    <w:unhideWhenUsed/>
+    <w:rsid w:val="00886179"/>
+    <w:rPr>
+      <w:rFonts w:ascii="Times New Roman" w:hAnsi="Times New Roman" w:cs="Times New Roman"/>
+      <w:sz w:val="24"/>
+      <w:szCs w:val="24"/>
+    </w:rPr>
   </w:style>
 </w:styles>
 </file>
@@ -19550,10 +23015,6 @@
 </file>
 
 <file path=customXml/item1.xml><?xml version="1.0" encoding="utf-8"?>
-<b:Sources xmlns:b="http://schemas.openxmlformats.org/officeDocument/2006/bibliography" xmlns="http://schemas.openxmlformats.org/officeDocument/2006/bibliography" SelectedStyle="\APASixthEditionOfficeOnline.xsl" StyleName="APA" Version="6"/>
-</file>
-
-<file path=customXml/item2.xml><?xml version="1.0" encoding="utf-8"?>
 <ct:contentTypeSchema xmlns:ct="http://schemas.microsoft.com/office/2006/metadata/contentType" xmlns:ma="http://schemas.microsoft.com/office/2006/metadata/properties/metaAttributes" ct:_="" ma:_="" ma:contentTypeName="Documento" ma:contentTypeID="0x0101003F8ECAAF88AFCB4AB1D806FDE394FD03" ma:contentTypeVersion="12" ma:contentTypeDescription="Criar um novo documento." ma:contentTypeScope="" ma:versionID="541e5482cd22746a72c07b4578302587">
   <xsd:schema xmlns:xsd="http://www.w3.org/2001/XMLSchema" xmlns:xs="http://www.w3.org/2001/XMLSchema" xmlns:p="http://schemas.microsoft.com/office/2006/metadata/properties" xmlns:ns2="52a6887f-9537-4a34-8793-b765f13d0873" xmlns:ns3="fa1ba186-cf14-4658-82ff-4e1486731960" targetNamespace="http://schemas.microsoft.com/office/2006/metadata/properties" ma:root="true" ma:fieldsID="4badabe4fa58f02b4fe1f9c3f11ac53e" ns2:_="" ns3:_="">
     <xsd:import namespace="52a6887f-9537-4a34-8793-b765f13d0873"/>
@@ -19754,16 +23215,11 @@
 </ct:contentTypeSchema>
 </file>
 
-<file path=customXml/item3.xml><?xml version="1.0" encoding="utf-8"?>
-<?mso-contentType ?>
-<FormTemplates xmlns="http://schemas.microsoft.com/sharepoint/v3/contenttype/forms">
-  <Display>DocumentLibraryForm</Display>
-  <Edit>DocumentLibraryForm</Edit>
-  <New>DocumentLibraryForm</New>
-</FormTemplates>
+<file path=customXml/item2.xml><?xml version="1.0" encoding="utf-8"?>
+<b:Sources xmlns:b="http://schemas.openxmlformats.org/officeDocument/2006/bibliography" xmlns="http://schemas.openxmlformats.org/officeDocument/2006/bibliography" SelectedStyle="\APASixthEditionOfficeOnline.xsl" StyleName="APA" Version="6"/>
 </file>
 
-<file path=customXml/item4.xml><?xml version="1.0" encoding="utf-8"?>
+<file path=customXml/item3.xml><?xml version="1.0" encoding="utf-8"?>
 <p:properties xmlns:p="http://schemas.microsoft.com/office/2006/metadata/properties" xmlns:xsi="http://www.w3.org/2001/XMLSchema-instance" xmlns:pc="http://schemas.microsoft.com/office/infopath/2007/PartnerControls">
   <documentManagement>
     <TaxCatchAll xmlns="fa1ba186-cf14-4658-82ff-4e1486731960" xsi:nil="true"/>
@@ -19774,7 +23230,35 @@
 </p:properties>
 </file>
 
+<file path=customXml/item4.xml><?xml version="1.0" encoding="utf-8"?>
+<?mso-contentType ?>
+<FormTemplates xmlns="http://schemas.microsoft.com/sharepoint/v3/contenttype/forms">
+  <Display>DocumentLibraryForm</Display>
+  <Edit>DocumentLibraryForm</Edit>
+  <New>DocumentLibraryForm</New>
+</FormTemplates>
+</file>
+
 <file path=customXml/itemProps1.xml><?xml version="1.0" encoding="utf-8"?>
+<ds:datastoreItem xmlns:ds="http://schemas.openxmlformats.org/officeDocument/2006/customXml" ds:itemID="{B04309D4-A979-44A4-8B48-1DFD9E70F312}">
+  <ds:schemaRefs>
+    <ds:schemaRef ds:uri="http://schemas.microsoft.com/office/2006/metadata/contentType"/>
+    <ds:schemaRef ds:uri="http://schemas.microsoft.com/office/2006/metadata/properties/metaAttributes"/>
+    <ds:schemaRef ds:uri="http://www.w3.org/2001/XMLSchema"/>
+    <ds:schemaRef ds:uri="http://schemas.microsoft.com/office/2006/metadata/properties"/>
+    <ds:schemaRef ds:uri="52a6887f-9537-4a34-8793-b765f13d0873"/>
+    <ds:schemaRef ds:uri="fa1ba186-cf14-4658-82ff-4e1486731960"/>
+    <ds:schemaRef ds:uri="http://schemas.microsoft.com/office/2006/documentManagement/types"/>
+    <ds:schemaRef ds:uri="http://schemas.microsoft.com/office/infopath/2007/PartnerControls"/>
+    <ds:schemaRef ds:uri="http://schemas.openxmlformats.org/package/2006/metadata/core-properties"/>
+    <ds:schemaRef ds:uri="http://purl.org/dc/elements/1.1/"/>
+    <ds:schemaRef ds:uri="http://purl.org/dc/terms/"/>
+    <ds:schemaRef ds:uri="http://schemas.microsoft.com/internal/obd"/>
+  </ds:schemaRefs>
+</ds:datastoreItem>
+</file>
+
+<file path=customXml/itemProps2.xml><?xml version="1.0" encoding="utf-8"?>
 <ds:datastoreItem xmlns:ds="http://schemas.openxmlformats.org/officeDocument/2006/customXml" ds:itemID="{34E35503-31BE-4C22-8EB5-1B8C3DFFC716}">
   <ds:schemaRefs>
     <ds:schemaRef ds:uri="http://schemas.openxmlformats.org/officeDocument/2006/bibliography"/>
@@ -19782,14 +23266,21 @@
 </ds:datastoreItem>
 </file>
 
-<file path=customXml/itemProps2.xml><?xml version="1.0" encoding="utf-8"?>
-<ds:datastoreItem xmlns:ds="http://schemas.openxmlformats.org/officeDocument/2006/customXml" ds:itemID="{B04309D4-A979-44A4-8B48-1DFD9E70F312}"/>
-</file>
-
 <file path=customXml/itemProps3.xml><?xml version="1.0" encoding="utf-8"?>
-<ds:datastoreItem xmlns:ds="http://schemas.openxmlformats.org/officeDocument/2006/customXml" ds:itemID="{990C7B0B-29F8-4472-849D-8AEB923CF9C9}"/>
+<ds:datastoreItem xmlns:ds="http://schemas.openxmlformats.org/officeDocument/2006/customXml" ds:itemID="{B0D02839-B28B-4402-A79D-B0CCDC274F38}">
+  <ds:schemaRefs>
+    <ds:schemaRef ds:uri="http://schemas.microsoft.com/office/2006/metadata/properties"/>
+    <ds:schemaRef ds:uri="http://schemas.microsoft.com/office/infopath/2007/PartnerControls"/>
+    <ds:schemaRef ds:uri="fa1ba186-cf14-4658-82ff-4e1486731960"/>
+    <ds:schemaRef ds:uri="52a6887f-9537-4a34-8793-b765f13d0873"/>
+  </ds:schemaRefs>
+</ds:datastoreItem>
 </file>
 
 <file path=customXml/itemProps4.xml><?xml version="1.0" encoding="utf-8"?>
-<ds:datastoreItem xmlns:ds="http://schemas.openxmlformats.org/officeDocument/2006/customXml" ds:itemID="{B0D02839-B28B-4402-A79D-B0CCDC274F38}"/>
+<ds:datastoreItem xmlns:ds="http://schemas.openxmlformats.org/officeDocument/2006/customXml" ds:itemID="{990C7B0B-29F8-4472-849D-8AEB923CF9C9}">
+  <ds:schemaRefs>
+    <ds:schemaRef ds:uri="http://schemas.microsoft.com/sharepoint/v3/contenttype/forms"/>
+  </ds:schemaRefs>
+</ds:datastoreItem>
 </file>